--- a/PTFM/[DRAFT-2] Guia para la elaboracion del PROYECTO de TF de Maestría_NR260226.docx
+++ b/PTFM/[DRAFT-2] Guia para la elaboracion del PROYECTO de TF de Maestría_NR260226.docx
@@ -30,6 +30,7 @@
           <w:kern w:val="28"/>
           <w:sz w:val="52"/>
           <w:szCs w:val="52"/>
+          <w:lang w:val="es-ES"/>
         </w:rPr>
       </w:pPr>
       <w:r>
@@ -39,6 +40,7 @@
           <w:kern w:val="28"/>
           <w:sz w:val="52"/>
           <w:szCs w:val="52"/>
+          <w:lang w:val="es-ES"/>
         </w:rPr>
         <w:t>Universidad de Buenos Aires</w:t>
       </w:r>
@@ -56,6 +58,7 @@
           <w:kern w:val="28"/>
           <w:sz w:val="52"/>
           <w:szCs w:val="52"/>
+          <w:lang w:val="es-ES"/>
         </w:rPr>
       </w:pPr>
       <w:r>
@@ -65,6 +68,7 @@
           <w:kern w:val="28"/>
           <w:sz w:val="52"/>
           <w:szCs w:val="52"/>
+          <w:lang w:val="es-ES"/>
         </w:rPr>
         <w:t>Facultad de Ciencias Económicas</w:t>
       </w:r>
@@ -82,6 +86,7 @@
           <w:kern w:val="28"/>
           <w:sz w:val="40"/>
           <w:szCs w:val="40"/>
+          <w:lang w:val="es-ES"/>
         </w:rPr>
       </w:pPr>
       <w:r>
@@ -91,6 +96,7 @@
           <w:kern w:val="28"/>
           <w:sz w:val="40"/>
           <w:szCs w:val="40"/>
+          <w:lang w:val="es-ES"/>
         </w:rPr>
         <w:t xml:space="preserve">Escuela de </w:t>
       </w:r>
@@ -101,6 +107,7 @@
           <w:kern w:val="28"/>
           <w:sz w:val="40"/>
           <w:szCs w:val="40"/>
+          <w:lang w:val="es-ES"/>
         </w:rPr>
         <w:t>Negocios y Administración Pública</w:t>
       </w:r>
@@ -108,16 +115,25 @@
     <w:p>
       <w:pPr>
         <w:jc w:val="center"/>
+        <w:rPr>
+          <w:lang w:val="es-ES"/>
+        </w:rPr>
       </w:pPr>
     </w:p>
     <w:p>
       <w:pPr>
         <w:jc w:val="center"/>
+        <w:rPr>
+          <w:lang w:val="es-ES"/>
+        </w:rPr>
       </w:pPr>
     </w:p>
     <w:p>
       <w:pPr>
         <w:jc w:val="center"/>
+        <w:rPr>
+          <w:lang w:val="es-ES"/>
+        </w:rPr>
       </w:pPr>
     </w:p>
     <w:p>
@@ -136,6 +152,7 @@
           <w:kern w:val="28"/>
           <w:sz w:val="44"/>
           <w:szCs w:val="44"/>
+          <w:lang w:val="es-ES"/>
         </w:rPr>
       </w:pPr>
       <w:r>
@@ -148,6 +165,7 @@
           <w:kern w:val="28"/>
           <w:sz w:val="44"/>
           <w:szCs w:val="44"/>
+          <w:lang w:val="es-ES"/>
         </w:rPr>
         <w:t xml:space="preserve">Maestría en </w:t>
       </w:r>
@@ -161,6 +179,7 @@
           <w:kern w:val="28"/>
           <w:sz w:val="44"/>
           <w:szCs w:val="44"/>
+          <w:lang w:val="es-ES"/>
         </w:rPr>
         <w:t>Economía Aplicada</w:t>
       </w:r>
@@ -168,6 +187,9 @@
     <w:p>
       <w:pPr>
         <w:jc w:val="center"/>
+        <w:rPr>
+          <w:lang w:val="es-ES"/>
+        </w:rPr>
       </w:pPr>
     </w:p>
     <w:p>
@@ -183,6 +205,7 @@
           <w:kern w:val="28"/>
           <w:sz w:val="52"/>
           <w:szCs w:val="52"/>
+          <w:lang w:val="es-ES"/>
         </w:rPr>
       </w:pPr>
     </w:p>
@@ -201,6 +224,7 @@
           <w:kern w:val="28"/>
           <w:sz w:val="44"/>
           <w:szCs w:val="44"/>
+          <w:lang w:val="es-ES"/>
         </w:rPr>
       </w:pPr>
       <w:r>
@@ -212,6 +236,7 @@
           <w:kern w:val="28"/>
           <w:sz w:val="44"/>
           <w:szCs w:val="44"/>
+          <w:lang w:val="es-ES"/>
         </w:rPr>
         <w:t>PROYECTO</w:t>
       </w:r>
@@ -231,6 +256,7 @@
           <w:kern w:val="28"/>
           <w:sz w:val="44"/>
           <w:szCs w:val="44"/>
+          <w:lang w:val="es-ES"/>
         </w:rPr>
       </w:pPr>
       <w:r>
@@ -242,6 +268,7 @@
           <w:kern w:val="28"/>
           <w:sz w:val="44"/>
           <w:szCs w:val="44"/>
+          <w:lang w:val="es-ES"/>
         </w:rPr>
         <w:t>Trabajo Final de Maestría</w:t>
       </w:r>
@@ -252,6 +279,7 @@
         <w:rPr>
           <w:sz w:val="44"/>
           <w:szCs w:val="44"/>
+          <w:lang w:val="es-ES"/>
         </w:rPr>
       </w:pPr>
     </w:p>
@@ -266,22 +294,24 @@
         <w:contextualSpacing/>
         <w:jc w:val="center"/>
         <w:rPr>
-          <w:rFonts w:eastAsiaTheme="majorEastAsia"/>
+          <w:rFonts w:asciiTheme="majorHAnsi" w:eastAsiaTheme="majorEastAsia" w:hAnsiTheme="majorHAnsi"/>
           <w:spacing w:val="5"/>
           <w:kern w:val="28"/>
           <w:sz w:val="36"/>
           <w:szCs w:val="36"/>
-        </w:rPr>
-      </w:pPr>
-      <w:r>
-        <w:rPr>
-          <w:rFonts w:eastAsiaTheme="majorEastAsia"/>
+          <w:lang w:val="es-ES"/>
+        </w:rPr>
+      </w:pPr>
+      <w:r>
+        <w:rPr>
+          <w:rFonts w:asciiTheme="majorHAnsi" w:eastAsiaTheme="majorEastAsia" w:hAnsiTheme="majorHAnsi"/>
           <w:spacing w:val="5"/>
           <w:kern w:val="28"/>
           <w:sz w:val="36"/>
           <w:szCs w:val="36"/>
-        </w:rPr>
-        <w:t>Double Machine Learning for Difference in Difference: fundamentals and application</w:t>
+          <w:lang w:val="es-ES"/>
+        </w:rPr>
+        <w:t>Aprendizaje Automático Doble para Diferencias en Diferencias: Fundamentos y Aplicación</w:t>
       </w:r>
     </w:p>
     <w:p>
@@ -296,27 +326,40 @@
           <w:i/>
           <w:iCs/>
           <w:spacing w:val="15"/>
+          <w:lang w:val="es-ES"/>
         </w:rPr>
       </w:pPr>
     </w:p>
     <w:p>
       <w:pPr>
         <w:jc w:val="center"/>
+        <w:rPr>
+          <w:lang w:val="es-ES"/>
+        </w:rPr>
       </w:pPr>
     </w:p>
     <w:p>
       <w:pPr>
         <w:jc w:val="center"/>
+        <w:rPr>
+          <w:lang w:val="es-ES"/>
+        </w:rPr>
       </w:pPr>
     </w:p>
     <w:p>
       <w:pPr>
         <w:jc w:val="center"/>
+        <w:rPr>
+          <w:lang w:val="es-ES"/>
+        </w:rPr>
       </w:pPr>
     </w:p>
     <w:p>
       <w:pPr>
         <w:jc w:val="center"/>
+        <w:rPr>
+          <w:lang w:val="es-ES"/>
+        </w:rPr>
       </w:pPr>
     </w:p>
     <w:p>
@@ -327,6 +370,7 @@
           <w:bCs/>
           <w:smallCaps/>
           <w:spacing w:val="5"/>
+          <w:lang w:val="es-ES"/>
         </w:rPr>
       </w:pPr>
     </w:p>
@@ -338,6 +382,7 @@
           <w:spacing w:val="5"/>
           <w:sz w:val="28"/>
           <w:szCs w:val="28"/>
+          <w:lang w:val="es-ES"/>
         </w:rPr>
       </w:pPr>
       <w:r>
@@ -347,6 +392,7 @@
           <w:spacing w:val="5"/>
           <w:sz w:val="28"/>
           <w:szCs w:val="28"/>
+          <w:lang w:val="es-ES"/>
         </w:rPr>
         <w:t xml:space="preserve">Autor: </w:t>
       </w:r>
@@ -357,6 +403,7 @@
           <w:spacing w:val="5"/>
           <w:sz w:val="28"/>
           <w:szCs w:val="28"/>
+          <w:lang w:val="es-ES"/>
         </w:rPr>
         <w:t>Martín Gabriel Cargnel</w:t>
       </w:r>
@@ -369,6 +416,7 @@
           <w:spacing w:val="5"/>
           <w:sz w:val="28"/>
           <w:szCs w:val="28"/>
+          <w:lang w:val="es-ES"/>
         </w:rPr>
       </w:pPr>
     </w:p>
@@ -380,6 +428,7 @@
           <w:spacing w:val="5"/>
           <w:sz w:val="28"/>
           <w:szCs w:val="28"/>
+          <w:lang w:val="es-ES"/>
         </w:rPr>
       </w:pPr>
       <w:r>
@@ -389,6 +438,7 @@
           <w:spacing w:val="5"/>
           <w:sz w:val="28"/>
           <w:szCs w:val="28"/>
+          <w:lang w:val="es-ES"/>
         </w:rPr>
         <w:t>Director</w:t>
       </w:r>
@@ -399,6 +449,7 @@
           <w:spacing w:val="5"/>
           <w:sz w:val="28"/>
           <w:szCs w:val="28"/>
+          <w:lang w:val="es-ES"/>
         </w:rPr>
         <w:t xml:space="preserve">: </w:t>
       </w:r>
@@ -409,6 +460,7 @@
           <w:spacing w:val="5"/>
           <w:sz w:val="28"/>
           <w:szCs w:val="28"/>
+          <w:lang w:val="es-ES"/>
         </w:rPr>
         <w:t>María Noelia romero</w:t>
       </w:r>
@@ -422,6 +474,7 @@
           <w:spacing w:val="5"/>
           <w:sz w:val="28"/>
           <w:szCs w:val="28"/>
+          <w:lang w:val="es-ES"/>
         </w:rPr>
       </w:pPr>
     </w:p>
@@ -434,6 +487,7 @@
           <w:spacing w:val="5"/>
           <w:sz w:val="28"/>
           <w:szCs w:val="28"/>
+          <w:lang w:val="es-ES"/>
         </w:rPr>
       </w:pPr>
     </w:p>
@@ -446,6 +500,7 @@
           <w:spacing w:val="5"/>
           <w:sz w:val="28"/>
           <w:szCs w:val="28"/>
+          <w:lang w:val="es-ES"/>
         </w:rPr>
       </w:pPr>
     </w:p>
@@ -458,6 +513,7 @@
           <w:spacing w:val="5"/>
           <w:sz w:val="28"/>
           <w:szCs w:val="28"/>
+          <w:lang w:val="es-ES"/>
         </w:rPr>
       </w:pPr>
     </w:p>
@@ -470,6 +526,7 @@
           <w:spacing w:val="5"/>
           <w:sz w:val="28"/>
           <w:szCs w:val="28"/>
+          <w:lang w:val="es-ES"/>
         </w:rPr>
       </w:pPr>
     </w:p>
@@ -482,6 +539,7 @@
           <w:spacing w:val="5"/>
           <w:sz w:val="28"/>
           <w:szCs w:val="28"/>
+          <w:lang w:val="es-ES"/>
         </w:rPr>
       </w:pPr>
     </w:p>
@@ -494,6 +552,7 @@
           <w:spacing w:val="5"/>
           <w:sz w:val="28"/>
           <w:szCs w:val="28"/>
+          <w:lang w:val="es-ES"/>
         </w:rPr>
       </w:pPr>
     </w:p>
@@ -523,7 +582,7 @@
           <w:spacing w:val="5"/>
           <w:kern w:val="28"/>
         </w:rPr>
-        <w:t>Febrero</w:t>
+        <w:t>Marzo</w:t>
       </w:r>
       <w:r>
         <w:rPr>
@@ -637,12 +696,14 @@
       <w:r>
         <w:rPr>
           <w:rFonts w:ascii="Times New Roman" w:hAnsi="Times New Roman" w:cs="Times New Roman"/>
+          <w:lang w:val="es-ES"/>
         </w:rPr>
         <w:t xml:space="preserve">Este proyecto de tesis investiga la </w:t>
       </w:r>
       <w:r>
         <w:rPr>
           <w:rFonts w:ascii="Times New Roman" w:hAnsi="Times New Roman" w:cs="Times New Roman"/>
+          <w:lang w:val="es-ES"/>
         </w:rPr>
         <w:t>intersección</w:t>
       </w:r>
@@ -651,6 +712,7 @@
       <w:r>
         <w:rPr>
           <w:rFonts w:ascii="Times New Roman" w:hAnsi="Times New Roman" w:cs="Times New Roman"/>
+          <w:lang w:val="es-ES"/>
         </w:rPr>
         <w:t xml:space="preserve"> </w:t>
       </w:r>
@@ -661,6 +723,7 @@
           <w:rFonts w:ascii="Times New Roman" w:hAnsi="Times New Roman" w:cs="Times New Roman"/>
           <w:sz w:val="24"/>
           <w:szCs w:val="24"/>
+          <w:lang w:val="es-ES"/>
         </w:rPr>
         <w:commentReference w:id="0"/>
       </w:r>
@@ -671,12 +734,14 @@
           <w:rFonts w:ascii="Times New Roman" w:hAnsi="Times New Roman" w:cs="Times New Roman"/>
           <w:sz w:val="24"/>
           <w:szCs w:val="24"/>
+          <w:lang w:val="es-ES"/>
         </w:rPr>
         <w:commentReference w:id="1"/>
       </w:r>
       <w:r>
         <w:rPr>
           <w:rFonts w:ascii="Times New Roman" w:hAnsi="Times New Roman" w:cs="Times New Roman"/>
+          <w:lang w:val="es-ES"/>
         </w:rPr>
         <w:t>entre el aprendizaje automático (</w:t>
       </w:r>
@@ -685,76 +750,51 @@
           <w:rFonts w:ascii="Times New Roman" w:hAnsi="Times New Roman" w:cs="Times New Roman"/>
           <w:i/>
           <w:iCs/>
-        </w:rPr>
-        <w:t xml:space="preserve">Machine </w:t>
-      </w:r>
-      <w:proofErr w:type="spellStart"/>
+          <w:lang w:val="es-ES"/>
+        </w:rPr>
+        <w:t>Machine Learning</w:t>
+      </w:r>
+      <w:r>
+        <w:rPr>
+          <w:rFonts w:ascii="Times New Roman" w:hAnsi="Times New Roman" w:cs="Times New Roman"/>
+          <w:lang w:val="es-ES"/>
+        </w:rPr>
+        <w:t xml:space="preserve">) y la inferencia causal, enfocándose específicamente en la implementación del marco de </w:t>
+      </w:r>
       <w:r>
         <w:rPr>
           <w:rFonts w:ascii="Times New Roman" w:hAnsi="Times New Roman" w:cs="Times New Roman"/>
           <w:i/>
           <w:iCs/>
-        </w:rPr>
-        <w:t>Learning</w:t>
-      </w:r>
-      <w:proofErr w:type="spellEnd"/>
-      <w:r>
-        <w:rPr>
-          <w:rFonts w:ascii="Times New Roman" w:hAnsi="Times New Roman" w:cs="Times New Roman"/>
-        </w:rPr>
-        <w:t xml:space="preserve">) y la inferencia causal, enfocándose específicamente en la implementación del marco de </w:t>
-      </w:r>
-      <w:proofErr w:type="spellStart"/>
-      <w:r>
-        <w:rPr>
-          <w:rFonts w:ascii="Times New Roman" w:hAnsi="Times New Roman" w:cs="Times New Roman"/>
-          <w:i/>
-          <w:iCs/>
-        </w:rPr>
-        <w:t>Double</w:t>
-      </w:r>
-      <w:proofErr w:type="spellEnd"/>
-      <w:r>
-        <w:rPr>
-          <w:rFonts w:ascii="Times New Roman" w:hAnsi="Times New Roman" w:cs="Times New Roman"/>
-          <w:i/>
-          <w:iCs/>
-        </w:rPr>
-        <w:t xml:space="preserve"> Machine </w:t>
-      </w:r>
-      <w:proofErr w:type="spellStart"/>
-      <w:r>
-        <w:rPr>
-          <w:rFonts w:ascii="Times New Roman" w:hAnsi="Times New Roman" w:cs="Times New Roman"/>
-          <w:i/>
-          <w:iCs/>
-        </w:rPr>
-        <w:t>Learning</w:t>
-      </w:r>
-      <w:proofErr w:type="spellEnd"/>
-      <w:r>
-        <w:rPr>
-          <w:rFonts w:ascii="Times New Roman" w:hAnsi="Times New Roman" w:cs="Times New Roman"/>
-        </w:rPr>
-        <w:t xml:space="preserve"> (DML) dentro de los diseños de Diferencias en Diferencias (</w:t>
-      </w:r>
-      <w:proofErr w:type="spellStart"/>
-      <w:r>
-        <w:rPr>
-          <w:rFonts w:ascii="Times New Roman" w:hAnsi="Times New Roman" w:cs="Times New Roman"/>
-        </w:rPr>
-        <w:t>DiD</w:t>
-      </w:r>
-      <w:proofErr w:type="spellEnd"/>
-      <w:r>
-        <w:rPr>
-          <w:rFonts w:ascii="Times New Roman" w:hAnsi="Times New Roman" w:cs="Times New Roman"/>
-        </w:rPr>
-        <w:t xml:space="preserve">). Históricamente, las metodologías de ML han sido relegadas a tareas puramente predictivas, mientras que la econometría se han centrado en la identificación y estimación de </w:t>
-      </w:r>
-      <w:r>
-        <w:rPr>
-          <w:rFonts w:ascii="Times New Roman" w:hAnsi="Times New Roman" w:cs="Times New Roman"/>
+          <w:lang w:val="es-ES"/>
+        </w:rPr>
+        <w:t>Double Machine Learning</w:t>
+      </w:r>
+      <w:r>
+        <w:rPr>
+          <w:rFonts w:ascii="Times New Roman" w:hAnsi="Times New Roman" w:cs="Times New Roman"/>
+          <w:lang w:val="es-ES"/>
+        </w:rPr>
+        <w:t xml:space="preserve"> (DML) dentro de los diseños de Diferencias en Diferencias (DiD). Históricamente, las metodologías de ML han sido relegadas a tareas puramente predictivas, mientras que </w:t>
+      </w:r>
+      <w:r>
+        <w:rPr>
+          <w:rFonts w:ascii="Times New Roman" w:hAnsi="Times New Roman" w:cs="Times New Roman"/>
+          <w:lang w:val="es-ES"/>
+        </w:rPr>
+        <w:t>la econometría se ha</w:t>
+      </w:r>
+      <w:r>
+        <w:rPr>
+          <w:rFonts w:ascii="Times New Roman" w:hAnsi="Times New Roman" w:cs="Times New Roman"/>
+          <w:lang w:val="es-ES"/>
+        </w:rPr>
+        <w:t xml:space="preserve"> centrado en la identificación y estimación de </w:t>
+      </w:r>
+      <w:r>
+        <w:rPr>
+          <w:rFonts w:ascii="Times New Roman" w:hAnsi="Times New Roman" w:cs="Times New Roman"/>
+          <w:lang w:val="es-ES"/>
         </w:rPr>
         <w:t>coeficientes</w:t>
       </w:r>
@@ -762,6 +802,7 @@
       <w:r>
         <w:rPr>
           <w:rFonts w:ascii="Times New Roman" w:hAnsi="Times New Roman" w:cs="Times New Roman"/>
+          <w:lang w:val="es-ES"/>
         </w:rPr>
         <w:t xml:space="preserve"> </w:t>
       </w:r>
@@ -772,29 +813,24 @@
           <w:rFonts w:ascii="Times New Roman" w:hAnsi="Times New Roman" w:cs="Times New Roman"/>
           <w:sz w:val="24"/>
           <w:szCs w:val="24"/>
+          <w:lang w:val="es-ES"/>
         </w:rPr>
         <w:commentReference w:id="2"/>
       </w:r>
       <w:r>
         <w:rPr>
           <w:rFonts w:ascii="Times New Roman" w:hAnsi="Times New Roman" w:cs="Times New Roman"/>
+          <w:lang w:val="es-ES"/>
         </w:rPr>
         <w:t xml:space="preserve">causales. Sin embargo, el DML surge como una solución robusta que permite integrar la capacidad de procesamiento de datos de alta dimensionalidad característica del ML, garantizando simultáneamente la validez estadística y la </w:t>
       </w:r>
       <w:commentRangeStart w:id="3"/>
-      <w:proofErr w:type="spellStart"/>
-      <w:r>
-        <w:rPr>
-          <w:rFonts w:ascii="Times New Roman" w:hAnsi="Times New Roman" w:cs="Times New Roman"/>
-        </w:rPr>
-        <w:t>insesgadez</w:t>
-      </w:r>
-      <w:proofErr w:type="spellEnd"/>
-      <w:r>
-        <w:rPr>
-          <w:rFonts w:ascii="Times New Roman" w:hAnsi="Times New Roman" w:cs="Times New Roman"/>
-        </w:rPr>
-        <w:t xml:space="preserve"> </w:t>
+      <w:r>
+        <w:rPr>
+          <w:rFonts w:ascii="Times New Roman" w:hAnsi="Times New Roman" w:cs="Times New Roman"/>
+          <w:lang w:val="es-ES"/>
+        </w:rPr>
+        <w:t xml:space="preserve">insesgadez </w:t>
       </w:r>
       <w:commentRangeEnd w:id="3"/>
       <w:r>
@@ -803,40 +839,30 @@
           <w:rFonts w:ascii="Times New Roman" w:hAnsi="Times New Roman" w:cs="Times New Roman"/>
           <w:sz w:val="24"/>
           <w:szCs w:val="24"/>
+          <w:lang w:val="es-ES"/>
         </w:rPr>
         <w:commentReference w:id="3"/>
       </w:r>
       <w:r>
         <w:rPr>
           <w:rFonts w:ascii="Times New Roman" w:hAnsi="Times New Roman" w:cs="Times New Roman"/>
+          <w:lang w:val="es-ES"/>
         </w:rPr>
         <w:t>necesaria para la estimación de efectos de tratamiento</w:t>
       </w:r>
       <w:r>
         <w:rPr>
           <w:rFonts w:ascii="Times New Roman" w:hAnsi="Times New Roman" w:cs="Times New Roman"/>
+          <w:lang w:val="es-ES"/>
         </w:rPr>
         <w:t>s</w:t>
       </w:r>
       <w:r>
         <w:rPr>
           <w:rFonts w:ascii="Times New Roman" w:hAnsi="Times New Roman" w:cs="Times New Roman"/>
-        </w:rPr>
-        <w:t xml:space="preserve"> mediante la </w:t>
-      </w:r>
-      <w:proofErr w:type="spellStart"/>
-      <w:r>
-        <w:rPr>
-          <w:rFonts w:ascii="Times New Roman" w:hAnsi="Times New Roman" w:cs="Times New Roman"/>
-        </w:rPr>
-        <w:t>ortogonalización</w:t>
-      </w:r>
-      <w:proofErr w:type="spellEnd"/>
-      <w:r>
-        <w:rPr>
-          <w:rFonts w:ascii="Times New Roman" w:hAnsi="Times New Roman" w:cs="Times New Roman"/>
-        </w:rPr>
-        <w:t xml:space="preserve">. </w:t>
+          <w:lang w:val="es-ES"/>
+        </w:rPr>
+        <w:t xml:space="preserve"> mediante la ortogonalización. </w:t>
       </w:r>
       <w:r>
         <w:rPr>
@@ -895,6 +921,7 @@
         <w:ind w:left="0" w:firstLine="708"/>
         <w:rPr>
           <w:rFonts w:ascii="Times New Roman" w:hAnsi="Times New Roman" w:cs="Times New Roman"/>
+          <w:lang w:val="es-ES"/>
         </w:rPr>
       </w:pPr>
       <w:r>
@@ -963,124 +990,72 @@
       <w:r>
         <w:rPr>
           <w:rFonts w:ascii="Times New Roman" w:hAnsi="Times New Roman" w:cs="Times New Roman"/>
-        </w:rPr>
-        <w:t xml:space="preserve">Este </w:t>
-      </w:r>
-      <w:proofErr w:type="spellStart"/>
-      <w:r>
-        <w:rPr>
-          <w:rFonts w:ascii="Times New Roman" w:hAnsi="Times New Roman" w:cs="Times New Roman"/>
-        </w:rPr>
-        <w:t>análisis</w:t>
-      </w:r>
-      <w:proofErr w:type="spellEnd"/>
-      <w:r>
-        <w:rPr>
-          <w:rFonts w:ascii="Times New Roman" w:hAnsi="Times New Roman" w:cs="Times New Roman"/>
+          <w:lang w:val="es-ES"/>
+        </w:rPr>
+        <w:t>Este análisis provee el marco conceptual necesario para que el lector comprenda la interpretación técnica de los resultados posteriores. En la etapa empírica, se contrastan</w:t>
+      </w:r>
+      <w:r>
+        <w:rPr>
+          <w:rFonts w:ascii="Times New Roman" w:hAnsi="Times New Roman" w:cs="Times New Roman"/>
+          <w:lang w:val="es-ES"/>
         </w:rPr>
         <w:t xml:space="preserve"> </w:t>
       </w:r>
-      <w:proofErr w:type="spellStart"/>
-      <w:r>
-        <w:rPr>
-          <w:rFonts w:ascii="Times New Roman" w:hAnsi="Times New Roman" w:cs="Times New Roman"/>
-        </w:rPr>
-        <w:t>provee</w:t>
-      </w:r>
-      <w:proofErr w:type="spellEnd"/>
-      <w:r>
-        <w:rPr>
-          <w:rFonts w:ascii="Times New Roman" w:hAnsi="Times New Roman" w:cs="Times New Roman"/>
-        </w:rPr>
-        <w:t xml:space="preserve"> </w:t>
-      </w:r>
-      <w:proofErr w:type="spellStart"/>
-      <w:r>
-        <w:rPr>
-          <w:rFonts w:ascii="Times New Roman" w:hAnsi="Times New Roman" w:cs="Times New Roman"/>
-        </w:rPr>
-        <w:t>el</w:t>
-      </w:r>
-      <w:proofErr w:type="spellEnd"/>
-      <w:r>
-        <w:rPr>
-          <w:rFonts w:ascii="Times New Roman" w:hAnsi="Times New Roman" w:cs="Times New Roman"/>
-        </w:rPr>
-        <w:t xml:space="preserve"> marco conceptual necesario para que el lector comprenda la interpretación técnica de los resultados posteriores. En la etapa empírica, se contrastan</w:t>
-      </w:r>
-      <w:r>
-        <w:rPr>
-          <w:rFonts w:ascii="Times New Roman" w:hAnsi="Times New Roman" w:cs="Times New Roman"/>
-        </w:rPr>
-        <w:t xml:space="preserve"> </w:t>
-      </w:r>
-      <w:r>
-        <w:rPr>
-          <w:rFonts w:ascii="Times New Roman" w:hAnsi="Times New Roman" w:cs="Times New Roman"/>
+      <w:r>
+        <w:rPr>
+          <w:rFonts w:ascii="Times New Roman" w:hAnsi="Times New Roman" w:cs="Times New Roman"/>
+          <w:lang w:val="es-ES"/>
         </w:rPr>
         <w:t xml:space="preserve">los estimadores de </w:t>
       </w:r>
       <w:r>
         <w:rPr>
           <w:rFonts w:ascii="Times New Roman" w:hAnsi="Times New Roman" w:cs="Times New Roman"/>
+          <w:lang w:val="es-ES"/>
         </w:rPr>
         <w:t>econometría</w:t>
       </w:r>
       <w:r>
         <w:rPr>
           <w:rFonts w:ascii="Times New Roman" w:hAnsi="Times New Roman" w:cs="Times New Roman"/>
+          <w:lang w:val="es-ES"/>
         </w:rPr>
         <w:t xml:space="preserve"> tradicional con los de ML en</w:t>
       </w:r>
       <w:r>
         <w:rPr>
           <w:rFonts w:ascii="Times New Roman" w:hAnsi="Times New Roman" w:cs="Times New Roman"/>
+          <w:lang w:val="es-ES"/>
         </w:rPr>
         <w:t xml:space="preserve"> dos escenarios fundamentales: un diseño canónico de tratamiento simultáneo y un esquema de adopción escalonada (</w:t>
       </w:r>
-      <w:proofErr w:type="spellStart"/>
       <w:r>
         <w:rPr>
           <w:rFonts w:ascii="Times New Roman" w:hAnsi="Times New Roman" w:cs="Times New Roman"/>
           <w:i/>
           <w:iCs/>
-        </w:rPr>
-        <w:t>staggered</w:t>
-      </w:r>
-      <w:proofErr w:type="spellEnd"/>
-      <w:r>
-        <w:rPr>
-          <w:rFonts w:ascii="Times New Roman" w:hAnsi="Times New Roman" w:cs="Times New Roman"/>
-          <w:i/>
-          <w:iCs/>
-        </w:rPr>
-        <w:t xml:space="preserve"> </w:t>
-      </w:r>
-      <w:proofErr w:type="spellStart"/>
-      <w:r>
-        <w:rPr>
-          <w:rFonts w:ascii="Times New Roman" w:hAnsi="Times New Roman" w:cs="Times New Roman"/>
-          <w:i/>
-          <w:iCs/>
-        </w:rPr>
-        <w:t>adoption</w:t>
-      </w:r>
-      <w:proofErr w:type="spellEnd"/>
-      <w:r>
-        <w:rPr>
-          <w:rFonts w:ascii="Times New Roman" w:hAnsi="Times New Roman" w:cs="Times New Roman"/>
+          <w:lang w:val="es-ES"/>
+        </w:rPr>
+        <w:t>staggered adoption</w:t>
+      </w:r>
+      <w:r>
+        <w:rPr>
+          <w:rFonts w:ascii="Times New Roman" w:hAnsi="Times New Roman" w:cs="Times New Roman"/>
+          <w:lang w:val="es-ES"/>
         </w:rPr>
         <w:t xml:space="preserve">). El objetivo central es determinar en qué condiciones los resultados del DML </w:t>
       </w:r>
       <w:r>
         <w:rPr>
           <w:rFonts w:ascii="Times New Roman" w:hAnsi="Times New Roman" w:cs="Times New Roman"/>
+          <w:lang w:val="es-ES"/>
         </w:rPr>
         <w:t xml:space="preserve">difieren </w:t>
       </w:r>
       <w:r>
         <w:rPr>
           <w:rFonts w:ascii="Times New Roman" w:hAnsi="Times New Roman" w:cs="Times New Roman"/>
+          <w:lang w:val="es-ES"/>
         </w:rPr>
         <w:t>de los estimadores clásicos. La investigación demuestra que, en entornos simples, ambas metodologías presentan resultados similares; no obstante, ante la presencia de adopción escalonada y muchas covariables, los resultados de los estimadores clásicos resultan sesgados y anti-intuitivos, mientras que DML presenta resultados alineados a los de la bibliografía.</w:t>
       </w:r>
@@ -1148,23 +1123,7 @@
           <w:rFonts w:ascii="Times New Roman" w:hAnsi="Times New Roman" w:cs="Times New Roman"/>
           <w:lang w:val="es-ES"/>
         </w:rPr>
-        <w:t xml:space="preserve">xiste una dicotomía histórica en estadística aplicada entre predecir y explicar, tal como lo destacó </w:t>
-      </w:r>
-      <w:proofErr w:type="spellStart"/>
-      <w:r>
-        <w:rPr>
-          <w:rFonts w:ascii="Times New Roman" w:hAnsi="Times New Roman" w:cs="Times New Roman"/>
-          <w:lang w:val="es-ES"/>
-        </w:rPr>
-        <w:t>Breiman</w:t>
-      </w:r>
-      <w:proofErr w:type="spellEnd"/>
-      <w:r>
-        <w:rPr>
-          <w:rFonts w:ascii="Times New Roman" w:hAnsi="Times New Roman" w:cs="Times New Roman"/>
-          <w:lang w:val="es-ES"/>
-        </w:rPr>
-        <w:t xml:space="preserve"> (2001) en su influyente trabajo sobre las "dos culturas" del modelado estadístico. </w:t>
+        <w:t xml:space="preserve">xiste una dicotomía histórica en estadística aplicada entre predecir y explicar, tal como lo destacó Breiman (2001) en su influyente trabajo sobre las "dos culturas" del modelado estadístico. </w:t>
       </w:r>
       <w:r>
         <w:rPr>
@@ -1210,6 +1169,7 @@
         <w:ind w:left="0" w:firstLine="708"/>
         <w:rPr>
           <w:rFonts w:ascii="Times New Roman" w:hAnsi="Times New Roman" w:cs="Times New Roman"/>
+          <w:lang w:val="es-ES"/>
         </w:rPr>
       </w:pPr>
       <w:r>
@@ -1219,7 +1179,6 @@
         </w:rPr>
         <w:t xml:space="preserve">Los métodos de ML, como </w:t>
       </w:r>
-      <w:proofErr w:type="spellStart"/>
       <w:r>
         <w:rPr>
           <w:rFonts w:ascii="Times New Roman" w:hAnsi="Times New Roman" w:cs="Times New Roman"/>
@@ -1227,29 +1186,8 @@
           <w:iCs/>
           <w:lang w:val="es-ES"/>
         </w:rPr>
-        <w:t>random</w:t>
-      </w:r>
-      <w:proofErr w:type="spellEnd"/>
-      <w:r>
-        <w:rPr>
-          <w:rFonts w:ascii="Times New Roman" w:hAnsi="Times New Roman" w:cs="Times New Roman"/>
-          <w:i/>
-          <w:iCs/>
-          <w:lang w:val="es-ES"/>
-        </w:rPr>
-        <w:t xml:space="preserve"> </w:t>
-      </w:r>
-      <w:proofErr w:type="spellStart"/>
-      <w:r>
-        <w:rPr>
-          <w:rFonts w:ascii="Times New Roman" w:hAnsi="Times New Roman" w:cs="Times New Roman"/>
-          <w:i/>
-          <w:iCs/>
-          <w:lang w:val="es-ES"/>
-        </w:rPr>
-        <w:t>forest</w:t>
-      </w:r>
-      <w:proofErr w:type="spellEnd"/>
+        <w:t>random forest</w:t>
+      </w:r>
       <w:r>
         <w:rPr>
           <w:rFonts w:ascii="Times New Roman" w:hAnsi="Times New Roman" w:cs="Times New Roman"/>
@@ -1260,36 +1198,9 @@
       <w:r>
         <w:rPr>
           <w:rFonts w:ascii="Times New Roman" w:hAnsi="Times New Roman" w:cs="Times New Roman"/>
-        </w:rPr>
-        <w:t xml:space="preserve">Sin embargo, a menudo son "cajas negras" difíciles de interpretar causalmente, lo que ha generado escepticismo entre economistas y científicos sociales cuyo objetivo es entender por qué ocurre un fenómeno (explicar) y cómo una intervención afecta un </w:t>
-      </w:r>
-      <w:proofErr w:type="spellStart"/>
-      <w:r>
-        <w:rPr>
-          <w:rFonts w:ascii="Times New Roman" w:hAnsi="Times New Roman" w:cs="Times New Roman"/>
-        </w:rPr>
-        <w:t>resultado</w:t>
-      </w:r>
-      <w:proofErr w:type="spellEnd"/>
-      <w:r>
-        <w:rPr>
-          <w:rFonts w:ascii="Times New Roman" w:hAnsi="Times New Roman" w:cs="Times New Roman"/>
-        </w:rPr>
-        <w:t xml:space="preserve"> (</w:t>
-      </w:r>
-      <w:proofErr w:type="spellStart"/>
-      <w:r>
-        <w:rPr>
-          <w:rFonts w:ascii="Times New Roman" w:hAnsi="Times New Roman" w:cs="Times New Roman"/>
-        </w:rPr>
-        <w:t>inferencia</w:t>
-      </w:r>
-      <w:proofErr w:type="spellEnd"/>
-      <w:r>
-        <w:rPr>
-          <w:rFonts w:ascii="Times New Roman" w:hAnsi="Times New Roman" w:cs="Times New Roman"/>
-        </w:rPr>
-        <w:t xml:space="preserve"> causal).</w:t>
+          <w:lang w:val="es-ES"/>
+        </w:rPr>
+        <w:t>Sin embargo, a menudo son "cajas negras" difíciles de interpretar causalmente, lo que ha generado escepticismo entre economistas y científicos sociales cuyo objetivo es entender por qué ocurre un fenómeno (explicar) y cómo una intervención afecta un resultado (inferencia causal).</w:t>
       </w:r>
     </w:p>
     <w:p>
@@ -1299,6 +1210,7 @@
         <w:ind w:left="0" w:firstLine="708"/>
         <w:rPr>
           <w:rFonts w:ascii="Times New Roman" w:hAnsi="Times New Roman" w:cs="Times New Roman"/>
+          <w:lang w:val="es-ES"/>
         </w:rPr>
       </w:pPr>
       <w:r>
@@ -1308,31 +1220,20 @@
         </w:rPr>
         <w:t xml:space="preserve">Por otro lado, los métodos econométricos tradicionales son </w:t>
       </w:r>
-      <w:proofErr w:type="gramStart"/>
-      <w:r>
-        <w:rPr>
-          <w:rFonts w:ascii="Times New Roman" w:hAnsi="Times New Roman" w:cs="Times New Roman"/>
-          <w:lang w:val="es-ES"/>
-        </w:rPr>
-        <w:t>interpretables</w:t>
-      </w:r>
-      <w:proofErr w:type="gramEnd"/>
-      <w:r>
-        <w:rPr>
-          <w:rFonts w:ascii="Times New Roman" w:hAnsi="Times New Roman" w:cs="Times New Roman"/>
-          <w:lang w:val="es-ES"/>
-        </w:rPr>
-        <w:t xml:space="preserve"> pero pueden sufrir de sesgos severos por "mala especificación del modelo" al tener que asumir una forma funcional rígida (linealidad, </w:t>
-      </w:r>
-      <w:proofErr w:type="spellStart"/>
-      <w:r>
-        <w:rPr>
-          <w:rFonts w:ascii="Times New Roman" w:hAnsi="Times New Roman" w:cs="Times New Roman"/>
-          <w:lang w:val="es-ES"/>
-        </w:rPr>
-        <w:t>aditividad</w:t>
-      </w:r>
-      <w:proofErr w:type="spellEnd"/>
+      <w:r>
+        <w:rPr>
+          <w:rFonts w:ascii="Times New Roman" w:hAnsi="Times New Roman" w:cs="Times New Roman"/>
+          <w:lang w:val="es-ES"/>
+        </w:rPr>
+        <w:t>interpretables,</w:t>
+      </w:r>
+      <w:r>
+        <w:rPr>
+          <w:rFonts w:ascii="Times New Roman" w:hAnsi="Times New Roman" w:cs="Times New Roman"/>
+          <w:lang w:val="es-ES"/>
+        </w:rPr>
+        <w:t xml:space="preserve"> pero pueden sufrir de sesgos severos por "mala especificación del modelo" al tener que asumir una forma funcional rígida (linealidad, aditividad</w:t>
+      </w:r>
       <w:r>
         <w:rPr>
           <w:rFonts w:ascii="Times New Roman" w:hAnsi="Times New Roman" w:cs="Times New Roman"/>
@@ -1350,46 +1251,21 @@
       <w:r>
         <w:rPr>
           <w:rFonts w:ascii="Times New Roman" w:hAnsi="Times New Roman" w:cs="Times New Roman"/>
-        </w:rPr>
-        <w:t xml:space="preserve">Si la </w:t>
-      </w:r>
-      <w:proofErr w:type="spellStart"/>
-      <w:r>
-        <w:rPr>
-          <w:rFonts w:ascii="Times New Roman" w:hAnsi="Times New Roman" w:cs="Times New Roman"/>
-        </w:rPr>
-        <w:t>verdadera</w:t>
-      </w:r>
-      <w:proofErr w:type="spellEnd"/>
-      <w:r>
-        <w:rPr>
-          <w:rFonts w:ascii="Times New Roman" w:hAnsi="Times New Roman" w:cs="Times New Roman"/>
-        </w:rPr>
-        <w:t xml:space="preserve"> </w:t>
-      </w:r>
-      <w:proofErr w:type="spellStart"/>
-      <w:r>
-        <w:rPr>
-          <w:rFonts w:ascii="Times New Roman" w:hAnsi="Times New Roman" w:cs="Times New Roman"/>
-        </w:rPr>
-        <w:t>relación</w:t>
-      </w:r>
-      <w:proofErr w:type="spellEnd"/>
-      <w:r>
-        <w:rPr>
-          <w:rFonts w:ascii="Times New Roman" w:hAnsi="Times New Roman" w:cs="Times New Roman"/>
-        </w:rPr>
-        <w:t xml:space="preserve"> entre las variables es </w:t>
-      </w:r>
-      <w:r>
-        <w:rPr>
-          <w:rFonts w:ascii="Times New Roman" w:hAnsi="Times New Roman" w:cs="Times New Roman"/>
+          <w:lang w:val="es-ES"/>
+        </w:rPr>
+        <w:t xml:space="preserve">Si la verdadera relación entre las variables es </w:t>
+      </w:r>
+      <w:r>
+        <w:rPr>
+          <w:rFonts w:ascii="Times New Roman" w:hAnsi="Times New Roman" w:cs="Times New Roman"/>
+          <w:lang w:val="es-ES"/>
         </w:rPr>
         <w:t xml:space="preserve">más </w:t>
       </w:r>
       <w:r>
         <w:rPr>
           <w:rFonts w:ascii="Times New Roman" w:hAnsi="Times New Roman" w:cs="Times New Roman"/>
+          <w:lang w:val="es-ES"/>
         </w:rPr>
         <w:t>compleja, un modelo lineal simple no logrará controlar adecuadamente, resultando en estimaciones sesgadas.</w:t>
       </w:r>
@@ -1407,46 +1283,51 @@
       <w:r>
         <w:rPr>
           <w:rFonts w:ascii="Times New Roman" w:hAnsi="Times New Roman" w:cs="Times New Roman"/>
+          <w:lang w:val="es-ES"/>
         </w:rPr>
         <w:t xml:space="preserve">La justificación de este trabajo radica en </w:t>
       </w:r>
       <w:r>
         <w:rPr>
           <w:rFonts w:ascii="Times New Roman" w:hAnsi="Times New Roman" w:cs="Times New Roman"/>
+          <w:lang w:val="es-ES"/>
         </w:rPr>
         <w:t xml:space="preserve">el estudio </w:t>
       </w:r>
       <w:r>
         <w:rPr>
           <w:rFonts w:ascii="Times New Roman" w:hAnsi="Times New Roman" w:cs="Times New Roman"/>
+          <w:lang w:val="es-ES"/>
         </w:rPr>
         <w:t>de herramientas que combinen lo mejor de ambos mundos: la flexibilidad y poder predictivo del ML para modelar las variables de</w:t>
       </w:r>
       <w:r>
         <w:rPr>
           <w:rFonts w:ascii="Times New Roman" w:hAnsi="Times New Roman" w:cs="Times New Roman"/>
+          <w:lang w:val="es-ES"/>
         </w:rPr>
         <w:t xml:space="preserve"> control</w:t>
       </w:r>
       <w:r>
         <w:rPr>
           <w:rFonts w:ascii="Times New Roman" w:hAnsi="Times New Roman" w:cs="Times New Roman"/>
+          <w:lang w:val="es-ES"/>
         </w:rPr>
         <w:t xml:space="preserve"> ("</w:t>
       </w:r>
-      <w:proofErr w:type="spellStart"/>
       <w:r>
         <w:rPr>
           <w:rFonts w:ascii="Times New Roman" w:hAnsi="Times New Roman" w:cs="Times New Roman"/>
           <w:i/>
           <w:iCs/>
+          <w:lang w:val="es-ES"/>
         </w:rPr>
         <w:t>nuisance</w:t>
       </w:r>
-      <w:proofErr w:type="spellEnd"/>
-      <w:r>
-        <w:rPr>
-          <w:rFonts w:ascii="Times New Roman" w:hAnsi="Times New Roman" w:cs="Times New Roman"/>
+      <w:r>
+        <w:rPr>
+          <w:rFonts w:ascii="Times New Roman" w:hAnsi="Times New Roman" w:cs="Times New Roman"/>
+          <w:lang w:val="es-ES"/>
         </w:rPr>
         <w:t xml:space="preserve">") y el rigor de la teoría de inferencia causal para obtener estimadores insesgados y realizar pruebas de hipótesis válidas. </w:t>
       </w:r>
@@ -1457,7 +1338,6 @@
         </w:rPr>
         <w:t xml:space="preserve">El marco de </w:t>
       </w:r>
-      <w:proofErr w:type="spellStart"/>
       <w:r>
         <w:rPr>
           <w:rFonts w:ascii="Times New Roman" w:hAnsi="Times New Roman" w:cs="Times New Roman"/>
@@ -1465,51 +1345,14 @@
           <w:iCs/>
           <w:lang w:val="es-ES"/>
         </w:rPr>
-        <w:t>Double</w:t>
-      </w:r>
-      <w:proofErr w:type="spellEnd"/>
-      <w:r>
-        <w:rPr>
-          <w:rFonts w:ascii="Times New Roman" w:hAnsi="Times New Roman" w:cs="Times New Roman"/>
-          <w:i/>
-          <w:iCs/>
-          <w:lang w:val="es-ES"/>
-        </w:rPr>
-        <w:t xml:space="preserve"> Machine </w:t>
-      </w:r>
-      <w:proofErr w:type="spellStart"/>
-      <w:r>
-        <w:rPr>
-          <w:rFonts w:ascii="Times New Roman" w:hAnsi="Times New Roman" w:cs="Times New Roman"/>
-          <w:i/>
-          <w:iCs/>
-          <w:lang w:val="es-ES"/>
-        </w:rPr>
-        <w:t>Learning</w:t>
-      </w:r>
-      <w:proofErr w:type="spellEnd"/>
-      <w:r>
-        <w:rPr>
-          <w:rFonts w:ascii="Times New Roman" w:hAnsi="Times New Roman" w:cs="Times New Roman"/>
-          <w:lang w:val="es-ES"/>
-        </w:rPr>
-        <w:t xml:space="preserve"> (DML), propuesto por </w:t>
-      </w:r>
-      <w:proofErr w:type="spellStart"/>
-      <w:r>
-        <w:rPr>
-          <w:rFonts w:ascii="Times New Roman" w:hAnsi="Times New Roman" w:cs="Times New Roman"/>
-          <w:lang w:val="es-ES"/>
-        </w:rPr>
-        <w:t>Chernozhukov</w:t>
-      </w:r>
-      <w:proofErr w:type="spellEnd"/>
-      <w:r>
-        <w:rPr>
-          <w:rFonts w:ascii="Times New Roman" w:hAnsi="Times New Roman" w:cs="Times New Roman"/>
-          <w:lang w:val="es-ES"/>
-        </w:rPr>
-        <w:t xml:space="preserve"> et al. </w:t>
+        <w:t>Double Machine Learning</w:t>
+      </w:r>
+      <w:r>
+        <w:rPr>
+          <w:rFonts w:ascii="Times New Roman" w:hAnsi="Times New Roman" w:cs="Times New Roman"/>
+          <w:lang w:val="es-ES"/>
+        </w:rPr>
+        <w:t xml:space="preserve"> (DML), propuesto por Chernozhukov et al. </w:t>
       </w:r>
       <w:r>
         <w:rPr>
@@ -1547,188 +1390,85 @@
         <w:ind w:left="0" w:firstLine="708"/>
         <w:rPr>
           <w:rFonts w:ascii="Times New Roman" w:hAnsi="Times New Roman" w:cs="Times New Roman"/>
-        </w:rPr>
-      </w:pPr>
-      <w:r>
-        <w:rPr>
-          <w:rFonts w:ascii="Times New Roman" w:hAnsi="Times New Roman" w:cs="Times New Roman"/>
-        </w:rPr>
-        <w:t xml:space="preserve">Este </w:t>
-      </w:r>
-      <w:proofErr w:type="spellStart"/>
-      <w:r>
-        <w:rPr>
-          <w:rFonts w:ascii="Times New Roman" w:hAnsi="Times New Roman" w:cs="Times New Roman"/>
-        </w:rPr>
-        <w:t>trabajo</w:t>
-      </w:r>
-      <w:proofErr w:type="spellEnd"/>
-      <w:r>
-        <w:rPr>
-          <w:rFonts w:ascii="Times New Roman" w:hAnsi="Times New Roman" w:cs="Times New Roman"/>
-        </w:rPr>
-        <w:t xml:space="preserve"> es </w:t>
-      </w:r>
-      <w:proofErr w:type="spellStart"/>
-      <w:r>
-        <w:rPr>
-          <w:rFonts w:ascii="Times New Roman" w:hAnsi="Times New Roman" w:cs="Times New Roman"/>
-        </w:rPr>
-        <w:t>relevante</w:t>
-      </w:r>
-      <w:proofErr w:type="spellEnd"/>
-      <w:r>
-        <w:rPr>
-          <w:rFonts w:ascii="Times New Roman" w:hAnsi="Times New Roman" w:cs="Times New Roman"/>
-        </w:rPr>
-        <w:t xml:space="preserve"> y oportuno porque proporciona una guía metodológica práctica sobre el uso de DML específicamente en diseños de Diferencias en Diferencias (</w:t>
-      </w:r>
-      <w:proofErr w:type="spellStart"/>
-      <w:r>
-        <w:rPr>
-          <w:rFonts w:ascii="Times New Roman" w:hAnsi="Times New Roman" w:cs="Times New Roman"/>
-        </w:rPr>
-        <w:t>DiD</w:t>
-      </w:r>
-      <w:proofErr w:type="spellEnd"/>
-      <w:r>
-        <w:rPr>
-          <w:rFonts w:ascii="Times New Roman" w:hAnsi="Times New Roman" w:cs="Times New Roman"/>
+          <w:lang w:val="es-ES"/>
+        </w:rPr>
+      </w:pPr>
+      <w:r>
+        <w:rPr>
+          <w:rFonts w:ascii="Times New Roman" w:hAnsi="Times New Roman" w:cs="Times New Roman"/>
+          <w:lang w:val="es-ES"/>
+        </w:rPr>
+        <w:t>Este trabajo es relevante y oportuno porque proporciona una guía metodológica práctica sobre el uso de DML específicamente en diseños de Diferencias en Diferencias (DiD)</w:t>
+      </w:r>
+      <w:r>
+        <w:rPr>
+          <w:rFonts w:ascii="Times New Roman" w:hAnsi="Times New Roman" w:cs="Times New Roman"/>
+          <w:lang w:val="es-ES"/>
+        </w:rPr>
+        <w:t xml:space="preserve"> y una evidencia empírica</w:t>
+      </w:r>
+      <w:r>
+        <w:rPr>
+          <w:rFonts w:ascii="Times New Roman" w:hAnsi="Times New Roman" w:cs="Times New Roman"/>
+          <w:lang w:val="es-ES"/>
+        </w:rPr>
+        <w:t xml:space="preserve"> para distintos contextos de DiD</w:t>
+      </w:r>
+      <w:r>
+        <w:rPr>
+          <w:rFonts w:ascii="Times New Roman" w:hAnsi="Times New Roman" w:cs="Times New Roman"/>
+          <w:lang w:val="es-ES"/>
+        </w:rPr>
+        <w:t xml:space="preserve">. </w:t>
+      </w:r>
+      <w:r>
+        <w:rPr>
+          <w:rFonts w:ascii="Times New Roman" w:hAnsi="Times New Roman" w:cs="Times New Roman"/>
+          <w:lang w:val="es-ES"/>
+        </w:rPr>
+        <w:t>DiD es una de las herramientas más populares en evaluación de políticas públicas, pero también una donde los supuestos tradicionales están siendo cuestionados</w:t>
+      </w:r>
+      <w:r>
+        <w:rPr>
+          <w:rFonts w:ascii="Times New Roman" w:hAnsi="Times New Roman" w:cs="Times New Roman"/>
+          <w:lang w:val="es-ES"/>
+        </w:rPr>
+        <w:t xml:space="preserve"> en ciertos contextos</w:t>
+      </w:r>
+      <w:r>
+        <w:rPr>
+          <w:rFonts w:ascii="Times New Roman" w:hAnsi="Times New Roman" w:cs="Times New Roman"/>
+          <w:lang w:val="es-ES"/>
+        </w:rPr>
+        <w:t xml:space="preserve"> (</w:t>
+      </w:r>
+      <w:r>
+        <w:rPr>
+          <w:rFonts w:ascii="Times New Roman" w:hAnsi="Times New Roman" w:cs="Times New Roman"/>
+          <w:lang w:val="es-ES"/>
+        </w:rPr>
+        <w:t>Goodman-Bacon, 2021</w:t>
+      </w:r>
+      <w:r>
+        <w:rPr>
+          <w:rFonts w:ascii="Times New Roman" w:hAnsi="Times New Roman" w:cs="Times New Roman"/>
+          <w:lang w:val="es-ES"/>
         </w:rPr>
         <w:t>)</w:t>
       </w:r>
       <w:r>
         <w:rPr>
           <w:rFonts w:ascii="Times New Roman" w:hAnsi="Times New Roman" w:cs="Times New Roman"/>
-        </w:rPr>
-        <w:t xml:space="preserve"> y una evidencia empírica</w:t>
-      </w:r>
-      <w:r>
-        <w:rPr>
-          <w:rFonts w:ascii="Times New Roman" w:hAnsi="Times New Roman" w:cs="Times New Roman"/>
-        </w:rPr>
-        <w:t xml:space="preserve"> para distintos contextos de </w:t>
-      </w:r>
-      <w:proofErr w:type="spellStart"/>
-      <w:r>
-        <w:rPr>
-          <w:rFonts w:ascii="Times New Roman" w:hAnsi="Times New Roman" w:cs="Times New Roman"/>
-        </w:rPr>
-        <w:t>DiD</w:t>
-      </w:r>
-      <w:proofErr w:type="spellEnd"/>
-      <w:r>
-        <w:rPr>
-          <w:rFonts w:ascii="Times New Roman" w:hAnsi="Times New Roman" w:cs="Times New Roman"/>
+          <w:lang w:val="es-ES"/>
         </w:rPr>
         <w:t xml:space="preserve">. </w:t>
       </w:r>
-      <w:proofErr w:type="spellStart"/>
-      <w:r>
-        <w:rPr>
-          <w:rFonts w:ascii="Times New Roman" w:hAnsi="Times New Roman" w:cs="Times New Roman"/>
-          <w:lang w:val="es-ES"/>
-        </w:rPr>
-        <w:t>DiD</w:t>
-      </w:r>
-      <w:proofErr w:type="spellEnd"/>
-      <w:r>
-        <w:rPr>
-          <w:rFonts w:ascii="Times New Roman" w:hAnsi="Times New Roman" w:cs="Times New Roman"/>
-          <w:lang w:val="es-ES"/>
-        </w:rPr>
-        <w:t xml:space="preserve"> es una de las herramientas más populares en evaluación de políticas públicas, pero también una donde los supuestos tradicionales están siendo cuestionados</w:t>
-      </w:r>
-      <w:r>
-        <w:rPr>
-          <w:rFonts w:ascii="Times New Roman" w:hAnsi="Times New Roman" w:cs="Times New Roman"/>
-          <w:lang w:val="es-ES"/>
-        </w:rPr>
-        <w:t xml:space="preserve"> en ciertos contextos</w:t>
-      </w:r>
-      <w:r>
-        <w:rPr>
-          <w:rFonts w:ascii="Times New Roman" w:hAnsi="Times New Roman" w:cs="Times New Roman"/>
-          <w:lang w:val="es-ES"/>
-        </w:rPr>
-        <w:t xml:space="preserve"> (</w:t>
-      </w:r>
-      <w:r>
-        <w:rPr>
-          <w:rFonts w:ascii="Times New Roman" w:hAnsi="Times New Roman" w:cs="Times New Roman"/>
-          <w:lang w:val="es-ES"/>
-        </w:rPr>
-        <w:t>Goodman-Bacon</w:t>
-      </w:r>
-      <w:r>
-        <w:rPr>
-          <w:rFonts w:ascii="Times New Roman" w:hAnsi="Times New Roman" w:cs="Times New Roman"/>
-          <w:lang w:val="es-ES"/>
-        </w:rPr>
-        <w:t xml:space="preserve">, </w:t>
-      </w:r>
-      <w:r>
-        <w:rPr>
-          <w:rFonts w:ascii="Times New Roman" w:hAnsi="Times New Roman" w:cs="Times New Roman"/>
-          <w:lang w:val="es-ES"/>
-        </w:rPr>
-        <w:t>2021</w:t>
-      </w:r>
-      <w:r>
-        <w:rPr>
-          <w:rFonts w:ascii="Times New Roman" w:hAnsi="Times New Roman" w:cs="Times New Roman"/>
-          <w:lang w:val="es-ES"/>
-        </w:rPr>
-        <w:t>)</w:t>
-      </w:r>
-      <w:r>
-        <w:rPr>
-          <w:rFonts w:ascii="Times New Roman" w:hAnsi="Times New Roman" w:cs="Times New Roman"/>
-          <w:lang w:val="es-ES"/>
-        </w:rPr>
-        <w:t xml:space="preserve">. </w:t>
-      </w:r>
-      <w:proofErr w:type="spellStart"/>
-      <w:r>
-        <w:rPr>
-          <w:rFonts w:ascii="Times New Roman" w:hAnsi="Times New Roman" w:cs="Times New Roman"/>
-        </w:rPr>
-        <w:t>Mostrar</w:t>
-      </w:r>
-      <w:proofErr w:type="spellEnd"/>
-      <w:r>
-        <w:rPr>
-          <w:rFonts w:ascii="Times New Roman" w:hAnsi="Times New Roman" w:cs="Times New Roman"/>
-        </w:rPr>
-        <w:t xml:space="preserve"> </w:t>
-      </w:r>
-      <w:proofErr w:type="spellStart"/>
-      <w:r>
-        <w:rPr>
-          <w:rFonts w:ascii="Times New Roman" w:hAnsi="Times New Roman" w:cs="Times New Roman"/>
-        </w:rPr>
-        <w:t>cómo</w:t>
-      </w:r>
-      <w:proofErr w:type="spellEnd"/>
-      <w:r>
-        <w:rPr>
-          <w:rFonts w:ascii="Times New Roman" w:hAnsi="Times New Roman" w:cs="Times New Roman"/>
-        </w:rPr>
-        <w:t xml:space="preserve"> DML </w:t>
-      </w:r>
-      <w:proofErr w:type="spellStart"/>
-      <w:r>
-        <w:rPr>
-          <w:rFonts w:ascii="Times New Roman" w:hAnsi="Times New Roman" w:cs="Times New Roman"/>
-        </w:rPr>
-        <w:t>puede</w:t>
-      </w:r>
-      <w:proofErr w:type="spellEnd"/>
-      <w:r>
-        <w:rPr>
-          <w:rFonts w:ascii="Times New Roman" w:hAnsi="Times New Roman" w:cs="Times New Roman"/>
-        </w:rPr>
-        <w:t xml:space="preserve"> robustecer estos análisis tiene un valor directo para investigadores y profesionales en economía, ciencia de datos y políticas públicas.</w:t>
+      <w:r>
+        <w:rPr>
+          <w:rFonts w:ascii="Times New Roman" w:hAnsi="Times New Roman" w:cs="Times New Roman"/>
+          <w:lang w:val="es-ES"/>
+        </w:rPr>
+        <w:t>Mostrar cómo DML puede robustecer estos análisis tiene un valor directo para investigadores y profesionales en economía, ciencia de datos y políticas públicas.</w:t>
       </w:r>
     </w:p>
     <w:p>
@@ -1737,6 +1477,9 @@
           <w:tab w:val="left" w:pos="6840"/>
         </w:tabs>
         <w:jc w:val="both"/>
+        <w:rPr>
+          <w:lang w:val="es-ES"/>
+        </w:rPr>
       </w:pPr>
     </w:p>
     <w:p>
@@ -1816,61 +1559,69 @@
         <w:ind w:left="0" w:firstLine="708"/>
         <w:rPr>
           <w:rFonts w:ascii="Times New Roman" w:hAnsi="Times New Roman" w:cs="Times New Roman"/>
-        </w:rPr>
-      </w:pPr>
-      <w:r>
-        <w:rPr>
-          <w:rFonts w:ascii="Times New Roman" w:hAnsi="Times New Roman" w:cs="Times New Roman"/>
+          <w:lang w:val="es-ES"/>
+        </w:rPr>
+      </w:pPr>
+      <w:r>
+        <w:rPr>
+          <w:rFonts w:ascii="Times New Roman" w:hAnsi="Times New Roman" w:cs="Times New Roman"/>
+          <w:lang w:val="es-ES"/>
         </w:rPr>
         <w:t xml:space="preserve">El problema central de investigación es comparar los resultados de estimadores tradicionales frente a </w:t>
       </w:r>
       <w:r>
         <w:rPr>
           <w:rFonts w:ascii="Times New Roman" w:hAnsi="Times New Roman" w:cs="Times New Roman"/>
+          <w:lang w:val="es-ES"/>
         </w:rPr>
         <w:t>DML</w:t>
       </w:r>
       <w:r>
         <w:rPr>
           <w:rFonts w:ascii="Times New Roman" w:hAnsi="Times New Roman" w:cs="Times New Roman"/>
+          <w:lang w:val="es-ES"/>
         </w:rPr>
         <w:t xml:space="preserve"> en </w:t>
       </w:r>
       <w:r>
         <w:rPr>
           <w:rFonts w:ascii="Times New Roman" w:hAnsi="Times New Roman" w:cs="Times New Roman"/>
+          <w:lang w:val="es-ES"/>
         </w:rPr>
         <w:t>distintos</w:t>
       </w:r>
       <w:r>
         <w:rPr>
           <w:rFonts w:ascii="Times New Roman" w:hAnsi="Times New Roman" w:cs="Times New Roman"/>
+          <w:lang w:val="es-ES"/>
         </w:rPr>
         <w:t xml:space="preserve"> contexto</w:t>
       </w:r>
       <w:r>
         <w:rPr>
           <w:rFonts w:ascii="Times New Roman" w:hAnsi="Times New Roman" w:cs="Times New Roman"/>
+          <w:lang w:val="es-ES"/>
         </w:rPr>
         <w:t>s</w:t>
       </w:r>
       <w:r>
         <w:rPr>
           <w:rFonts w:ascii="Times New Roman" w:hAnsi="Times New Roman" w:cs="Times New Roman"/>
+          <w:lang w:val="es-ES"/>
         </w:rPr>
         <w:t xml:space="preserve"> de </w:t>
       </w:r>
-      <w:proofErr w:type="spellStart"/>
-      <w:r>
-        <w:rPr>
-          <w:rFonts w:ascii="Times New Roman" w:hAnsi="Times New Roman" w:cs="Times New Roman"/>
+      <w:r>
+        <w:rPr>
+          <w:rFonts w:ascii="Times New Roman" w:hAnsi="Times New Roman" w:cs="Times New Roman"/>
+          <w:lang w:val="es-ES"/>
         </w:rPr>
         <w:t>DiD</w:t>
       </w:r>
-      <w:proofErr w:type="spellEnd"/>
-      <w:r>
-        <w:rPr>
-          <w:rFonts w:ascii="Times New Roman" w:hAnsi="Times New Roman" w:cs="Times New Roman"/>
+      <w:r>
+        <w:rPr>
+          <w:rFonts w:ascii="Times New Roman" w:hAnsi="Times New Roman" w:cs="Times New Roman"/>
+          <w:lang w:val="es-ES"/>
         </w:rPr>
         <w:t>, identificando escenarios donde no hay discrepancias significativas y, crucialmente, escenarios donde sí las hay.</w:t>
       </w:r>
@@ -1882,6 +1633,7 @@
         <w:ind w:left="0" w:firstLine="708"/>
         <w:rPr>
           <w:rFonts w:ascii="Times New Roman" w:hAnsi="Times New Roman" w:cs="Times New Roman"/>
+          <w:lang w:val="es-ES"/>
         </w:rPr>
       </w:pPr>
     </w:p>
@@ -1892,78 +1644,30 @@
         <w:ind w:left="0" w:firstLine="708"/>
         <w:rPr>
           <w:rFonts w:ascii="Times New Roman" w:hAnsi="Times New Roman" w:cs="Times New Roman"/>
-        </w:rPr>
-      </w:pPr>
-      <w:r>
-        <w:rPr>
-          <w:rFonts w:ascii="Times New Roman" w:hAnsi="Times New Roman" w:cs="Times New Roman"/>
+          <w:lang w:val="es-ES"/>
+        </w:rPr>
+      </w:pPr>
+      <w:r>
+        <w:rPr>
+          <w:rFonts w:ascii="Times New Roman" w:hAnsi="Times New Roman" w:cs="Times New Roman"/>
+          <w:lang w:val="es-ES"/>
         </w:rPr>
         <w:lastRenderedPageBreak/>
-        <w:t>En la práctica econométrica actual, el diseño de Diferencias en Diferencias (</w:t>
-      </w:r>
-      <w:proofErr w:type="spellStart"/>
-      <w:r>
-        <w:rPr>
-          <w:rFonts w:ascii="Times New Roman" w:hAnsi="Times New Roman" w:cs="Times New Roman"/>
-        </w:rPr>
-        <w:t>DiD</w:t>
-      </w:r>
-      <w:proofErr w:type="spellEnd"/>
-      <w:r>
-        <w:rPr>
-          <w:rFonts w:ascii="Times New Roman" w:hAnsi="Times New Roman" w:cs="Times New Roman"/>
-        </w:rPr>
-        <w:t>) es el estándar para estimar efectos causales con datos de panel observacionales. El estimador convencional para implementarlo ha sido la regresión de Efectos Fijos de Dos Vías (</w:t>
-      </w:r>
-      <w:proofErr w:type="spellStart"/>
+        <w:t>En la práctica econométrica actual, el diseño de Diferencias en Diferencias (DiD) es el estándar para estimar efectos causales con datos de panel observacionales. El estimador convencional para implementarlo ha sido la regresión de Efectos Fijos de Dos Vías (</w:t>
+      </w:r>
       <w:r>
         <w:rPr>
           <w:rFonts w:ascii="Times New Roman" w:hAnsi="Times New Roman" w:cs="Times New Roman"/>
           <w:i/>
           <w:iCs/>
-        </w:rPr>
-        <w:t>Two-Way</w:t>
-      </w:r>
-      <w:proofErr w:type="spellEnd"/>
-      <w:r>
-        <w:rPr>
-          <w:rFonts w:ascii="Times New Roman" w:hAnsi="Times New Roman" w:cs="Times New Roman"/>
-          <w:i/>
-          <w:iCs/>
-        </w:rPr>
-        <w:t xml:space="preserve"> </w:t>
-      </w:r>
-      <w:proofErr w:type="spellStart"/>
-      <w:r>
-        <w:rPr>
-          <w:rFonts w:ascii="Times New Roman" w:hAnsi="Times New Roman" w:cs="Times New Roman"/>
-          <w:i/>
-          <w:iCs/>
-        </w:rPr>
-        <w:t>Fixed</w:t>
-      </w:r>
-      <w:proofErr w:type="spellEnd"/>
-      <w:r>
-        <w:rPr>
-          <w:rFonts w:ascii="Times New Roman" w:hAnsi="Times New Roman" w:cs="Times New Roman"/>
-          <w:i/>
-          <w:iCs/>
-        </w:rPr>
-        <w:t xml:space="preserve"> </w:t>
-      </w:r>
-      <w:proofErr w:type="spellStart"/>
-      <w:r>
-        <w:rPr>
-          <w:rFonts w:ascii="Times New Roman" w:hAnsi="Times New Roman" w:cs="Times New Roman"/>
-          <w:i/>
-          <w:iCs/>
-        </w:rPr>
-        <w:t>Effects</w:t>
-      </w:r>
-      <w:proofErr w:type="spellEnd"/>
-      <w:r>
-        <w:rPr>
-          <w:rFonts w:ascii="Times New Roman" w:hAnsi="Times New Roman" w:cs="Times New Roman"/>
+          <w:lang w:val="es-ES"/>
+        </w:rPr>
+        <w:t>Two-Way Fixed Effects</w:t>
+      </w:r>
+      <w:r>
+        <w:rPr>
+          <w:rFonts w:ascii="Times New Roman" w:hAnsi="Times New Roman" w:cs="Times New Roman"/>
+          <w:lang w:val="es-ES"/>
         </w:rPr>
         <w:t xml:space="preserve"> - TWFE).</w:t>
       </w:r>
@@ -1975,73 +1679,69 @@
         <w:ind w:left="0" w:firstLine="708"/>
         <w:rPr>
           <w:rFonts w:ascii="Times New Roman" w:hAnsi="Times New Roman" w:cs="Times New Roman"/>
-        </w:rPr>
-      </w:pPr>
-      <w:r>
-        <w:rPr>
-          <w:rFonts w:ascii="Times New Roman" w:hAnsi="Times New Roman" w:cs="Times New Roman"/>
-        </w:rPr>
-        <w:t xml:space="preserve">Sin embargo, una literatura reciente y creciente (Goodman-Bacon, 2021; Callaway &amp; </w:t>
-      </w:r>
-      <w:proofErr w:type="spellStart"/>
-      <w:r>
-        <w:rPr>
-          <w:rFonts w:ascii="Times New Roman" w:hAnsi="Times New Roman" w:cs="Times New Roman"/>
-        </w:rPr>
-        <w:t>Sant'Anna</w:t>
-      </w:r>
-      <w:proofErr w:type="spellEnd"/>
-      <w:r>
-        <w:rPr>
-          <w:rFonts w:ascii="Times New Roman" w:hAnsi="Times New Roman" w:cs="Times New Roman"/>
-        </w:rPr>
-        <w:t xml:space="preserve">, 2021) ha demostrado que TWFE puede presentar sesgos significativos, especialmente en configuraciones de adopción escalonada, donde las unidades reciben el tratamiento en diferentes momentos. En estos casos, TWFE realiza comparaciones </w:t>
-      </w:r>
-      <w:r>
-        <w:rPr>
-          <w:rFonts w:ascii="Times New Roman" w:hAnsi="Times New Roman" w:cs="Times New Roman"/>
+          <w:lang w:val="es-ES"/>
+        </w:rPr>
+      </w:pPr>
+      <w:r>
+        <w:rPr>
+          <w:rFonts w:ascii="Times New Roman" w:hAnsi="Times New Roman" w:cs="Times New Roman"/>
+          <w:lang w:val="es-ES"/>
+        </w:rPr>
+        <w:t xml:space="preserve">Sin embargo, una literatura reciente y creciente (Goodman-Bacon, 2021; Callaway &amp; Sant'Anna, 2021) ha demostrado que TWFE puede presentar sesgos significativos, especialmente en configuraciones de adopción escalonada, donde las unidades reciben el tratamiento en diferentes momentos. En estos casos, TWFE realiza comparaciones </w:t>
+      </w:r>
+      <w:r>
+        <w:rPr>
+          <w:rFonts w:ascii="Times New Roman" w:hAnsi="Times New Roman" w:cs="Times New Roman"/>
+          <w:lang w:val="es-ES"/>
         </w:rPr>
         <w:t>indebidas</w:t>
       </w:r>
       <w:r>
         <w:rPr>
           <w:rFonts w:ascii="Times New Roman" w:hAnsi="Times New Roman" w:cs="Times New Roman"/>
+          <w:lang w:val="es-ES"/>
         </w:rPr>
         <w:t xml:space="preserve"> (</w:t>
       </w:r>
       <w:r>
         <w:rPr>
           <w:rFonts w:ascii="Times New Roman" w:hAnsi="Times New Roman" w:cs="Times New Roman"/>
+          <w:lang w:val="es-ES"/>
         </w:rPr>
         <w:t xml:space="preserve">por ejemplo, </w:t>
       </w:r>
       <w:r>
         <w:rPr>
           <w:rFonts w:ascii="Times New Roman" w:hAnsi="Times New Roman" w:cs="Times New Roman"/>
+          <w:lang w:val="es-ES"/>
         </w:rPr>
         <w:t xml:space="preserve">usar unidades tratadas temprano como control para unidades tratadas tarde), lo que puede resultar en </w:t>
       </w:r>
       <w:r>
         <w:rPr>
           <w:rFonts w:ascii="Times New Roman" w:hAnsi="Times New Roman" w:cs="Times New Roman"/>
+          <w:lang w:val="es-ES"/>
         </w:rPr>
         <w:t xml:space="preserve">estimaciones </w:t>
       </w:r>
       <w:r>
         <w:rPr>
           <w:rFonts w:ascii="Times New Roman" w:hAnsi="Times New Roman" w:cs="Times New Roman"/>
+          <w:lang w:val="es-ES"/>
         </w:rPr>
         <w:t xml:space="preserve">del efecto del tratamiento </w:t>
       </w:r>
       <w:r>
         <w:rPr>
           <w:rFonts w:ascii="Times New Roman" w:hAnsi="Times New Roman" w:cs="Times New Roman"/>
+          <w:lang w:val="es-ES"/>
         </w:rPr>
         <w:t>sesgadas</w:t>
       </w:r>
       <w:r>
         <w:rPr>
           <w:rFonts w:ascii="Times New Roman" w:hAnsi="Times New Roman" w:cs="Times New Roman"/>
+          <w:lang w:val="es-ES"/>
         </w:rPr>
         <w:t>.</w:t>
       </w:r>
@@ -2053,29 +1753,34 @@
         <w:ind w:left="0" w:firstLine="708"/>
         <w:rPr>
           <w:rFonts w:ascii="Times New Roman" w:hAnsi="Times New Roman" w:cs="Times New Roman"/>
-        </w:rPr>
-      </w:pPr>
-      <w:r>
-        <w:rPr>
-          <w:rFonts w:ascii="Times New Roman" w:hAnsi="Times New Roman" w:cs="Times New Roman"/>
+          <w:lang w:val="es-ES"/>
+        </w:rPr>
+      </w:pPr>
+      <w:r>
+        <w:rPr>
+          <w:rFonts w:ascii="Times New Roman" w:hAnsi="Times New Roman" w:cs="Times New Roman"/>
+          <w:lang w:val="es-ES"/>
         </w:rPr>
         <w:t xml:space="preserve">Además del problema temporal, existe el problema de las covariables. TWFE asume típicamente que las covariables </w:t>
       </w:r>
       <w:r>
         <w:rPr>
           <w:rFonts w:ascii="Times New Roman" w:hAnsi="Times New Roman" w:cs="Times New Roman"/>
+          <w:lang w:val="es-ES"/>
         </w:rPr>
         <w:t>ingresan</w:t>
       </w:r>
       <w:r>
         <w:rPr>
           <w:rFonts w:ascii="Times New Roman" w:hAnsi="Times New Roman" w:cs="Times New Roman"/>
+          <w:lang w:val="es-ES"/>
         </w:rPr>
         <w:t xml:space="preserve"> en el modelo de forma lineal y aditiva. Si la realidad es que las covariables interactúan entre sí de formas complejas o tienen efectos no lineales, TWFE estará mal especificado. </w:t>
       </w:r>
       <w:r>
         <w:rPr>
           <w:rFonts w:ascii="Times New Roman" w:hAnsi="Times New Roman" w:cs="Times New Roman"/>
+          <w:lang w:val="es-ES"/>
         </w:rPr>
         <w:t xml:space="preserve">En dichas circunstancias, </w:t>
       </w:r>
@@ -2087,18 +1792,21 @@
           <w:rFonts w:ascii="Times New Roman" w:hAnsi="Times New Roman" w:cs="Times New Roman"/>
           <w:sz w:val="24"/>
           <w:szCs w:val="24"/>
+          <w:lang w:val="es-ES"/>
         </w:rPr>
         <w:commentReference w:id="4"/>
       </w:r>
       <w:r>
         <w:rPr>
           <w:rFonts w:ascii="Times New Roman" w:hAnsi="Times New Roman" w:cs="Times New Roman"/>
+          <w:lang w:val="es-ES"/>
         </w:rPr>
         <w:t xml:space="preserve">DML promete una mejora sustancial: </w:t>
       </w:r>
       <w:r>
         <w:rPr>
           <w:rFonts w:ascii="Times New Roman" w:hAnsi="Times New Roman" w:cs="Times New Roman"/>
+          <w:lang w:val="es-ES"/>
         </w:rPr>
         <w:t>Al emplear algoritmos de aprendizaje automático para aproximar la forma funcional de los datos, DML permite controlar de manera más eficaz el efecto de las variables de control que una regresión lineal tradicional. Además, evita exigir que el investigador conozca de antemano la forma funcional exacta, un supuesto que en la práctica suele ser difícil de cumplir y que puede conducir a simplificaciones excesivas.</w:t>
       </w:r>
@@ -2110,13 +1818,29 @@
         <w:ind w:left="0" w:firstLine="708"/>
         <w:rPr>
           <w:rFonts w:ascii="Times New Roman" w:hAnsi="Times New Roman" w:cs="Times New Roman"/>
-        </w:rPr>
-      </w:pPr>
-      <w:r>
-        <w:rPr>
-          <w:rFonts w:ascii="Times New Roman" w:hAnsi="Times New Roman" w:cs="Times New Roman"/>
-        </w:rPr>
-        <w:t>Para estudiar estos sesgos en profundidad, luego de establecer el marco teórico, se realizará un ejercicio de simulaciones que permita identificar bajo qué condiciones los estimadores tradicionales presentan sesgos significativos y, por lo tanto, justifican el costo de implementar DML.</w:t>
+          <w:lang w:val="es-ES"/>
+        </w:rPr>
+      </w:pPr>
+      <w:r>
+        <w:rPr>
+          <w:rFonts w:ascii="Times New Roman" w:hAnsi="Times New Roman" w:cs="Times New Roman"/>
+          <w:lang w:val="es-ES"/>
+        </w:rPr>
+        <w:t xml:space="preserve">Para estudiar estos sesgos en profundidad, luego de establecer el marco teórico, se realizará un ejercicio de simulaciones que permita identificar </w:t>
+      </w:r>
+      <w:r>
+        <w:rPr>
+          <w:rFonts w:ascii="Times New Roman" w:hAnsi="Times New Roman" w:cs="Times New Roman"/>
+          <w:lang w:val="es-ES"/>
+        </w:rPr>
+        <w:t>en qué condiciones</w:t>
+      </w:r>
+      <w:r>
+        <w:rPr>
+          <w:rFonts w:ascii="Times New Roman" w:hAnsi="Times New Roman" w:cs="Times New Roman"/>
+          <w:lang w:val="es-ES"/>
+        </w:rPr>
+        <w:t xml:space="preserve"> los estimadores tradicionales presentan sesgos significativos y, por lo tanto, justifican el costo de implementar DML.</w:t>
       </w:r>
     </w:p>
     <w:p>
@@ -2126,11 +1850,13 @@
         <w:ind w:left="0" w:firstLine="708"/>
         <w:rPr>
           <w:rFonts w:ascii="Times New Roman" w:hAnsi="Times New Roman" w:cs="Times New Roman"/>
-        </w:rPr>
-      </w:pPr>
-      <w:r>
-        <w:rPr>
-          <w:rFonts w:ascii="Times New Roman" w:hAnsi="Times New Roman" w:cs="Times New Roman"/>
+          <w:lang w:val="es-ES"/>
+        </w:rPr>
+      </w:pPr>
+      <w:r>
+        <w:rPr>
+          <w:rFonts w:ascii="Times New Roman" w:hAnsi="Times New Roman" w:cs="Times New Roman"/>
+          <w:lang w:val="es-ES"/>
         </w:rPr>
         <w:t>El objetivo no es simplemente aplicar un algoritmo más complejo, sino evaluar si esa complejidad adicional se traduce en una mejor estimación cuando las circunstancias lo requieren. Una vez identificados esos casos mediante simulaciones, se aplicarán los estimadores a datos reales para validar los hallazgos.</w:t>
       </w:r>
@@ -2142,6 +1868,7 @@
         <w:ind w:left="0" w:firstLine="708"/>
         <w:rPr>
           <w:rFonts w:ascii="Times New Roman" w:hAnsi="Times New Roman" w:cs="Times New Roman"/>
+          <w:lang w:val="es-ES"/>
         </w:rPr>
       </w:pPr>
       <w:r>
@@ -2158,84 +1885,53 @@
         </w:rPr>
         <w:t xml:space="preserve"> </w:t>
       </w:r>
-      <w:proofErr w:type="spellStart"/>
-      <w:r>
-        <w:rPr>
-          <w:rFonts w:ascii="Times New Roman" w:hAnsi="Times New Roman" w:cs="Times New Roman"/>
-        </w:rPr>
-        <w:t>Específicamente</w:t>
-      </w:r>
-      <w:proofErr w:type="spellEnd"/>
-      <w:r>
-        <w:rPr>
-          <w:rFonts w:ascii="Times New Roman" w:hAnsi="Times New Roman" w:cs="Times New Roman"/>
-        </w:rPr>
-        <w:t>:</w:t>
-      </w:r>
-      <w:r>
-        <w:rPr>
-          <w:rFonts w:ascii="Times New Roman" w:hAnsi="Times New Roman" w:cs="Times New Roman"/>
+      <w:r>
+        <w:rPr>
+          <w:rFonts w:ascii="Times New Roman" w:hAnsi="Times New Roman" w:cs="Times New Roman"/>
+          <w:lang w:val="es-ES"/>
+        </w:rPr>
+        <w:t>Específicamente:</w:t>
+      </w:r>
+      <w:r>
+        <w:rPr>
+          <w:rFonts w:ascii="Times New Roman" w:hAnsi="Times New Roman" w:cs="Times New Roman"/>
+          <w:lang w:val="es-ES"/>
         </w:rPr>
         <w:t xml:space="preserve"> </w:t>
       </w:r>
       <w:r>
         <w:rPr>
           <w:rFonts w:ascii="Times New Roman" w:hAnsi="Times New Roman" w:cs="Times New Roman"/>
-        </w:rPr>
-        <w:t xml:space="preserve">¿Bajo </w:t>
-      </w:r>
-      <w:proofErr w:type="spellStart"/>
-      <w:r>
-        <w:rPr>
-          <w:rFonts w:ascii="Times New Roman" w:hAnsi="Times New Roman" w:cs="Times New Roman"/>
-        </w:rPr>
-        <w:t>qué</w:t>
-      </w:r>
-      <w:proofErr w:type="spellEnd"/>
-      <w:r>
-        <w:rPr>
-          <w:rFonts w:ascii="Times New Roman" w:hAnsi="Times New Roman" w:cs="Times New Roman"/>
-        </w:rPr>
-        <w:t xml:space="preserve"> </w:t>
-      </w:r>
-      <w:proofErr w:type="spellStart"/>
-      <w:r>
-        <w:rPr>
-          <w:rFonts w:ascii="Times New Roman" w:hAnsi="Times New Roman" w:cs="Times New Roman"/>
-        </w:rPr>
-        <w:t>condiciones</w:t>
-      </w:r>
-      <w:proofErr w:type="spellEnd"/>
-      <w:r>
-        <w:rPr>
-          <w:rFonts w:ascii="Times New Roman" w:hAnsi="Times New Roman" w:cs="Times New Roman"/>
+          <w:lang w:val="es-ES"/>
+        </w:rPr>
+        <w:t>¿</w:t>
+      </w:r>
+      <w:r>
+        <w:rPr>
+          <w:rFonts w:ascii="Times New Roman" w:hAnsi="Times New Roman" w:cs="Times New Roman"/>
+          <w:lang w:val="es-ES"/>
+        </w:rPr>
+        <w:t>En qué condiciones</w:t>
+      </w:r>
+      <w:r>
+        <w:rPr>
+          <w:rFonts w:ascii="Times New Roman" w:hAnsi="Times New Roman" w:cs="Times New Roman"/>
+          <w:lang w:val="es-ES"/>
         </w:rPr>
         <w:t xml:space="preserve"> de diseño (tratamiento simultáneo vs. adopción escalonada, dimensionalidad de covariables) los estimadores DML y TWFE producen resultados equivalentes? ¿En qué escenarios DML captura efectos de tratamiento que TWFE no logra identificar correctamente, y qué explica esas divergencias? ¿Qué criterios prácticos </w:t>
       </w:r>
       <w:r>
         <w:rPr>
           <w:rFonts w:ascii="Times New Roman" w:hAnsi="Times New Roman" w:cs="Times New Roman"/>
+          <w:lang w:val="es-ES"/>
         </w:rPr>
         <w:lastRenderedPageBreak/>
-        <w:t xml:space="preserve">puede seguir un investigador aplicado para decidir entre DML y TWFE en un diseño de </w:t>
-      </w:r>
-      <w:proofErr w:type="spellStart"/>
-      <w:r>
-        <w:rPr>
-          <w:rFonts w:ascii="Times New Roman" w:hAnsi="Times New Roman" w:cs="Times New Roman"/>
-        </w:rPr>
-        <w:t>DiD</w:t>
-      </w:r>
-      <w:proofErr w:type="spellEnd"/>
-      <w:r>
-        <w:rPr>
-          <w:rFonts w:ascii="Times New Roman" w:hAnsi="Times New Roman" w:cs="Times New Roman"/>
-        </w:rPr>
-        <w:t>?</w:t>
-      </w:r>
-      <w:r>
-        <w:rPr>
-          <w:rFonts w:ascii="Times New Roman" w:hAnsi="Times New Roman" w:cs="Times New Roman"/>
+        <w:t>puede seguir un investigador aplicado para decidir entre DML y TWFE en un diseño de DiD?</w:t>
+      </w:r>
+      <w:r>
+        <w:rPr>
+          <w:rFonts w:ascii="Times New Roman" w:hAnsi="Times New Roman" w:cs="Times New Roman"/>
+          <w:lang w:val="es-ES"/>
         </w:rPr>
         <w:t xml:space="preserve"> </w:t>
       </w:r>
@@ -2348,7 +2044,6 @@
           <w:szCs w:val="28"/>
         </w:rPr>
       </w:pPr>
-      <w:proofErr w:type="spellStart"/>
       <w:r>
         <w:rPr>
           <w:rFonts w:ascii="Times New Roman" w:hAnsi="Times New Roman" w:cs="Times New Roman"/>
@@ -2359,7 +2054,6 @@
         </w:rPr>
         <w:t>Objetivos</w:t>
       </w:r>
-      <w:proofErr w:type="spellEnd"/>
     </w:p>
     <w:p>
       <w:pPr>
@@ -2386,7 +2080,6 @@
           <w:color w:val="000000" w:themeColor="text1"/>
         </w:rPr>
       </w:pPr>
-      <w:proofErr w:type="spellStart"/>
       <w:r>
         <w:rPr>
           <w:rFonts w:ascii="Times New Roman" w:hAnsi="Times New Roman" w:cs="Times New Roman"/>
@@ -2394,9 +2087,8 @@
           <w:bCs/>
           <w:color w:val="000000" w:themeColor="text1"/>
         </w:rPr>
-        <w:t>Objetivos</w:t>
-      </w:r>
-      <w:proofErr w:type="spellEnd"/>
+        <w:t xml:space="preserve">Objetivos </w:t>
+      </w:r>
       <w:r>
         <w:rPr>
           <w:rFonts w:ascii="Times New Roman" w:hAnsi="Times New Roman" w:cs="Times New Roman"/>
@@ -2404,19 +2096,8 @@
           <w:bCs/>
           <w:color w:val="000000" w:themeColor="text1"/>
         </w:rPr>
-        <w:t xml:space="preserve"> </w:t>
-      </w:r>
-      <w:proofErr w:type="spellStart"/>
-      <w:r>
-        <w:rPr>
-          <w:rFonts w:ascii="Times New Roman" w:hAnsi="Times New Roman" w:cs="Times New Roman"/>
-          <w:b/>
-          <w:bCs/>
-          <w:color w:val="000000" w:themeColor="text1"/>
-        </w:rPr>
         <w:t>generales</w:t>
       </w:r>
-      <w:proofErr w:type="spellEnd"/>
     </w:p>
     <w:p>
       <w:pPr>
@@ -2454,7 +2135,6 @@
         </w:rPr>
         <w:t xml:space="preserve"> de los estimadores de </w:t>
       </w:r>
-      <w:proofErr w:type="spellStart"/>
       <w:r>
         <w:rPr>
           <w:rFonts w:ascii="Times New Roman" w:hAnsi="Times New Roman" w:cs="Times New Roman"/>
@@ -2463,31 +2143,8 @@
           <w:color w:val="000000" w:themeColor="text1"/>
           <w:lang w:val="es-ES"/>
         </w:rPr>
-        <w:t>Double</w:t>
-      </w:r>
-      <w:proofErr w:type="spellEnd"/>
-      <w:r>
-        <w:rPr>
-          <w:rFonts w:ascii="Times New Roman" w:hAnsi="Times New Roman" w:cs="Times New Roman"/>
-          <w:bCs/>
-          <w:i/>
-          <w:color w:val="000000" w:themeColor="text1"/>
-          <w:lang w:val="es-ES"/>
-        </w:rPr>
-        <w:t xml:space="preserve"> Machine </w:t>
-      </w:r>
-      <w:proofErr w:type="spellStart"/>
-      <w:r>
-        <w:rPr>
-          <w:rFonts w:ascii="Times New Roman" w:hAnsi="Times New Roman" w:cs="Times New Roman"/>
-          <w:bCs/>
-          <w:i/>
-          <w:color w:val="000000" w:themeColor="text1"/>
-          <w:lang w:val="es-ES"/>
-        </w:rPr>
-        <w:t>Learning</w:t>
-      </w:r>
-      <w:proofErr w:type="spellEnd"/>
+        <w:t>Double Machine Learning</w:t>
+      </w:r>
       <w:r>
         <w:rPr>
           <w:rFonts w:ascii="Times New Roman" w:hAnsi="Times New Roman" w:cs="Times New Roman"/>
@@ -2513,27 +2170,7 @@
           <w:color w:val="000000" w:themeColor="text1"/>
           <w:lang w:val="es-ES"/>
         </w:rPr>
-        <w:t>aplicados a diseños de Diferencias en Diferencias (</w:t>
-      </w:r>
-      <w:proofErr w:type="spellStart"/>
-      <w:r>
-        <w:rPr>
-          <w:rFonts w:ascii="Times New Roman" w:hAnsi="Times New Roman" w:cs="Times New Roman"/>
-          <w:bCs/>
-          <w:color w:val="000000" w:themeColor="text1"/>
-          <w:lang w:val="es-ES"/>
-        </w:rPr>
-        <w:t>DiD</w:t>
-      </w:r>
-      <w:proofErr w:type="spellEnd"/>
-      <w:r>
-        <w:rPr>
-          <w:rFonts w:ascii="Times New Roman" w:hAnsi="Times New Roman" w:cs="Times New Roman"/>
-          <w:bCs/>
-          <w:color w:val="000000" w:themeColor="text1"/>
-          <w:lang w:val="es-ES"/>
-        </w:rPr>
-        <w:t xml:space="preserve">), con el fin de proporcionar a los investigadores aplicados una guía metodológica sobre </w:t>
+        <w:t xml:space="preserve">aplicados a diseños de Diferencias en Diferencias (DiD), con el fin de proporcionar a los investigadores aplicados una guía metodológica sobre </w:t>
       </w:r>
       <w:commentRangeStart w:id="5"/>
       <w:r>
@@ -2554,6 +2191,7 @@
           <w:color w:val="000000" w:themeColor="text1"/>
           <w:sz w:val="24"/>
           <w:szCs w:val="24"/>
+          <w:lang w:val="es-ES"/>
         </w:rPr>
         <w:commentReference w:id="5"/>
       </w:r>
@@ -2645,7 +2283,6 @@
         </w:rPr>
         <w:t xml:space="preserve">Describir y formalizar el marco clásico de Diferencias en Diferencias y sus herramientas econométricas, así como sus limitaciones, (2) Explicar teóricamente el marco de </w:t>
       </w:r>
-      <w:proofErr w:type="spellStart"/>
       <w:r>
         <w:rPr>
           <w:rFonts w:ascii="Times New Roman" w:hAnsi="Times New Roman" w:cs="Times New Roman"/>
@@ -2654,9 +2291,16 @@
           <w:color w:val="000000" w:themeColor="text1"/>
           <w:lang w:val="es-ES"/>
         </w:rPr>
-        <w:t>Double</w:t>
-      </w:r>
-      <w:proofErr w:type="spellEnd"/>
+        <w:t>Double Machine Learning</w:t>
+      </w:r>
+      <w:r>
+        <w:rPr>
+          <w:rFonts w:ascii="Times New Roman" w:hAnsi="Times New Roman" w:cs="Times New Roman"/>
+          <w:color w:val="000000" w:themeColor="text1"/>
+          <w:lang w:val="es-ES"/>
+        </w:rPr>
+        <w:t xml:space="preserve"> (DML), incluyendo conceptos clave como la ortogonalidad de Neyman y el </w:t>
+      </w:r>
       <w:r>
         <w:rPr>
           <w:rFonts w:ascii="Times New Roman" w:hAnsi="Times New Roman" w:cs="Times New Roman"/>
@@ -2665,65 +2309,56 @@
           <w:color w:val="000000" w:themeColor="text1"/>
           <w:lang w:val="es-ES"/>
         </w:rPr>
-        <w:t xml:space="preserve"> Machine </w:t>
-      </w:r>
-      <w:proofErr w:type="spellStart"/>
-      <w:r>
-        <w:rPr>
-          <w:rFonts w:ascii="Times New Roman" w:hAnsi="Times New Roman" w:cs="Times New Roman"/>
-          <w:i/>
-          <w:iCs/>
+        <w:t>cross-fitting</w:t>
+      </w:r>
+      <w:r>
+        <w:rPr>
+          <w:rFonts w:ascii="Times New Roman" w:hAnsi="Times New Roman" w:cs="Times New Roman"/>
           <w:color w:val="000000" w:themeColor="text1"/>
           <w:lang w:val="es-ES"/>
         </w:rPr>
-        <w:t>Learning</w:t>
-      </w:r>
-      <w:proofErr w:type="spellEnd"/>
+        <w:t>, (3)</w:t>
+      </w:r>
       <w:r>
         <w:rPr>
           <w:rFonts w:ascii="Times New Roman" w:hAnsi="Times New Roman" w:cs="Times New Roman"/>
           <w:color w:val="000000" w:themeColor="text1"/>
           <w:lang w:val="es-ES"/>
         </w:rPr>
-        <w:t xml:space="preserve"> (DML), incluyendo conceptos clave como la ortogonalidad de </w:t>
-      </w:r>
-      <w:proofErr w:type="spellStart"/>
-      <w:r>
-        <w:rPr>
+        <w:t xml:space="preserve"> Evaluar</w:t>
+      </w:r>
+      <w:r>
+        <w:rPr>
+          <w:rStyle w:val="apple-converted-space"/>
           <w:rFonts w:ascii="Times New Roman" w:hAnsi="Times New Roman" w:cs="Times New Roman"/>
           <w:color w:val="000000" w:themeColor="text1"/>
           <w:lang w:val="es-ES"/>
         </w:rPr>
-        <w:t>Neyman</w:t>
-      </w:r>
-      <w:proofErr w:type="spellEnd"/>
+        <w:t> </w:t>
+      </w:r>
       <w:r>
         <w:rPr>
           <w:rFonts w:ascii="Times New Roman" w:hAnsi="Times New Roman" w:cs="Times New Roman"/>
           <w:color w:val="000000" w:themeColor="text1"/>
           <w:lang w:val="es-ES"/>
         </w:rPr>
-        <w:t xml:space="preserve"> y el </w:t>
-      </w:r>
-      <w:proofErr w:type="spellStart"/>
-      <w:r>
-        <w:rPr>
-          <w:rFonts w:ascii="Times New Roman" w:hAnsi="Times New Roman" w:cs="Times New Roman"/>
-          <w:i/>
-          <w:iCs/>
+        <w:t>mediante simulaciones el desempeño de los estimadores TWFE y DML, variando el momento de aplicación del tratamiento y la complejidad de los datos</w:t>
+      </w:r>
+      <w:r>
+        <w:rPr>
+          <w:rFonts w:ascii="Times New Roman" w:hAnsi="Times New Roman" w:cs="Times New Roman"/>
           <w:color w:val="000000" w:themeColor="text1"/>
           <w:lang w:val="es-ES"/>
         </w:rPr>
-        <w:t>cross-fitting</w:t>
-      </w:r>
-      <w:proofErr w:type="spellEnd"/>
+        <w:t xml:space="preserve"> </w:t>
+      </w:r>
       <w:r>
         <w:rPr>
           <w:rFonts w:ascii="Times New Roman" w:hAnsi="Times New Roman" w:cs="Times New Roman"/>
           <w:color w:val="000000" w:themeColor="text1"/>
           <w:lang w:val="es-ES"/>
         </w:rPr>
-        <w:t>, (3)</w:t>
+        <w:t xml:space="preserve">y </w:t>
       </w:r>
       <w:r>
         <w:rPr>
@@ -2731,7 +2366,7 @@
           <w:color w:val="000000" w:themeColor="text1"/>
           <w:lang w:val="es-ES"/>
         </w:rPr>
-        <w:t xml:space="preserve"> </w:t>
+        <w:t>(</w:t>
       </w:r>
       <w:r>
         <w:rPr>
@@ -2739,16 +2374,15 @@
           <w:color w:val="000000" w:themeColor="text1"/>
           <w:lang w:val="es-ES"/>
         </w:rPr>
-        <w:t>Evaluar</w:t>
-      </w:r>
-      <w:r>
-        <w:rPr>
-          <w:rStyle w:val="apple-converted-space"/>
+        <w:t>4</w:t>
+      </w:r>
+      <w:r>
+        <w:rPr>
           <w:rFonts w:ascii="Times New Roman" w:hAnsi="Times New Roman" w:cs="Times New Roman"/>
           <w:color w:val="000000" w:themeColor="text1"/>
           <w:lang w:val="es-ES"/>
         </w:rPr>
-        <w:t> </w:t>
+        <w:t>) Implementar</w:t>
       </w:r>
       <w:r>
         <w:rPr>
@@ -2756,73 +2390,7 @@
           <w:color w:val="000000" w:themeColor="text1"/>
           <w:lang w:val="es-ES"/>
         </w:rPr>
-        <w:t>mediante simulaciones el desempeño de los estimadores TWFE y DML, variando el momento de aplicación del tratamiento y la complejidad de los datos</w:t>
-      </w:r>
-      <w:r>
-        <w:rPr>
-          <w:rFonts w:ascii="Times New Roman" w:hAnsi="Times New Roman" w:cs="Times New Roman"/>
-          <w:color w:val="000000" w:themeColor="text1"/>
-          <w:lang w:val="es-ES"/>
-        </w:rPr>
-        <w:t xml:space="preserve"> </w:t>
-      </w:r>
-      <w:r>
-        <w:rPr>
-          <w:rFonts w:ascii="Times New Roman" w:hAnsi="Times New Roman" w:cs="Times New Roman"/>
-          <w:color w:val="000000" w:themeColor="text1"/>
-          <w:lang w:val="es-ES"/>
-        </w:rPr>
-        <w:t xml:space="preserve">y </w:t>
-      </w:r>
-      <w:r>
-        <w:rPr>
-          <w:rFonts w:ascii="Times New Roman" w:hAnsi="Times New Roman" w:cs="Times New Roman"/>
-          <w:color w:val="000000" w:themeColor="text1"/>
-          <w:lang w:val="es-ES"/>
-        </w:rPr>
-        <w:t>(</w:t>
-      </w:r>
-      <w:r>
-        <w:rPr>
-          <w:rFonts w:ascii="Times New Roman" w:hAnsi="Times New Roman" w:cs="Times New Roman"/>
-          <w:color w:val="000000" w:themeColor="text1"/>
-          <w:lang w:val="es-ES"/>
-        </w:rPr>
-        <w:t>4</w:t>
-      </w:r>
-      <w:r>
-        <w:rPr>
-          <w:rFonts w:ascii="Times New Roman" w:hAnsi="Times New Roman" w:cs="Times New Roman"/>
-          <w:color w:val="000000" w:themeColor="text1"/>
-          <w:lang w:val="es-ES"/>
-        </w:rPr>
-        <w:t>) Implementar</w:t>
-      </w:r>
-      <w:r>
-        <w:rPr>
-          <w:rFonts w:ascii="Times New Roman" w:hAnsi="Times New Roman" w:cs="Times New Roman"/>
-          <w:color w:val="000000" w:themeColor="text1"/>
-          <w:lang w:val="es-ES"/>
-        </w:rPr>
-        <w:t xml:space="preserve"> y comparar estimadores DML para diseños </w:t>
-      </w:r>
-      <w:proofErr w:type="spellStart"/>
-      <w:r>
-        <w:rPr>
-          <w:rFonts w:ascii="Times New Roman" w:hAnsi="Times New Roman" w:cs="Times New Roman"/>
-          <w:color w:val="000000" w:themeColor="text1"/>
-          <w:lang w:val="es-ES"/>
-        </w:rPr>
-        <w:t>DiD</w:t>
-      </w:r>
-      <w:proofErr w:type="spellEnd"/>
-      <w:r>
-        <w:rPr>
-          <w:rFonts w:ascii="Times New Roman" w:hAnsi="Times New Roman" w:cs="Times New Roman"/>
-          <w:color w:val="000000" w:themeColor="text1"/>
-          <w:lang w:val="es-ES"/>
-        </w:rPr>
-        <w:t xml:space="preserve"> en dos contextos: tratamiento simultáneo y adopción escalonada.</w:t>
+        <w:t xml:space="preserve"> y comparar estimadores DML para diseños DiD en dos contextos: tratamiento simultáneo y adopción escalonada.</w:t>
       </w:r>
     </w:p>
     <w:p>
@@ -2849,7 +2417,6 @@
           <w:szCs w:val="28"/>
         </w:rPr>
       </w:pPr>
-      <w:proofErr w:type="spellStart"/>
       <w:r>
         <w:rPr>
           <w:b/>
@@ -2859,7 +2426,6 @@
         </w:rPr>
         <w:t>Hipótesis</w:t>
       </w:r>
-      <w:proofErr w:type="spellEnd"/>
     </w:p>
     <w:p>
       <w:pPr>
@@ -2888,33 +2454,15 @@
         <w:spacing w:line="360" w:lineRule="auto"/>
         <w:ind w:firstLine="708"/>
         <w:jc w:val="both"/>
-      </w:pPr>
-      <w:r>
-        <w:t xml:space="preserve">La investigación se guía por las siguientes hipótesis de trabajo, diferenciadas por el </w:t>
-      </w:r>
-      <w:proofErr w:type="spellStart"/>
-      <w:r>
-        <w:t>tipo</w:t>
-      </w:r>
-      <w:proofErr w:type="spellEnd"/>
-      <w:r>
-        <w:t xml:space="preserve"> de </w:t>
-      </w:r>
-      <w:proofErr w:type="spellStart"/>
-      <w:r>
-        <w:t>diseño</w:t>
-      </w:r>
-      <w:proofErr w:type="spellEnd"/>
-      <w:r>
-        <w:t xml:space="preserve"> </w:t>
-      </w:r>
-      <w:proofErr w:type="spellStart"/>
-      <w:r>
-        <w:t>cuasi</w:t>
-      </w:r>
-      <w:proofErr w:type="spellEnd"/>
-      <w:r>
-        <w:t>-experimental:</w:t>
+        <w:rPr>
+          <w:lang w:val="es-ES"/>
+        </w:rPr>
+      </w:pPr>
+      <w:r>
+        <w:rPr>
+          <w:lang w:val="es-ES"/>
+        </w:rPr>
+        <w:t>La investigación se guía por las siguientes hipótesis de trabajo, diferenciadas por el tipo de diseño cuasi-experimental:</w:t>
       </w:r>
     </w:p>
     <w:p>
@@ -2922,6 +2470,9 @@
         <w:spacing w:line="360" w:lineRule="auto"/>
         <w:ind w:firstLine="708"/>
         <w:jc w:val="both"/>
+        <w:rPr>
+          <w:lang w:val="es-ES"/>
+        </w:rPr>
       </w:pPr>
     </w:p>
     <w:p>
@@ -2931,55 +2482,26 @@
         <w:rPr>
           <w:b/>
           <w:bCs/>
+          <w:lang w:val="es-ES"/>
         </w:rPr>
       </w:pPr>
       <w:r>
         <w:rPr>
           <w:b/>
           <w:bCs/>
-        </w:rPr>
-        <w:t>Hipótesis 1 (</w:t>
-      </w:r>
-      <w:proofErr w:type="spellStart"/>
-      <w:r>
+          <w:lang w:val="es-ES"/>
+        </w:rPr>
+        <w:t>Hipótesis 1 (Escenarios Simples / Canónicos):</w:t>
+      </w:r>
+    </w:p>
+    <w:p>
+      <w:pPr>
+        <w:spacing w:line="360" w:lineRule="auto"/>
+        <w:jc w:val="both"/>
         <w:rPr>
           <w:b/>
           <w:bCs/>
-        </w:rPr>
-        <w:t>Escenarios</w:t>
-      </w:r>
-      <w:proofErr w:type="spellEnd"/>
-      <w:r>
-        <w:rPr>
-          <w:b/>
-          <w:bCs/>
-        </w:rPr>
-        <w:t xml:space="preserve"> Simples / </w:t>
-      </w:r>
-      <w:proofErr w:type="spellStart"/>
-      <w:r>
-        <w:rPr>
-          <w:b/>
-          <w:bCs/>
-        </w:rPr>
-        <w:t>Canónicos</w:t>
-      </w:r>
-      <w:proofErr w:type="spellEnd"/>
-      <w:r>
-        <w:rPr>
-          <w:b/>
-          <w:bCs/>
-        </w:rPr>
-        <w:t>):</w:t>
-      </w:r>
-    </w:p>
-    <w:p>
-      <w:pPr>
-        <w:spacing w:line="360" w:lineRule="auto"/>
-        <w:jc w:val="both"/>
-        <w:rPr>
-          <w:b/>
-          <w:bCs/>
+          <w:lang w:val="es-ES"/>
         </w:rPr>
       </w:pPr>
     </w:p>
@@ -2988,55 +2510,58 @@
         <w:spacing w:line="360" w:lineRule="auto"/>
         <w:ind w:firstLine="708"/>
         <w:jc w:val="both"/>
-      </w:pPr>
-      <w:r>
+        <w:rPr>
+          <w:lang w:val="es-ES"/>
+        </w:rPr>
+      </w:pPr>
+      <w:r>
+        <w:rPr>
+          <w:lang w:val="es-ES"/>
+        </w:rPr>
         <w:t xml:space="preserve">En diseños de Diferencias en Diferencias con </w:t>
       </w:r>
       <w:r>
+        <w:rPr>
+          <w:lang w:val="es-ES"/>
+        </w:rPr>
         <w:t>t</w:t>
       </w:r>
       <w:r>
+        <w:rPr>
+          <w:lang w:val="es-ES"/>
+        </w:rPr>
         <w:t xml:space="preserve">ratamiento simultáneo (todas las unidades tratadas comienzan en la misma fecha) y un número moderado de covariables, los estimadores DML y TWFE </w:t>
       </w:r>
       <w:r>
+        <w:rPr>
+          <w:lang w:val="es-ES"/>
+        </w:rPr>
         <w:t xml:space="preserve">presentarán </w:t>
       </w:r>
       <w:r>
+        <w:rPr>
+          <w:lang w:val="es-ES"/>
+        </w:rPr>
         <w:t xml:space="preserve">resultados </w:t>
       </w:r>
       <w:r>
+        <w:rPr>
+          <w:lang w:val="es-ES"/>
+        </w:rPr>
         <w:t>similares</w:t>
       </w:r>
       <w:r>
+        <w:rPr>
+          <w:lang w:val="es-ES"/>
+        </w:rPr>
         <w:t xml:space="preserve">. En estos casos, el estimador </w:t>
       </w:r>
       <w:r>
+        <w:rPr>
+          <w:lang w:val="es-ES"/>
+        </w:rPr>
         <w:lastRenderedPageBreak/>
-        <w:t xml:space="preserve">TWFE es insesgado bajo tendencias paralelas básicas, y la especificación lineal suele ser una aproximación suficiente. La complejidad adicional del DML no aportará una </w:t>
-      </w:r>
-      <w:proofErr w:type="spellStart"/>
-      <w:r>
-        <w:t>reducción</w:t>
-      </w:r>
-      <w:proofErr w:type="spellEnd"/>
-      <w:r>
-        <w:t xml:space="preserve"> </w:t>
-      </w:r>
-      <w:proofErr w:type="spellStart"/>
-      <w:r>
-        <w:t>significativa</w:t>
-      </w:r>
-      <w:proofErr w:type="spellEnd"/>
-      <w:r>
-        <w:t xml:space="preserve"> del </w:t>
-      </w:r>
-      <w:proofErr w:type="spellStart"/>
-      <w:r>
-        <w:t>sesgo</w:t>
-      </w:r>
-      <w:proofErr w:type="spellEnd"/>
-      <w:r>
-        <w:t>.</w:t>
+        <w:t>TWFE es insesgado bajo tendencias paralelas básicas, y la especificación lineal suele ser una aproximación suficiente. La complejidad adicional del DML no aportará una reducción significativa del sesgo.</w:t>
       </w:r>
     </w:p>
     <w:p>
@@ -3044,6 +2569,9 @@
         <w:spacing w:line="360" w:lineRule="auto"/>
         <w:ind w:firstLine="708"/>
         <w:jc w:val="both"/>
+        <w:rPr>
+          <w:lang w:val="es-ES"/>
+        </w:rPr>
       </w:pPr>
     </w:p>
     <w:p>
@@ -3081,38 +2609,21 @@
         <w:spacing w:line="360" w:lineRule="auto"/>
         <w:ind w:firstLine="708"/>
         <w:jc w:val="both"/>
-      </w:pPr>
-      <w:r>
-        <w:t xml:space="preserve">En </w:t>
-      </w:r>
-      <w:proofErr w:type="spellStart"/>
-      <w:r>
-        <w:t>diseños</w:t>
-      </w:r>
-      <w:proofErr w:type="spellEnd"/>
-      <w:r>
-        <w:t xml:space="preserve"> de </w:t>
-      </w:r>
-      <w:proofErr w:type="spellStart"/>
-      <w:r>
-        <w:t>Adopción</w:t>
-      </w:r>
-      <w:proofErr w:type="spellEnd"/>
-      <w:r>
-        <w:t xml:space="preserve"> </w:t>
-      </w:r>
-      <w:proofErr w:type="spellStart"/>
-      <w:r>
-        <w:t>Escalonada</w:t>
-      </w:r>
-      <w:proofErr w:type="spellEnd"/>
-      <w:r>
-        <w:t xml:space="preserve"> (</w:t>
+        <w:rPr>
+          <w:lang w:val="es-ES"/>
+        </w:rPr>
+      </w:pPr>
+      <w:r>
+        <w:rPr>
+          <w:lang w:val="es-ES"/>
+        </w:rPr>
+        <w:t>En diseños de Adopción Escalonada (</w:t>
       </w:r>
       <w:r>
         <w:rPr>
           <w:i/>
           <w:iCs/>
+          <w:lang w:val="es-ES"/>
         </w:rPr>
         <w:t xml:space="preserve">Staggered </w:t>
       </w:r>
@@ -3120,32 +2631,52 @@
         <w:rPr>
           <w:i/>
           <w:iCs/>
+          <w:lang w:val="es-ES"/>
         </w:rPr>
         <w:t>Adoption</w:t>
       </w:r>
       <w:r>
+        <w:rPr>
+          <w:lang w:val="es-ES"/>
+        </w:rPr>
         <w:t>), especialmente aquellos con heterogeneidad en el efecto del tratamiento, el estimador TWFE presentará sesgos significativos, mientras que el estimador DML recuperará el efecto causal</w:t>
       </w:r>
       <w:r>
+        <w:rPr>
+          <w:lang w:val="es-ES"/>
+        </w:rPr>
         <w:t xml:space="preserve"> del tratamiento</w:t>
       </w:r>
       <w:r>
+        <w:rPr>
+          <w:lang w:val="es-ES"/>
+        </w:rPr>
         <w:t xml:space="preserve"> promedio correcto</w:t>
       </w:r>
       <w:r>
+        <w:rPr>
+          <w:lang w:val="es-ES"/>
+        </w:rPr>
         <w:t xml:space="preserve"> sobre los tratados</w:t>
       </w:r>
       <w:r>
+        <w:rPr>
+          <w:lang w:val="es-ES"/>
+        </w:rPr>
         <w:t xml:space="preserve"> (</w:t>
       </w:r>
       <w:r>
         <w:rPr>
           <w:i/>
           <w:iCs/>
+          <w:lang w:val="es-ES"/>
         </w:rPr>
         <w:t xml:space="preserve">Average treatment on the treated, </w:t>
       </w:r>
       <w:r>
+        <w:rPr>
+          <w:lang w:val="es-ES"/>
+        </w:rPr>
         <w:t>ATT).</w:t>
       </w:r>
     </w:p>
@@ -3154,6 +2685,9 @@
         <w:spacing w:line="360" w:lineRule="auto"/>
         <w:ind w:firstLine="708"/>
         <w:jc w:val="both"/>
+        <w:rPr>
+          <w:lang w:val="es-ES"/>
+        </w:rPr>
       </w:pPr>
     </w:p>
     <w:p>
@@ -3248,34 +2782,14 @@
         </w:rPr>
         <w:t xml:space="preserve"> mediante una metodología relativamente nueva llamada </w:t>
       </w:r>
-      <w:proofErr w:type="spellStart"/>
       <w:r>
         <w:rPr>
           <w:i/>
           <w:iCs/>
           <w:lang w:val="es-ES"/>
         </w:rPr>
-        <w:t>Double</w:t>
-      </w:r>
-      <w:proofErr w:type="spellEnd"/>
-      <w:r>
-        <w:rPr>
-          <w:i/>
-          <w:iCs/>
-          <w:lang w:val="es-ES"/>
-        </w:rPr>
-        <w:t xml:space="preserve"> Machine </w:t>
-      </w:r>
-      <w:proofErr w:type="spellStart"/>
-      <w:r>
-        <w:rPr>
-          <w:i/>
-          <w:iCs/>
-          <w:lang w:val="es-ES"/>
-        </w:rPr>
-        <w:t>Learning</w:t>
-      </w:r>
-      <w:proofErr w:type="spellEnd"/>
+        <w:t>Double Machine Learning</w:t>
+      </w:r>
       <w:r>
         <w:rPr>
           <w:lang w:val="es-ES"/>
@@ -3300,80 +2814,26 @@
         <w:rPr>
           <w:b/>
           <w:bCs/>
-        </w:rPr>
-      </w:pPr>
-      <w:proofErr w:type="spellStart"/>
+          <w:lang w:val="es-ES"/>
+        </w:rPr>
+      </w:pPr>
       <w:r>
         <w:rPr>
           <w:b/>
           <w:bCs/>
-        </w:rPr>
-        <w:t>Diferencias</w:t>
-      </w:r>
-      <w:proofErr w:type="spellEnd"/>
-      <w:r>
+          <w:lang w:val="es-ES"/>
+        </w:rPr>
+        <w:t>Diferencias en Diferencias (DiD)</w:t>
+      </w:r>
+    </w:p>
+    <w:p>
+      <w:pPr>
+        <w:spacing w:line="360" w:lineRule="auto"/>
+        <w:jc w:val="both"/>
         <w:rPr>
           <w:b/>
           <w:bCs/>
-        </w:rPr>
-        <w:t xml:space="preserve"> </w:t>
-      </w:r>
-      <w:proofErr w:type="spellStart"/>
-      <w:r>
-        <w:rPr>
-          <w:b/>
-          <w:bCs/>
-        </w:rPr>
-        <w:t>en</w:t>
-      </w:r>
-      <w:proofErr w:type="spellEnd"/>
-      <w:r>
-        <w:rPr>
-          <w:b/>
-          <w:bCs/>
-        </w:rPr>
-        <w:t xml:space="preserve"> </w:t>
-      </w:r>
-      <w:proofErr w:type="spellStart"/>
-      <w:r>
-        <w:rPr>
-          <w:b/>
-          <w:bCs/>
-        </w:rPr>
-        <w:t>Diferencias</w:t>
-      </w:r>
-      <w:proofErr w:type="spellEnd"/>
-      <w:r>
-        <w:rPr>
-          <w:b/>
-          <w:bCs/>
-        </w:rPr>
-        <w:t xml:space="preserve"> (</w:t>
-      </w:r>
-      <w:proofErr w:type="spellStart"/>
-      <w:r>
-        <w:rPr>
-          <w:b/>
-          <w:bCs/>
-        </w:rPr>
-        <w:t>DiD</w:t>
-      </w:r>
-      <w:proofErr w:type="spellEnd"/>
-      <w:r>
-        <w:rPr>
-          <w:b/>
-          <w:bCs/>
-        </w:rPr>
-        <w:t>)</w:t>
-      </w:r>
-    </w:p>
-    <w:p>
-      <w:pPr>
-        <w:spacing w:line="360" w:lineRule="auto"/>
-        <w:jc w:val="both"/>
-        <w:rPr>
-          <w:b/>
-          <w:bCs/>
+          <w:lang w:val="es-ES"/>
         </w:rPr>
       </w:pPr>
     </w:p>
@@ -3382,18 +2842,33 @@
         <w:spacing w:line="360" w:lineRule="auto"/>
         <w:ind w:firstLine="708"/>
         <w:jc w:val="both"/>
-      </w:pPr>
-      <w:r>
+        <w:rPr>
+          <w:lang w:val="es-ES"/>
+        </w:rPr>
+      </w:pPr>
+      <w:r>
+        <w:rPr>
+          <w:lang w:val="es-ES"/>
+        </w:rPr>
         <w:t xml:space="preserve">El método de Diferencias en Diferencias es una de las estrategias de identificación más </w:t>
       </w:r>
       <w:r>
+        <w:rPr>
+          <w:lang w:val="es-ES"/>
+        </w:rPr>
         <w:t>populares</w:t>
       </w:r>
       <w:r>
+        <w:rPr>
+          <w:lang w:val="es-ES"/>
+        </w:rPr>
         <w:t xml:space="preserve"> en economía aplicada para estimar efectos causales cuando no es posible realizar un experimento </w:t>
       </w:r>
       <w:commentRangeStart w:id="6"/>
       <w:r>
+        <w:rPr>
+          <w:lang w:val="es-ES"/>
+        </w:rPr>
         <w:t>aleatorizado</w:t>
       </w:r>
       <w:commentRangeEnd w:id="6"/>
@@ -3402,28 +2877,50 @@
           <w:rStyle w:val="CommentReference"/>
           <w:sz w:val="24"/>
           <w:szCs w:val="24"/>
+          <w:lang w:val="es-ES"/>
         </w:rPr>
         <w:commentReference w:id="6"/>
       </w:r>
       <w:r>
+        <w:rPr>
+          <w:lang w:val="es-ES"/>
+        </w:rPr>
         <w:t xml:space="preserve"> </w:t>
       </w:r>
       <w:r>
+        <w:rPr>
+          <w:lang w:val="es-ES"/>
+        </w:rPr>
         <w:t>(</w:t>
       </w:r>
       <w:r>
+        <w:rPr>
+          <w:lang w:val="es-ES"/>
+        </w:rPr>
         <w:t>Cunningham</w:t>
       </w:r>
       <w:r>
+        <w:rPr>
+          <w:lang w:val="es-ES"/>
+        </w:rPr>
         <w:t>,</w:t>
       </w:r>
       <w:r>
+        <w:rPr>
+          <w:lang w:val="es-ES"/>
+        </w:rPr>
         <w:t xml:space="preserve"> 2021</w:t>
       </w:r>
       <w:r>
+        <w:rPr>
+          <w:lang w:val="es-ES"/>
+        </w:rPr>
         <w:t>)</w:t>
       </w:r>
       <w:r>
+        <w:rPr>
+          <w:lang w:val="es-ES"/>
+        </w:rPr>
         <w:t>.</w:t>
       </w:r>
     </w:p>
@@ -3431,17 +2928,15 @@
       <w:pPr>
         <w:spacing w:line="360" w:lineRule="auto"/>
         <w:jc w:val="both"/>
-      </w:pPr>
-      <w:r>
-        <w:t xml:space="preserve">En su forma más simple (2 periodos, 2 grupos), el estimador </w:t>
-      </w:r>
-      <w:proofErr w:type="spellStart"/>
-      <w:r>
-        <w:t>DiD</w:t>
-      </w:r>
-      <w:proofErr w:type="spellEnd"/>
-      <w:r>
-        <w:t xml:space="preserve"> compara el cambio temporal en el grupo de tratamiento con el cambio temporal en el grupo de control. Formalmente, si </w:t>
+        <w:rPr>
+          <w:lang w:val="es-ES"/>
+        </w:rPr>
+      </w:pPr>
+      <w:r>
+        <w:rPr>
+          <w:lang w:val="es-ES"/>
+        </w:rPr>
+        <w:t xml:space="preserve">En su forma más simple (2 periodos, 2 grupos), el estimador DiD compara el cambio temporal en el grupo de tratamiento con el cambio temporal en el grupo de control. Formalmente, si </w:t>
       </w:r>
       <m:oMath>
         <m:sSub>
@@ -3472,6 +2967,9 @@
         </m:sSub>
       </m:oMath>
       <w:r>
+        <w:rPr>
+          <w:lang w:val="es-ES"/>
+        </w:rPr>
         <w:t xml:space="preserve"> es el resultado para la unidad </w:t>
       </w:r>
       <m:oMath>
@@ -3483,6 +2981,9 @@
         </m:r>
       </m:oMath>
       <w:r>
+        <w:rPr>
+          <w:lang w:val="es-ES"/>
+        </w:rPr>
         <w:t xml:space="preserve"> en el tiempo </w:t>
       </w:r>
       <m:oMath>
@@ -3494,6 +2995,9 @@
         </m:r>
       </m:oMath>
       <w:r>
+        <w:rPr>
+          <w:lang w:val="es-ES"/>
+        </w:rPr>
         <w:t>, el estimador se define como:</w:t>
       </w:r>
     </w:p>
@@ -3823,14 +3327,26 @@
         <w:spacing w:line="360" w:lineRule="auto"/>
         <w:ind w:firstLine="708"/>
         <w:jc w:val="both"/>
-      </w:pPr>
-      <w:r>
+        <w:rPr>
+          <w:lang w:val="es-ES"/>
+        </w:rPr>
+      </w:pPr>
+      <w:r>
+        <w:rPr>
+          <w:lang w:val="es-ES"/>
+        </w:rPr>
         <w:t>Est</w:t>
       </w:r>
       <w:r>
+        <w:rPr>
+          <w:lang w:val="es-ES"/>
+        </w:rPr>
         <w:t>a doble diferencia</w:t>
       </w:r>
       <w:r>
+        <w:rPr>
+          <w:lang w:val="es-ES"/>
+        </w:rPr>
         <w:t xml:space="preserve"> elimina dos tipos de sesgos potenciales:</w:t>
       </w:r>
     </w:p>
@@ -3839,8 +3355,14 @@
         <w:spacing w:line="360" w:lineRule="auto"/>
         <w:ind w:firstLine="708"/>
         <w:jc w:val="both"/>
-      </w:pPr>
-      <w:r>
+        <w:rPr>
+          <w:lang w:val="es-ES"/>
+        </w:rPr>
+      </w:pPr>
+      <w:r>
+        <w:rPr>
+          <w:lang w:val="es-ES"/>
+        </w:rPr>
         <w:t>1.  Diferencias permanentes entre los dos grupos (efectos fijos de unidad).</w:t>
       </w:r>
     </w:p>
@@ -3849,8 +3371,14 @@
         <w:spacing w:line="360" w:lineRule="auto"/>
         <w:ind w:firstLine="708"/>
         <w:jc w:val="both"/>
-      </w:pPr>
-      <w:r>
+        <w:rPr>
+          <w:lang w:val="es-ES"/>
+        </w:rPr>
+      </w:pPr>
+      <w:r>
+        <w:rPr>
+          <w:lang w:val="es-ES"/>
+        </w:rPr>
         <w:t>2.  Tendencias temporales comunes que afectan a ambos grupos por igual (efectos fijos de tiempo).</w:t>
       </w:r>
     </w:p>
@@ -3859,8 +3387,14 @@
         <w:spacing w:line="360" w:lineRule="auto"/>
         <w:ind w:firstLine="708"/>
         <w:jc w:val="both"/>
-      </w:pPr>
-      <w:r>
+        <w:rPr>
+          <w:lang w:val="es-ES"/>
+        </w:rPr>
+      </w:pPr>
+      <w:r>
+        <w:rPr>
+          <w:lang w:val="es-ES"/>
+        </w:rPr>
         <w:lastRenderedPageBreak/>
         <w:t xml:space="preserve">Bajo ciertas condiciones, este estimador recupera el Efecto Promedio del Tratamiento en los Tratados (ATT), definido como </w:t>
       </w:r>
@@ -3904,6 +3438,7 @@
                 <m:r>
                   <w:rPr>
                     <w:rFonts w:ascii="Cambria Math" w:hAnsi="Cambria Math"/>
+                    <w:lang w:val="es-ES"/>
                   </w:rPr>
                   <m:t>1</m:t>
                 </m:r>
@@ -3912,6 +3447,7 @@
             <m:r>
               <w:rPr>
                 <w:rFonts w:ascii="Cambria Math" w:hAnsi="Cambria Math"/>
+                <w:lang w:val="es-ES"/>
               </w:rPr>
               <m:t>-</m:t>
             </m:r>
@@ -3936,6 +3472,7 @@
                 <m:r>
                   <w:rPr>
                     <w:rFonts w:ascii="Cambria Math" w:hAnsi="Cambria Math"/>
+                    <w:lang w:val="es-ES"/>
                   </w:rPr>
                   <m:t>0</m:t>
                 </m:r>
@@ -3947,12 +3484,22 @@
               <w:rPr>
                 <w:rFonts w:ascii="Cambria Math" w:hAnsi="Cambria Math"/>
               </w:rPr>
-              <m:t>D=1</m:t>
+              <m:t>D</m:t>
+            </m:r>
+            <m:r>
+              <w:rPr>
+                <w:rFonts w:ascii="Cambria Math" w:hAnsi="Cambria Math"/>
+                <w:lang w:val="es-ES"/>
+              </w:rPr>
+              <m:t>=1</m:t>
             </m:r>
           </m:e>
         </m:d>
       </m:oMath>
       <w:r>
+        <w:rPr>
+          <w:lang w:val="es-ES"/>
+        </w:rPr>
         <w:t xml:space="preserve">, donde </w:t>
       </w:r>
       <m:oMath>
@@ -3977,6 +3524,7 @@
             <m:r>
               <w:rPr>
                 <w:rFonts w:ascii="Cambria Math" w:hAnsi="Cambria Math"/>
+                <w:lang w:val="es-ES"/>
               </w:rPr>
               <m:t>1</m:t>
             </m:r>
@@ -3984,6 +3532,9 @@
         </m:sSup>
       </m:oMath>
       <w:r>
+        <w:rPr>
+          <w:lang w:val="es-ES"/>
+        </w:rPr>
         <w:t xml:space="preserve"> y </w:t>
       </w:r>
       <m:oMath>
@@ -4008,6 +3559,7 @@
             <m:r>
               <w:rPr>
                 <w:rFonts w:ascii="Cambria Math" w:hAnsi="Cambria Math"/>
+                <w:lang w:val="es-ES"/>
               </w:rPr>
               <m:t>0</m:t>
             </m:r>
@@ -4015,9 +3567,15 @@
         </m:sSup>
       </m:oMath>
       <w:r>
+        <w:rPr>
+          <w:lang w:val="es-ES"/>
+        </w:rPr>
         <w:t xml:space="preserve"> </w:t>
       </w:r>
       <w:r>
+        <w:rPr>
+          <w:lang w:val="es-ES"/>
+        </w:rPr>
         <w:t>son los resultados potenciales con y sin tratamiento, respectivamente.</w:t>
       </w:r>
     </w:p>
@@ -4028,29 +3586,25 @@
         <w:jc w:val="both"/>
       </w:pPr>
       <w:r>
-        <w:t xml:space="preserve">La validez del estimador </w:t>
-      </w:r>
-      <w:proofErr w:type="spellStart"/>
-      <w:r>
-        <w:t>DiD</w:t>
-      </w:r>
-      <w:proofErr w:type="spellEnd"/>
-      <w:r>
-        <w:t xml:space="preserve"> </w:t>
-      </w:r>
-      <w:r>
+        <w:rPr>
+          <w:lang w:val="es-ES"/>
+        </w:rPr>
+        <w:t xml:space="preserve">La validez del estimador DiD </w:t>
+      </w:r>
+      <w:r>
+        <w:rPr>
+          <w:lang w:val="es-ES"/>
+        </w:rPr>
         <w:t>depende del</w:t>
       </w:r>
       <w:r>
-        <w:t xml:space="preserve"> supuesto de tendencias paralelas. Este supuesto establece que, en ausencia de tratamiento, la evolución promedio del resultado habría sido idéntica </w:t>
-      </w:r>
-      <w:proofErr w:type="gramStart"/>
-      <w:r>
-        <w:t>para ambos</w:t>
-      </w:r>
-      <w:proofErr w:type="gramEnd"/>
-      <w:r>
-        <w:t xml:space="preserve"> grupos. Matemáticamente:</w:t>
+        <w:rPr>
+          <w:lang w:val="es-ES"/>
+        </w:rPr>
+        <w:t xml:space="preserve"> supuesto de tendencias paralelas. Este supuesto establece que, en ausencia de tratamiento, la evolución promedio del resultado habría sido idéntica para ambos grupos. </w:t>
+      </w:r>
+      <w:r>
+        <w:t>Matemáticamente:</w:t>
       </w:r>
     </w:p>
     <w:p>
@@ -4273,23 +3827,27 @@
         <w:spacing w:line="360" w:lineRule="auto"/>
         <w:ind w:firstLine="708"/>
         <w:jc w:val="both"/>
-      </w:pPr>
-      <w:r>
+        <w:rPr>
+          <w:lang w:val="es-ES"/>
+        </w:rPr>
+      </w:pPr>
+      <w:r>
+        <w:rPr>
+          <w:lang w:val="es-ES"/>
+        </w:rPr>
         <w:t xml:space="preserve">Si este supuesto </w:t>
       </w:r>
       <w:r>
+        <w:rPr>
+          <w:lang w:val="es-ES"/>
+        </w:rPr>
         <w:t>no se cumple</w:t>
       </w:r>
       <w:r>
-        <w:t xml:space="preserve">, el cambio observado en el grupo de control no es un contrafactual válido para el grupo de tratamiento, y el estimador </w:t>
-      </w:r>
-      <w:proofErr w:type="spellStart"/>
-      <w:r>
-        <w:t>DiD</w:t>
-      </w:r>
-      <w:proofErr w:type="spellEnd"/>
-      <w:r>
-        <w:t xml:space="preserve"> estará sesgado.</w:t>
+        <w:rPr>
+          <w:lang w:val="es-ES"/>
+        </w:rPr>
+        <w:t>, el cambio observado en el grupo de control no es un contrafactual válido para el grupo de tratamiento, y el estimador DiD estará sesgado.</w:t>
       </w:r>
     </w:p>
     <w:p>
@@ -4297,22 +3855,26 @@
         <w:spacing w:line="360" w:lineRule="auto"/>
         <w:ind w:firstLine="708"/>
         <w:jc w:val="both"/>
-      </w:pPr>
-      <w:r>
-        <w:t xml:space="preserve">A pesar de su popularidad, la implementación estándar del </w:t>
-      </w:r>
-      <w:proofErr w:type="spellStart"/>
-      <w:r>
-        <w:t>DiD</w:t>
-      </w:r>
-      <w:proofErr w:type="spellEnd"/>
-      <w:r>
-        <w:t xml:space="preserve"> mediante regresión de mínimos cuadrados ordinarios (TWFE) enfrenta desafíos importantes que han sido destacados por la literatura econométrica reciente.</w:t>
-      </w:r>
-      <w:r>
+        <w:rPr>
+          <w:lang w:val="es-ES"/>
+        </w:rPr>
+      </w:pPr>
+      <w:r>
+        <w:rPr>
+          <w:lang w:val="es-ES"/>
+        </w:rPr>
+        <w:t>A pesar de su popularidad, la implementación estándar del DiD mediante regresión de mínimos cuadrados ordinarios (TWFE) enfrenta desafíos importantes que han sido destacados por la literatura econométrica reciente.</w:t>
+      </w:r>
+      <w:r>
+        <w:rPr>
+          <w:lang w:val="es-ES"/>
+        </w:rPr>
         <w:t xml:space="preserve"> </w:t>
       </w:r>
       <w:r>
+        <w:rPr>
+          <w:lang w:val="es-ES"/>
+        </w:rPr>
         <w:t xml:space="preserve">En muchas aplicaciones modernas, el tratamiento no se implementa al mismo tiempo para todas las unidades, sino que se adopta de forma escalonada. </w:t>
       </w:r>
       <w:r>
@@ -4357,40 +3919,34 @@
         </w:rPr>
         <w:t xml:space="preserve"> demostró que el estimador TWFE estándar en estos contextos es una media ponderada de todas las posibles comparaciones de 2x2. </w:t>
       </w:r>
-      <w:proofErr w:type="spellStart"/>
-      <w:r>
-        <w:t>Problemáticamente</w:t>
-      </w:r>
-      <w:proofErr w:type="spellEnd"/>
-      <w:r>
-        <w:t xml:space="preserve">, </w:t>
-      </w:r>
-      <w:proofErr w:type="spellStart"/>
-      <w:r>
-        <w:t>algunas</w:t>
-      </w:r>
-      <w:proofErr w:type="spellEnd"/>
-      <w:r>
-        <w:t xml:space="preserve"> de </w:t>
-      </w:r>
-      <w:proofErr w:type="spellStart"/>
-      <w:r>
-        <w:t>estas</w:t>
-      </w:r>
-      <w:proofErr w:type="spellEnd"/>
-      <w:r>
-        <w:t xml:space="preserve"> ponderaciones pueden ser negativas, especialmente cuando los efectos del tratamiento varían en el tiempo. Esto puede llevar a situaciones paradójicas donde el estimador TWFE tiene el signo opuesto al verdadero efecto promedio.</w:t>
-      </w:r>
-      <w:r>
+      <w:r>
+        <w:rPr>
+          <w:lang w:val="es-ES"/>
+        </w:rPr>
+        <w:t>Problemáticamente, algunas de estas ponderaciones pueden ser negativas, especialmente cuando los efectos del tratamiento varían en el tiempo. Esto puede llevar a situaciones paradójicas donde el estimador TWFE tiene el signo opuesto al verdadero efecto promedio.</w:t>
+      </w:r>
+      <w:r>
+        <w:rPr>
+          <w:lang w:val="es-ES"/>
+        </w:rPr>
         <w:t xml:space="preserve"> </w:t>
       </w:r>
       <w:r>
+        <w:rPr>
+          <w:lang w:val="es-ES"/>
+        </w:rPr>
         <w:t xml:space="preserve">A menudo, el supuesto de tendencias paralelas </w:t>
       </w:r>
       <w:r>
+        <w:rPr>
+          <w:lang w:val="es-ES"/>
+        </w:rPr>
         <w:t xml:space="preserve">sin incluir covariables </w:t>
       </w:r>
       <w:r>
+        <w:rPr>
+          <w:lang w:val="es-ES"/>
+        </w:rPr>
         <w:t xml:space="preserve">es inverosímil. Por ejemplo, estados con diferentes características demográficas pueden tener tendencias de criminalidad naturales distintas. En estos casos, es necesario asumir tendencias paralelas condicionales: las tendencias son iguales dado un vector de covariables observable </w:t>
       </w:r>
       <m:oMath>
@@ -4402,6 +3958,9 @@
         </m:r>
       </m:oMath>
       <w:r>
+        <w:rPr>
+          <w:lang w:val="es-ES"/>
+        </w:rPr>
         <w:t>.</w:t>
       </w:r>
     </w:p>
@@ -4410,8 +3969,14 @@
         <w:spacing w:line="360" w:lineRule="auto"/>
         <w:ind w:firstLine="708"/>
         <w:jc w:val="both"/>
-      </w:pPr>
-      <w:r>
+        <w:rPr>
+          <w:lang w:val="es-ES"/>
+        </w:rPr>
+      </w:pPr>
+      <w:r>
+        <w:rPr>
+          <w:lang w:val="es-ES"/>
+        </w:rPr>
         <w:t xml:space="preserve">La práctica estándar es incluir </w:t>
       </w:r>
       <m:oMath>
@@ -4423,6 +3988,9 @@
         </m:r>
       </m:oMath>
       <w:r>
+        <w:rPr>
+          <w:lang w:val="es-ES"/>
+        </w:rPr>
         <w:t xml:space="preserve"> linealmente en la regresión (</w:t>
       </w:r>
       <m:oMath>
@@ -4430,7 +3998,14 @@
           <w:rPr>
             <w:rFonts w:ascii="Cambria Math" w:hAnsi="Cambria Math"/>
           </w:rPr>
-          <m:t xml:space="preserve">Y </m:t>
+          <m:t>Y</m:t>
+        </m:r>
+        <m:r>
+          <w:rPr>
+            <w:rFonts w:ascii="Cambria Math" w:hAnsi="Cambria Math"/>
+            <w:lang w:val="es-ES"/>
+          </w:rPr>
+          <m:t xml:space="preserve"> </m:t>
         </m:r>
         <m:r>
           <m:rPr>
@@ -4438,6 +4013,7 @@
           </m:rPr>
           <w:rPr>
             <w:rFonts w:ascii="Cambria Math" w:hAnsi="Cambria Math"/>
+            <w:lang w:val="es-ES"/>
           </w:rPr>
           <m:t>∼</m:t>
         </m:r>
@@ -4445,10 +4021,26 @@
           <w:rPr>
             <w:rFonts w:ascii="Cambria Math" w:hAnsi="Cambria Math"/>
           </w:rPr>
-          <m:t>D + X</m:t>
+          <m:t>D</m:t>
+        </m:r>
+        <m:r>
+          <w:rPr>
+            <w:rFonts w:ascii="Cambria Math" w:hAnsi="Cambria Math"/>
+            <w:lang w:val="es-ES"/>
+          </w:rPr>
+          <m:t xml:space="preserve"> + </m:t>
+        </m:r>
+        <m:r>
+          <w:rPr>
+            <w:rFonts w:ascii="Cambria Math" w:hAnsi="Cambria Math"/>
+          </w:rPr>
+          <m:t>X</m:t>
         </m:r>
       </m:oMath>
       <w:r>
+        <w:rPr>
+          <w:lang w:val="es-ES"/>
+        </w:rPr>
         <w:t xml:space="preserve">). Sin embargo, esto asume que sabemos exactamente cómo </w:t>
       </w:r>
       <m:oMath>
@@ -4460,6 +4052,9 @@
         </m:r>
       </m:oMath>
       <w:r>
+        <w:rPr>
+          <w:lang w:val="es-ES"/>
+        </w:rPr>
         <w:t xml:space="preserve"> afecta a </w:t>
       </w:r>
       <m:oMath>
@@ -4471,31 +4066,10 @@
         </m:r>
       </m:oMath>
       <w:r>
-        <w:t xml:space="preserve"> (forma funcional). Si la relación es no lineal o implica interacciones complejas, el modelo lineal está mal </w:t>
-      </w:r>
-      <w:proofErr w:type="spellStart"/>
-      <w:r>
-        <w:t>especificado</w:t>
-      </w:r>
-      <w:proofErr w:type="spellEnd"/>
-      <w:r>
-        <w:t xml:space="preserve">, </w:t>
-      </w:r>
-      <w:proofErr w:type="spellStart"/>
-      <w:r>
-        <w:t>reintroduciendo</w:t>
-      </w:r>
-      <w:proofErr w:type="spellEnd"/>
-      <w:r>
-        <w:t xml:space="preserve"> </w:t>
-      </w:r>
-      <w:proofErr w:type="spellStart"/>
-      <w:r>
-        <w:t>sesgo</w:t>
-      </w:r>
-      <w:proofErr w:type="spellEnd"/>
-      <w:r>
-        <w:t>.</w:t>
+        <w:rPr>
+          <w:lang w:val="es-ES"/>
+        </w:rPr>
+        <w:t xml:space="preserve"> (forma funcional). Si la relación es no lineal o implica interacciones complejas, el modelo lineal está mal especificado, reintroduciendo sesgo.</w:t>
       </w:r>
     </w:p>
     <w:p>
@@ -4503,6 +4077,9 @@
         <w:spacing w:line="360" w:lineRule="auto"/>
         <w:ind w:firstLine="708"/>
         <w:jc w:val="both"/>
+        <w:rPr>
+          <w:lang w:val="es-ES"/>
+        </w:rPr>
       </w:pPr>
     </w:p>
     <w:p>
@@ -4515,7 +4092,6 @@
           <w:lang w:val="es-ES"/>
         </w:rPr>
       </w:pPr>
-      <w:proofErr w:type="spellStart"/>
       <w:r>
         <w:rPr>
           <w:b/>
@@ -4524,31 +4100,8 @@
           <w:iCs/>
           <w:lang w:val="es-ES"/>
         </w:rPr>
-        <w:t>Double</w:t>
-      </w:r>
-      <w:proofErr w:type="spellEnd"/>
-      <w:r>
-        <w:rPr>
-          <w:b/>
-          <w:bCs/>
-          <w:i/>
-          <w:iCs/>
-          <w:lang w:val="es-ES"/>
-        </w:rPr>
-        <w:t xml:space="preserve"> Machine </w:t>
-      </w:r>
-      <w:proofErr w:type="spellStart"/>
-      <w:r>
-        <w:rPr>
-          <w:b/>
-          <w:bCs/>
-          <w:i/>
-          <w:iCs/>
-          <w:lang w:val="es-ES"/>
-        </w:rPr>
-        <w:t>Learning</w:t>
-      </w:r>
-      <w:proofErr w:type="spellEnd"/>
+        <w:t>Double Machine Learning</w:t>
+      </w:r>
       <w:r>
         <w:rPr>
           <w:b/>
@@ -4577,140 +4130,108 @@
         <w:rPr>
           <w:b/>
           <w:bCs/>
-        </w:rPr>
-      </w:pPr>
-      <w:proofErr w:type="spellStart"/>
+          <w:lang w:val="es-ES"/>
+        </w:rPr>
+      </w:pPr>
       <w:r>
         <w:rPr>
           <w:i/>
           <w:iCs/>
           <w:lang w:val="es-ES"/>
         </w:rPr>
-        <w:t>Double</w:t>
-      </w:r>
-      <w:proofErr w:type="spellEnd"/>
+        <w:t>Double Machine Learning</w:t>
+      </w:r>
+      <w:r>
+        <w:rPr>
+          <w:lang w:val="es-ES"/>
+        </w:rPr>
+        <w:t xml:space="preserve">, </w:t>
+      </w:r>
+      <w:r>
+        <w:rPr>
+          <w:lang w:val="es-ES"/>
+        </w:rPr>
+        <w:t>(</w:t>
+      </w:r>
+      <w:r>
+        <w:rPr>
+          <w:lang w:val="es-ES"/>
+        </w:rPr>
+        <w:t>Chernozhukov et al.</w:t>
+      </w:r>
+      <w:r>
+        <w:rPr>
+          <w:lang w:val="es-ES"/>
+        </w:rPr>
+        <w:t xml:space="preserve">, </w:t>
+      </w:r>
+      <w:r>
+        <w:rPr>
+          <w:lang w:val="es-ES"/>
+        </w:rPr>
+        <w:t xml:space="preserve">2018), es un marco general para estimar parámetros causales estructurales en presencia de </w:t>
+      </w:r>
+      <w:r>
+        <w:rPr>
+          <w:lang w:val="es-ES"/>
+        </w:rPr>
+        <w:t xml:space="preserve">muchas </w:t>
+      </w:r>
+      <w:r>
+        <w:rPr>
+          <w:lang w:val="es-ES"/>
+        </w:rPr>
+        <w:t xml:space="preserve">variables de </w:t>
+      </w:r>
+      <w:r>
+        <w:rPr>
+          <w:lang w:val="es-ES"/>
+        </w:rPr>
+        <w:t>control</w:t>
+      </w:r>
+      <w:r>
+        <w:rPr>
+          <w:lang w:val="es-ES"/>
+        </w:rPr>
+        <w:t xml:space="preserve"> </w:t>
+      </w:r>
+      <w:r>
+        <w:rPr>
+          <w:lang w:val="es-ES"/>
+        </w:rPr>
+        <w:t xml:space="preserve">con efectos complejos tanto en el tratamiento como en la variable dependiente. </w:t>
+      </w:r>
+      <w:r>
+        <w:rPr>
+          <w:lang w:val="es-ES"/>
+        </w:rPr>
+        <w:t>Est</w:t>
+      </w:r>
+      <w:r>
+        <w:rPr>
+          <w:lang w:val="es-ES"/>
+        </w:rPr>
+        <w:t xml:space="preserve">os efectos se </w:t>
+      </w:r>
+      <w:r>
+        <w:rPr>
+          <w:lang w:val="es-ES"/>
+        </w:rPr>
+        <w:lastRenderedPageBreak/>
+        <w:t xml:space="preserve">cuantifican mediante </w:t>
+      </w:r>
       <w:r>
         <w:rPr>
           <w:i/>
           <w:iCs/>
           <w:lang w:val="es-ES"/>
         </w:rPr>
-        <w:t xml:space="preserve"> Machine </w:t>
-      </w:r>
-      <w:proofErr w:type="spellStart"/>
-      <w:r>
-        <w:rPr>
-          <w:i/>
-          <w:iCs/>
-          <w:lang w:val="es-ES"/>
-        </w:rPr>
-        <w:t>Learning</w:t>
-      </w:r>
-      <w:proofErr w:type="spellEnd"/>
-      <w:r>
-        <w:rPr>
-          <w:lang w:val="es-ES"/>
-        </w:rPr>
-        <w:t xml:space="preserve">, </w:t>
-      </w:r>
-      <w:r>
-        <w:rPr>
-          <w:lang w:val="es-ES"/>
-        </w:rPr>
-        <w:t>(</w:t>
-      </w:r>
-      <w:proofErr w:type="spellStart"/>
-      <w:r>
-        <w:rPr>
-          <w:lang w:val="es-ES"/>
-        </w:rPr>
-        <w:t>Chernozhukov</w:t>
-      </w:r>
-      <w:proofErr w:type="spellEnd"/>
-      <w:r>
-        <w:rPr>
-          <w:lang w:val="es-ES"/>
-        </w:rPr>
-        <w:t xml:space="preserve"> et al.</w:t>
-      </w:r>
-      <w:r>
-        <w:rPr>
-          <w:lang w:val="es-ES"/>
-        </w:rPr>
-        <w:t xml:space="preserve">, </w:t>
-      </w:r>
-      <w:r>
-        <w:rPr>
-          <w:lang w:val="es-ES"/>
-        </w:rPr>
-        <w:t xml:space="preserve">2018), es un marco general para estimar parámetros causales estructurales en presencia de </w:t>
-      </w:r>
-      <w:r>
-        <w:rPr>
-          <w:lang w:val="es-ES"/>
-        </w:rPr>
-        <w:t xml:space="preserve">muchas </w:t>
-      </w:r>
-      <w:r>
-        <w:rPr>
-          <w:lang w:val="es-ES"/>
-        </w:rPr>
-        <w:t xml:space="preserve">variables de </w:t>
-      </w:r>
-      <w:r>
-        <w:rPr>
-          <w:lang w:val="es-ES"/>
-        </w:rPr>
-        <w:t>control</w:t>
-      </w:r>
-      <w:r>
-        <w:rPr>
-          <w:lang w:val="es-ES"/>
-        </w:rPr>
-        <w:t xml:space="preserve"> </w:t>
-      </w:r>
-      <w:r>
-        <w:rPr>
-          <w:lang w:val="es-ES"/>
-        </w:rPr>
-        <w:t xml:space="preserve">con efectos complejos tanto en el tratamiento como en la variable dependiente. </w:t>
-      </w:r>
-      <w:proofErr w:type="spellStart"/>
-      <w:r>
-        <w:t>Est</w:t>
-      </w:r>
-      <w:r>
-        <w:t>os</w:t>
-      </w:r>
-      <w:proofErr w:type="spellEnd"/>
-      <w:r>
-        <w:t xml:space="preserve"> </w:t>
-      </w:r>
-      <w:proofErr w:type="spellStart"/>
-      <w:r>
-        <w:t>efectos</w:t>
-      </w:r>
-      <w:proofErr w:type="spellEnd"/>
-      <w:r>
-        <w:t xml:space="preserve"> se </w:t>
-      </w:r>
-      <w:proofErr w:type="spellStart"/>
-      <w:r>
-        <w:lastRenderedPageBreak/>
-        <w:t>cuantifican</w:t>
-      </w:r>
-      <w:proofErr w:type="spellEnd"/>
-      <w:r>
-        <w:t xml:space="preserve"> mediante </w:t>
-      </w:r>
-      <w:r>
-        <w:rPr>
-          <w:i/>
-          <w:iCs/>
-        </w:rPr>
         <w:t>nuisance functions</w:t>
       </w:r>
       <w:r>
+        <w:rPr>
+          <w:lang w:val="es-ES"/>
+        </w:rPr>
         <w:t xml:space="preserve"> que deben ser estimadas con modelos flexibles con el fin de evitar que los controles generen un sesgo es la estimación del efecto del tratamiento.</w:t>
       </w:r>
     </w:p>
@@ -4718,8 +4239,14 @@
       <w:pPr>
         <w:spacing w:line="360" w:lineRule="auto"/>
         <w:jc w:val="both"/>
-      </w:pPr>
-      <w:r>
+        <w:rPr>
+          <w:lang w:val="es-ES"/>
+        </w:rPr>
+      </w:pPr>
+      <w:r>
+        <w:rPr>
+          <w:lang w:val="es-ES"/>
+        </w:rPr>
         <w:t>El punto de partida es a menudo un modelo parcialmente lineal (PLM):</w:t>
       </w:r>
     </w:p>
@@ -4902,8 +4429,14 @@
         <w:spacing w:line="360" w:lineRule="auto"/>
         <w:ind w:firstLine="708"/>
         <w:jc w:val="both"/>
-      </w:pPr>
-      <w:r>
+        <w:rPr>
+          <w:lang w:val="es-ES"/>
+        </w:rPr>
+      </w:pPr>
+      <w:r>
+        <w:rPr>
+          <w:lang w:val="es-ES"/>
+        </w:rPr>
         <w:t xml:space="preserve">Donde </w:t>
       </w:r>
       <m:oMath>
@@ -4915,6 +4448,9 @@
         </m:r>
       </m:oMath>
       <w:r>
+        <w:rPr>
+          <w:lang w:val="es-ES"/>
+        </w:rPr>
         <w:t xml:space="preserve"> es el resultado, </w:t>
       </w:r>
       <m:oMath>
@@ -4926,6 +4462,9 @@
         </m:r>
       </m:oMath>
       <w:r>
+        <w:rPr>
+          <w:lang w:val="es-ES"/>
+        </w:rPr>
         <w:t xml:space="preserve"> es el tratamiento, y </w:t>
       </w:r>
       <m:oMath>
@@ -4958,6 +4497,7 @@
             <m:r>
               <w:rPr>
                 <w:rFonts w:ascii="Cambria Math" w:hAnsi="Cambria Math"/>
+                <w:lang w:val="es-ES"/>
               </w:rPr>
               <m:t>0</m:t>
             </m:r>
@@ -4965,6 +4505,9 @@
         </m:sSub>
       </m:oMath>
       <w:r>
+        <w:rPr>
+          <w:lang w:val="es-ES"/>
+        </w:rPr>
         <w:t xml:space="preserve"> es el parámetro causal de interés. Crucialmente, </w:t>
       </w:r>
       <m:oMath>
@@ -4989,6 +4532,7 @@
             <m:r>
               <w:rPr>
                 <w:rFonts w:ascii="Cambria Math" w:hAnsi="Cambria Math"/>
+                <w:lang w:val="es-ES"/>
               </w:rPr>
               <m:t>0</m:t>
             </m:r>
@@ -5014,6 +4558,9 @@
         </m:d>
       </m:oMath>
       <w:r>
+        <w:rPr>
+          <w:lang w:val="es-ES"/>
+        </w:rPr>
         <w:t xml:space="preserve"> (la relación entre covariables y resultado) y </w:t>
       </w:r>
       <m:oMath>
@@ -5038,6 +4585,7 @@
             <m:r>
               <w:rPr>
                 <w:rFonts w:ascii="Cambria Math" w:hAnsi="Cambria Math"/>
+                <w:lang w:val="es-ES"/>
               </w:rPr>
               <m:t>0</m:t>
             </m:r>
@@ -5063,41 +4611,24 @@
         </m:d>
       </m:oMath>
       <w:r>
+        <w:rPr>
+          <w:lang w:val="es-ES"/>
+        </w:rPr>
         <w:t xml:space="preserve"> (la relación entre covariables y tratamiento, o </w:t>
       </w:r>
       <w:r>
         <w:rPr>
           <w:i/>
           <w:iCs/>
+          <w:lang w:val="es-ES"/>
         </w:rPr>
         <w:t>propensity score</w:t>
       </w:r>
       <w:r>
-        <w:t xml:space="preserve">) son funciones desconocidas y </w:t>
-      </w:r>
-      <w:proofErr w:type="spellStart"/>
-      <w:r>
-        <w:t>potencialmente</w:t>
-      </w:r>
-      <w:proofErr w:type="spellEnd"/>
-      <w:r>
-        <w:t xml:space="preserve"> </w:t>
-      </w:r>
-      <w:proofErr w:type="spellStart"/>
-      <w:r>
-        <w:t>muy</w:t>
-      </w:r>
-      <w:proofErr w:type="spellEnd"/>
-      <w:r>
-        <w:t xml:space="preserve"> </w:t>
-      </w:r>
-      <w:proofErr w:type="spellStart"/>
-      <w:r>
-        <w:t>complejas</w:t>
-      </w:r>
-      <w:proofErr w:type="spellEnd"/>
-      <w:r>
-        <w:t>.</w:t>
+        <w:rPr>
+          <w:lang w:val="es-ES"/>
+        </w:rPr>
+        <w:t>) son funciones desconocidas y potencialmente muy complejas.</w:t>
       </w:r>
     </w:p>
     <w:p>
@@ -5211,40 +4742,28 @@
         </w:rPr>
         <w:t xml:space="preserve"> simultáneamente usando ML (e.g., </w:t>
       </w:r>
-      <w:proofErr w:type="spellStart"/>
       <w:r>
         <w:rPr>
           <w:i/>
           <w:iCs/>
           <w:lang w:val="es-ES"/>
         </w:rPr>
-        <w:t>Random</w:t>
-      </w:r>
-      <w:proofErr w:type="spellEnd"/>
+        <w:t>Random Forest</w:t>
+      </w:r>
+      <w:r>
+        <w:rPr>
+          <w:lang w:val="es-ES"/>
+        </w:rPr>
+        <w:t xml:space="preserve">), el sesgo de regularización inherente al ML (necesario para evitar </w:t>
+      </w:r>
       <w:r>
         <w:rPr>
           <w:i/>
           <w:iCs/>
           <w:lang w:val="es-ES"/>
         </w:rPr>
-        <w:t xml:space="preserve"> Forest</w:t>
-      </w:r>
-      <w:r>
-        <w:rPr>
-          <w:lang w:val="es-ES"/>
-        </w:rPr>
-        <w:t xml:space="preserve">), el sesgo de regularización inherente al ML (necesario para evitar </w:t>
-      </w:r>
-      <w:proofErr w:type="spellStart"/>
-      <w:r>
-        <w:rPr>
-          <w:i/>
-          <w:iCs/>
-          <w:lang w:val="es-ES"/>
-        </w:rPr>
         <w:t>overfitting</w:t>
       </w:r>
-      <w:proofErr w:type="spellEnd"/>
       <w:r>
         <w:rPr>
           <w:lang w:val="es-ES"/>
@@ -5308,46 +4827,13 @@
         <w:rPr>
           <w:lang w:val="es-ES"/>
         </w:rPr>
-        <w:t>DML resuelve esto mediante un proceso de dos etapas basado en el teorema de Frisch-</w:t>
-      </w:r>
-      <w:proofErr w:type="spellStart"/>
-      <w:r>
-        <w:rPr>
-          <w:lang w:val="es-ES"/>
-        </w:rPr>
-        <w:t>Waugh</w:t>
-      </w:r>
-      <w:proofErr w:type="spellEnd"/>
-      <w:r>
-        <w:rPr>
-          <w:lang w:val="es-ES"/>
-        </w:rPr>
-        <w:t>-</w:t>
-      </w:r>
-      <w:proofErr w:type="spellStart"/>
-      <w:r>
-        <w:rPr>
-          <w:lang w:val="es-ES"/>
-        </w:rPr>
-        <w:t>Lovell</w:t>
-      </w:r>
-      <w:proofErr w:type="spellEnd"/>
-      <w:r>
-        <w:rPr>
-          <w:lang w:val="es-ES"/>
-        </w:rPr>
-        <w:t xml:space="preserve"> "generalizado". </w:t>
-      </w:r>
-      <w:r>
-        <w:t>La idea es "</w:t>
-      </w:r>
-      <w:proofErr w:type="spellStart"/>
-      <w:r>
-        <w:t>ortogonalizar</w:t>
-      </w:r>
-      <w:proofErr w:type="spellEnd"/>
-      <w:r>
-        <w:t>" el problema:</w:t>
+        <w:t xml:space="preserve">DML resuelve esto mediante un proceso de dos etapas basado en el teorema de Frisch-Waugh-Lovell "generalizado". </w:t>
+      </w:r>
+      <w:r>
+        <w:rPr>
+          <w:lang w:val="es-ES"/>
+        </w:rPr>
+        <w:t>La idea es "ortogonalizar" el problema:</w:t>
       </w:r>
     </w:p>
     <w:p>
@@ -5355,8 +4841,14 @@
         <w:spacing w:line="360" w:lineRule="auto"/>
         <w:ind w:firstLine="708"/>
         <w:jc w:val="both"/>
-      </w:pPr>
-      <w:r>
+        <w:rPr>
+          <w:lang w:val="es-ES"/>
+        </w:rPr>
+      </w:pPr>
+      <w:r>
+        <w:rPr>
+          <w:lang w:val="es-ES"/>
+        </w:rPr>
         <w:t xml:space="preserve">1.  Predecir </w:t>
       </w:r>
       <m:oMath>
@@ -5368,6 +4860,9 @@
         </m:r>
       </m:oMath>
       <w:r>
+        <w:rPr>
+          <w:lang w:val="es-ES"/>
+        </w:rPr>
         <w:t xml:space="preserve"> usando </w:t>
       </w:r>
       <m:oMath>
@@ -5379,6 +4874,9 @@
         </m:r>
       </m:oMath>
       <w:r>
+        <w:rPr>
+          <w:lang w:val="es-ES"/>
+        </w:rPr>
         <w:t xml:space="preserve"> y obtener los residuos: </w:t>
       </w:r>
       <m:oMath>
@@ -5403,8 +4901,22 @@
         <m:r>
           <w:rPr>
             <w:rFonts w:ascii="Cambria Math" w:hAnsi="Cambria Math"/>
+            <w:lang w:val="es-ES"/>
           </w:rPr>
-          <m:t>=Y-</m:t>
+          <m:t>=</m:t>
+        </m:r>
+        <m:r>
+          <w:rPr>
+            <w:rFonts w:ascii="Cambria Math" w:hAnsi="Cambria Math"/>
+          </w:rPr>
+          <m:t>Y</m:t>
+        </m:r>
+        <m:r>
+          <w:rPr>
+            <w:rFonts w:ascii="Cambria Math" w:hAnsi="Cambria Math"/>
+            <w:lang w:val="es-ES"/>
+          </w:rPr>
+          <m:t>-</m:t>
         </m:r>
         <m:acc>
           <m:accPr>
@@ -5453,6 +4965,9 @@
         </m:d>
       </m:oMath>
       <w:r>
+        <w:rPr>
+          <w:lang w:val="es-ES"/>
+        </w:rPr>
         <w:t>.</w:t>
       </w:r>
     </w:p>
@@ -5461,8 +4976,14 @@
         <w:spacing w:line="360" w:lineRule="auto"/>
         <w:ind w:firstLine="708"/>
         <w:jc w:val="both"/>
-      </w:pPr>
-      <w:r>
+        <w:rPr>
+          <w:lang w:val="es-ES"/>
+        </w:rPr>
+      </w:pPr>
+      <w:r>
+        <w:rPr>
+          <w:lang w:val="es-ES"/>
+        </w:rPr>
         <w:t xml:space="preserve">2.  Predecir </w:t>
       </w:r>
       <m:oMath>
@@ -5474,6 +4995,9 @@
         </m:r>
       </m:oMath>
       <w:r>
+        <w:rPr>
+          <w:lang w:val="es-ES"/>
+        </w:rPr>
         <w:t xml:space="preserve"> usando </w:t>
       </w:r>
       <m:oMath>
@@ -5485,6 +5009,9 @@
         </m:r>
       </m:oMath>
       <w:r>
+        <w:rPr>
+          <w:lang w:val="es-ES"/>
+        </w:rPr>
         <w:t xml:space="preserve"> y obtener los residuos: </w:t>
       </w:r>
       <m:oMath>
@@ -5509,8 +5036,22 @@
         <m:r>
           <w:rPr>
             <w:rFonts w:ascii="Cambria Math" w:hAnsi="Cambria Math"/>
+            <w:lang w:val="es-ES"/>
           </w:rPr>
-          <m:t>=D-</m:t>
+          <m:t>=</m:t>
+        </m:r>
+        <m:r>
+          <w:rPr>
+            <w:rFonts w:ascii="Cambria Math" w:hAnsi="Cambria Math"/>
+          </w:rPr>
+          <m:t>D</m:t>
+        </m:r>
+        <m:r>
+          <w:rPr>
+            <w:rFonts w:ascii="Cambria Math" w:hAnsi="Cambria Math"/>
+            <w:lang w:val="es-ES"/>
+          </w:rPr>
+          <m:t>-</m:t>
         </m:r>
         <m:acc>
           <m:accPr>
@@ -5559,6 +5100,9 @@
         </m:d>
       </m:oMath>
       <w:r>
+        <w:rPr>
+          <w:lang w:val="es-ES"/>
+        </w:rPr>
         <w:t>.</w:t>
       </w:r>
     </w:p>
@@ -5567,8 +5111,14 @@
         <w:spacing w:line="360" w:lineRule="auto"/>
         <w:ind w:firstLine="708"/>
         <w:jc w:val="both"/>
-      </w:pPr>
-      <w:r>
+        <w:rPr>
+          <w:lang w:val="es-ES"/>
+        </w:rPr>
+      </w:pPr>
+      <w:r>
+        <w:rPr>
+          <w:lang w:val="es-ES"/>
+        </w:rPr>
         <w:t xml:space="preserve">3.  Regresar </w:t>
       </w:r>
       <m:oMath>
@@ -5592,6 +5142,9 @@
         </m:acc>
       </m:oMath>
       <w:r>
+        <w:rPr>
+          <w:lang w:val="es-ES"/>
+        </w:rPr>
         <w:t xml:space="preserve"> sobre </w:t>
       </w:r>
       <m:oMath>
@@ -5615,6 +5168,9 @@
         </m:acc>
       </m:oMath>
       <w:r>
+        <w:rPr>
+          <w:lang w:val="es-ES"/>
+        </w:rPr>
         <w:t xml:space="preserve"> para estimar </w:t>
       </w:r>
       <m:oMath>
@@ -5647,6 +5203,7 @@
             <m:r>
               <w:rPr>
                 <w:rFonts w:ascii="Cambria Math" w:hAnsi="Cambria Math"/>
+                <w:lang w:val="es-ES"/>
               </w:rPr>
               <m:t>0</m:t>
             </m:r>
@@ -5659,8 +5216,14 @@
         <w:spacing w:line="360" w:lineRule="auto"/>
         <w:ind w:firstLine="708"/>
         <w:jc w:val="both"/>
-      </w:pPr>
-      <w:r>
+        <w:rPr>
+          <w:lang w:val="es-ES"/>
+        </w:rPr>
+      </w:pPr>
+      <w:r>
+        <w:rPr>
+          <w:lang w:val="es-ES"/>
+        </w:rPr>
         <w:t xml:space="preserve">Esta estructura satisface la condición de Ortogonalidad de Neyman, lo que significa que el estimador de </w:t>
       </w:r>
       <m:oMath>
@@ -5693,6 +5256,7 @@
             <m:r>
               <w:rPr>
                 <w:rFonts w:ascii="Cambria Math" w:hAnsi="Cambria Math"/>
+                <w:lang w:val="es-ES"/>
               </w:rPr>
               <m:t>0</m:t>
             </m:r>
@@ -5700,6 +5264,9 @@
         </m:sSub>
       </m:oMath>
       <w:r>
+        <w:rPr>
+          <w:lang w:val="es-ES"/>
+        </w:rPr>
         <w:t xml:space="preserve"> es localmente insensible a pequeños errores en la estimación de las funciones molestas </w:t>
       </w:r>
       <m:oMath>
@@ -5724,6 +5291,7 @@
             <m:r>
               <w:rPr>
                 <w:rFonts w:ascii="Cambria Math" w:hAnsi="Cambria Math"/>
+                <w:lang w:val="es-ES"/>
               </w:rPr>
               <m:t>0</m:t>
             </m:r>
@@ -5731,6 +5299,9 @@
         </m:sSub>
       </m:oMath>
       <w:r>
+        <w:rPr>
+          <w:lang w:val="es-ES"/>
+        </w:rPr>
         <w:t xml:space="preserve"> y </w:t>
       </w:r>
       <m:oMath>
@@ -5755,6 +5326,7 @@
             <m:r>
               <w:rPr>
                 <w:rFonts w:ascii="Cambria Math" w:hAnsi="Cambria Math"/>
+                <w:lang w:val="es-ES"/>
               </w:rPr>
               <m:t>0</m:t>
             </m:r>
@@ -5762,6 +5334,9 @@
         </m:sSub>
       </m:oMath>
       <w:r>
+        <w:rPr>
+          <w:lang w:val="es-ES"/>
+        </w:rPr>
         <w:t xml:space="preserve">. Esto permite usar algoritmos de ML ("cajas negras") para estimar </w:t>
       </w:r>
       <m:oMath>
@@ -5786,6 +5361,7 @@
             <m:r>
               <w:rPr>
                 <w:rFonts w:ascii="Cambria Math" w:hAnsi="Cambria Math"/>
+                <w:lang w:val="es-ES"/>
               </w:rPr>
               <m:t>0</m:t>
             </m:r>
@@ -5793,6 +5369,9 @@
         </m:sSub>
       </m:oMath>
       <w:r>
+        <w:rPr>
+          <w:lang w:val="es-ES"/>
+        </w:rPr>
         <w:t xml:space="preserve"> y </w:t>
       </w:r>
       <m:oMath>
@@ -5817,6 +5396,7 @@
             <m:r>
               <w:rPr>
                 <w:rFonts w:ascii="Cambria Math" w:hAnsi="Cambria Math"/>
+                <w:lang w:val="es-ES"/>
               </w:rPr>
               <m:t>0</m:t>
             </m:r>
@@ -5824,6 +5404,9 @@
         </m:sSub>
       </m:oMath>
       <w:r>
+        <w:rPr>
+          <w:lang w:val="es-ES"/>
+        </w:rPr>
         <w:t xml:space="preserve"> y aún así obtener inferencia válida de </w:t>
       </w:r>
       <m:oMath>
@@ -5855,6 +5438,9 @@
         </m:rad>
       </m:oMath>
       <w:r>
+        <w:rPr>
+          <w:lang w:val="es-ES"/>
+        </w:rPr>
         <w:t xml:space="preserve">-consistente para </w:t>
       </w:r>
       <m:oMath>
@@ -5887,6 +5473,7 @@
             <m:r>
               <w:rPr>
                 <w:rFonts w:ascii="Cambria Math" w:hAnsi="Cambria Math"/>
+                <w:lang w:val="es-ES"/>
               </w:rPr>
               <m:t>0</m:t>
             </m:r>
@@ -5894,6 +5481,9 @@
         </m:sSub>
       </m:oMath>
       <w:r>
+        <w:rPr>
+          <w:lang w:val="es-ES"/>
+        </w:rPr>
         <w:t>.</w:t>
       </w:r>
     </w:p>
@@ -5912,58 +5502,28 @@
         </w:rPr>
         <w:t>Para evitar otro sesgo conocido como "</w:t>
       </w:r>
-      <w:proofErr w:type="spellStart"/>
       <w:r>
         <w:rPr>
           <w:i/>
           <w:iCs/>
           <w:lang w:val="es-ES"/>
         </w:rPr>
-        <w:t>overfitting</w:t>
-      </w:r>
-      <w:proofErr w:type="spellEnd"/>
+        <w:t>overfitting bias</w:t>
+      </w:r>
+      <w:r>
+        <w:rPr>
+          <w:lang w:val="es-ES"/>
+        </w:rPr>
+        <w:t xml:space="preserve">" (usar los mismos datos para seleccionar el modelo y estimar el efecto), DML emplea </w:t>
+      </w:r>
       <w:r>
         <w:rPr>
           <w:i/>
           <w:iCs/>
           <w:lang w:val="es-ES"/>
         </w:rPr>
-        <w:t xml:space="preserve"> </w:t>
-      </w:r>
-      <w:proofErr w:type="spellStart"/>
-      <w:r>
-        <w:rPr>
-          <w:i/>
-          <w:iCs/>
-          <w:lang w:val="es-ES"/>
-        </w:rPr>
-        <w:t>bias</w:t>
-      </w:r>
-      <w:proofErr w:type="spellEnd"/>
-      <w:r>
-        <w:rPr>
-          <w:lang w:val="es-ES"/>
-        </w:rPr>
-        <w:t xml:space="preserve">" (usar los mismos datos para seleccionar el modelo y estimar el efecto), DML emplea </w:t>
-      </w:r>
-      <w:r>
-        <w:rPr>
-          <w:i/>
-          <w:iCs/>
-          <w:lang w:val="es-ES"/>
-        </w:rPr>
-        <w:t>Cross-</w:t>
-      </w:r>
-      <w:proofErr w:type="spellStart"/>
-      <w:r>
-        <w:rPr>
-          <w:i/>
-          <w:iCs/>
-          <w:lang w:val="es-ES"/>
-        </w:rPr>
-        <w:t>Fitting</w:t>
-      </w:r>
-      <w:proofErr w:type="spellEnd"/>
+        <w:t>Cross-Fitting</w:t>
+      </w:r>
       <w:r>
         <w:rPr>
           <w:lang w:val="es-ES"/>
@@ -5976,8 +5536,14 @@
         <w:spacing w:line="360" w:lineRule="auto"/>
         <w:ind w:firstLine="708"/>
         <w:jc w:val="both"/>
-      </w:pPr>
-      <w:r>
+        <w:rPr>
+          <w:lang w:val="es-ES"/>
+        </w:rPr>
+      </w:pPr>
+      <w:r>
+        <w:rPr>
+          <w:lang w:val="es-ES"/>
+        </w:rPr>
         <w:t xml:space="preserve">1.  Dividir la muestra en </w:t>
       </w:r>
       <m:oMath>
@@ -5989,16 +5555,23 @@
         </m:r>
       </m:oMath>
       <w:r>
+        <w:rPr>
+          <w:lang w:val="es-ES"/>
+        </w:rPr>
         <w:t xml:space="preserve"> </w:t>
       </w:r>
       <w:r>
         <w:rPr>
           <w:i/>
           <w:iCs/>
+          <w:lang w:val="es-ES"/>
         </w:rPr>
         <w:t>folds</w:t>
       </w:r>
       <w:r>
+        <w:rPr>
+          <w:lang w:val="es-ES"/>
+        </w:rPr>
         <w:t>.</w:t>
       </w:r>
     </w:p>
@@ -6007,18 +5580,28 @@
         <w:spacing w:line="360" w:lineRule="auto"/>
         <w:ind w:firstLine="708"/>
         <w:jc w:val="both"/>
-      </w:pPr>
-      <w:r>
+        <w:rPr>
+          <w:lang w:val="es-ES"/>
+        </w:rPr>
+      </w:pPr>
+      <w:r>
+        <w:rPr>
+          <w:lang w:val="es-ES"/>
+        </w:rPr>
         <w:t xml:space="preserve">2.  Para cada </w:t>
       </w:r>
       <w:r>
         <w:rPr>
           <w:i/>
           <w:iCs/>
+          <w:lang w:val="es-ES"/>
         </w:rPr>
         <w:t>fold</w:t>
       </w:r>
       <w:r>
+        <w:rPr>
+          <w:lang w:val="es-ES"/>
+        </w:rPr>
         <w:t xml:space="preserve"> </w:t>
       </w:r>
       <m:oMath>
@@ -6030,6 +5613,9 @@
         </m:r>
       </m:oMath>
       <w:r>
+        <w:rPr>
+          <w:lang w:val="es-ES"/>
+        </w:rPr>
         <w:t>, usar el resto de los datos (complemento) para entrenar los modelos de ML.</w:t>
       </w:r>
     </w:p>
@@ -6038,18 +5624,28 @@
         <w:spacing w:line="360" w:lineRule="auto"/>
         <w:ind w:firstLine="708"/>
         <w:jc w:val="both"/>
-      </w:pPr>
-      <w:r>
+        <w:rPr>
+          <w:lang w:val="es-ES"/>
+        </w:rPr>
+      </w:pPr>
+      <w:r>
+        <w:rPr>
+          <w:lang w:val="es-ES"/>
+        </w:rPr>
         <w:t xml:space="preserve">3.  Usar los modelos entrenados para generar residuos en el </w:t>
       </w:r>
       <w:r>
         <w:rPr>
           <w:i/>
           <w:iCs/>
+          <w:lang w:val="es-ES"/>
         </w:rPr>
         <w:t>fold</w:t>
       </w:r>
       <w:r>
+        <w:rPr>
+          <w:lang w:val="es-ES"/>
+        </w:rPr>
         <w:t xml:space="preserve"> </w:t>
       </w:r>
       <m:oMath>
@@ -6061,6 +5657,9 @@
         </m:r>
       </m:oMath>
       <w:r>
+        <w:rPr>
+          <w:lang w:val="es-ES"/>
+        </w:rPr>
         <w:t>.</w:t>
       </w:r>
     </w:p>
@@ -6069,8 +5668,14 @@
         <w:spacing w:line="360" w:lineRule="auto"/>
         <w:ind w:firstLine="708"/>
         <w:jc w:val="both"/>
-      </w:pPr>
-      <w:r>
+        <w:rPr>
+          <w:lang w:val="es-ES"/>
+        </w:rPr>
+      </w:pPr>
+      <w:r>
+        <w:rPr>
+          <w:lang w:val="es-ES"/>
+        </w:rPr>
         <w:t>4.  Promediar los resultados.</w:t>
       </w:r>
     </w:p>
@@ -6079,25 +5684,15 @@
         <w:spacing w:line="360" w:lineRule="auto"/>
         <w:ind w:firstLine="708"/>
         <w:jc w:val="both"/>
-      </w:pPr>
-      <w:r>
-        <w:t xml:space="preserve">Esto rompe la correlación espuria entre las estimaciones de las funciones molestas y </w:t>
-      </w:r>
-      <w:proofErr w:type="spellStart"/>
-      <w:r>
-        <w:t>los</w:t>
-      </w:r>
-      <w:proofErr w:type="spellEnd"/>
-      <w:r>
-        <w:t xml:space="preserve"> </w:t>
-      </w:r>
-      <w:proofErr w:type="spellStart"/>
-      <w:r>
-        <w:t>términos</w:t>
-      </w:r>
-      <w:proofErr w:type="spellEnd"/>
-      <w:r>
-        <w:t xml:space="preserve"> de error.</w:t>
+        <w:rPr>
+          <w:lang w:val="es-ES"/>
+        </w:rPr>
+      </w:pPr>
+      <w:r>
+        <w:rPr>
+          <w:lang w:val="es-ES"/>
+        </w:rPr>
+        <w:t>Esto rompe la correlación espuria entre las estimaciones de las funciones molestas y los términos de error.</w:t>
       </w:r>
     </w:p>
     <w:p>
@@ -6105,6 +5700,9 @@
         <w:spacing w:line="360" w:lineRule="auto"/>
         <w:ind w:firstLine="708"/>
         <w:jc w:val="both"/>
+        <w:rPr>
+          <w:lang w:val="es-ES"/>
+        </w:rPr>
       </w:pPr>
     </w:p>
     <w:p>
@@ -6114,64 +5712,26 @@
         <w:rPr>
           <w:b/>
           <w:bCs/>
+          <w:lang w:val="es-ES"/>
         </w:rPr>
       </w:pPr>
       <w:r>
         <w:rPr>
           <w:b/>
           <w:bCs/>
-        </w:rPr>
-        <w:t xml:space="preserve">DML aplicado a </w:t>
-      </w:r>
-      <w:proofErr w:type="spellStart"/>
-      <w:r>
+          <w:lang w:val="es-ES"/>
+        </w:rPr>
+        <w:t>DML aplicado a Diferencias en Diferencias</w:t>
+      </w:r>
+    </w:p>
+    <w:p>
+      <w:pPr>
+        <w:spacing w:line="360" w:lineRule="auto"/>
+        <w:jc w:val="both"/>
         <w:rPr>
           <w:b/>
           <w:bCs/>
-        </w:rPr>
-        <w:t>Diferencias</w:t>
-      </w:r>
-      <w:proofErr w:type="spellEnd"/>
-      <w:r>
-        <w:rPr>
-          <w:b/>
-          <w:bCs/>
-        </w:rPr>
-        <w:t xml:space="preserve"> </w:t>
-      </w:r>
-      <w:proofErr w:type="spellStart"/>
-      <w:r>
-        <w:rPr>
-          <w:b/>
-          <w:bCs/>
-        </w:rPr>
-        <w:t>en</w:t>
-      </w:r>
-      <w:proofErr w:type="spellEnd"/>
-      <w:r>
-        <w:rPr>
-          <w:b/>
-          <w:bCs/>
-        </w:rPr>
-        <w:t xml:space="preserve"> </w:t>
-      </w:r>
-      <w:proofErr w:type="spellStart"/>
-      <w:r>
-        <w:rPr>
-          <w:b/>
-          <w:bCs/>
-        </w:rPr>
-        <w:t>Diferencias</w:t>
-      </w:r>
-      <w:proofErr w:type="spellEnd"/>
-    </w:p>
-    <w:p>
-      <w:pPr>
-        <w:spacing w:line="360" w:lineRule="auto"/>
-        <w:jc w:val="both"/>
-        <w:rPr>
-          <w:b/>
-          <w:bCs/>
+          <w:lang w:val="es-ES"/>
         </w:rPr>
       </w:pPr>
     </w:p>
@@ -6180,6 +5740,9 @@
         <w:spacing w:line="360" w:lineRule="auto"/>
         <w:ind w:firstLine="708"/>
         <w:jc w:val="both"/>
+        <w:rPr>
+          <w:lang w:val="es-ES"/>
+        </w:rPr>
       </w:pPr>
       <w:r>
         <w:rPr>
@@ -6219,6 +5782,7 @@
           <w:rStyle w:val="CommentReference"/>
           <w:sz w:val="24"/>
           <w:szCs w:val="24"/>
+          <w:lang w:val="es-ES"/>
         </w:rPr>
         <w:commentReference w:id="7"/>
       </w:r>
@@ -6228,6 +5792,7 @@
           <w:rStyle w:val="CommentReference"/>
           <w:sz w:val="24"/>
           <w:szCs w:val="24"/>
+          <w:lang w:val="es-ES"/>
         </w:rPr>
         <w:commentReference w:id="8"/>
       </w:r>
@@ -6241,21 +5806,7 @@
         <w:rPr>
           <w:lang w:val="es-ES"/>
         </w:rPr>
-        <w:t xml:space="preserve"> han extendido los principios de DML a configuraciones de panel y </w:t>
-      </w:r>
-      <w:proofErr w:type="spellStart"/>
-      <w:r>
-        <w:rPr>
-          <w:lang w:val="es-ES"/>
-        </w:rPr>
-        <w:t>DiD</w:t>
-      </w:r>
-      <w:proofErr w:type="spellEnd"/>
-      <w:r>
-        <w:rPr>
-          <w:lang w:val="es-ES"/>
-        </w:rPr>
-        <w:t>.</w:t>
+        <w:t xml:space="preserve"> han extendido los principios de DML a configuraciones de panel y DiD.</w:t>
       </w:r>
       <w:r>
         <w:rPr>
@@ -6264,37 +5815,51 @@
         <w:t xml:space="preserve"> </w:t>
       </w:r>
       <w:r>
-        <w:t xml:space="preserve">Los </w:t>
-      </w:r>
-      <w:proofErr w:type="spellStart"/>
-      <w:r>
-        <w:t>estimadores</w:t>
-      </w:r>
-      <w:proofErr w:type="spellEnd"/>
-      <w:r>
+        <w:rPr>
+          <w:lang w:val="es-ES"/>
+        </w:rPr>
+        <w:t xml:space="preserve">Los estimadores </w:t>
+      </w:r>
+      <w:r>
+        <w:rPr>
+          <w:lang w:val="es-ES"/>
+        </w:rPr>
+        <w:t>resultante</w:t>
+      </w:r>
+      <w:r>
+        <w:rPr>
+          <w:lang w:val="es-ES"/>
+        </w:rPr>
+        <w:t>s</w:t>
+      </w:r>
+      <w:r>
+        <w:rPr>
+          <w:lang w:val="es-ES"/>
+        </w:rPr>
         <w:t xml:space="preserve"> </w:t>
       </w:r>
-      <w:proofErr w:type="spellStart"/>
-      <w:r>
-        <w:t>resultante</w:t>
-      </w:r>
-      <w:r>
+      <w:r>
+        <w:rPr>
+          <w:lang w:val="es-ES"/>
+        </w:rPr>
+        <w:t>son</w:t>
+      </w:r>
+      <w:r>
+        <w:rPr>
+          <w:lang w:val="es-ES"/>
+        </w:rPr>
+        <w:t xml:space="preserve"> doblemente robusto</w:t>
+      </w:r>
+      <w:r>
+        <w:rPr>
+          <w:lang w:val="es-ES"/>
+        </w:rPr>
         <w:t>s</w:t>
       </w:r>
-      <w:proofErr w:type="spellEnd"/>
-      <w:r>
-        <w:t xml:space="preserve"> </w:t>
-      </w:r>
-      <w:r>
-        <w:t>son</w:t>
-      </w:r>
-      <w:r>
-        <w:t xml:space="preserve"> doblemente robusto</w:t>
-      </w:r>
-      <w:r>
-        <w:t>s</w:t>
-      </w:r>
-      <w:r>
+      <w:r>
+        <w:rPr>
+          <w:lang w:val="es-ES"/>
+        </w:rPr>
         <w:t xml:space="preserve">: es consistente si </w:t>
       </w:r>
       <m:oMath>
@@ -6324,6 +5889,9 @@
         </m:d>
       </m:oMath>
       <w:r>
+        <w:rPr>
+          <w:lang w:val="es-ES"/>
+        </w:rPr>
         <w:t xml:space="preserve"> o </w:t>
       </w:r>
       <m:oMath>
@@ -6353,9 +5921,15 @@
         </m:d>
       </m:oMath>
       <w:r>
+        <w:rPr>
+          <w:lang w:val="es-ES"/>
+        </w:rPr>
         <w:t xml:space="preserve"> </w:t>
       </w:r>
       <w:r>
+        <w:rPr>
+          <w:lang w:val="es-ES"/>
+        </w:rPr>
         <w:t>están correctamente especificados, y es eficientemente óptimo cuando ambos lo están. Esto contrasta con TWFE, que requiere que la especificación lineal sea correcta.</w:t>
       </w:r>
     </w:p>
@@ -6366,6 +5940,7 @@
         <w:jc w:val="both"/>
         <w:rPr>
           <w:color w:val="339966"/>
+          <w:lang w:val="es-ES"/>
         </w:rPr>
       </w:pPr>
     </w:p>
@@ -6407,18 +5982,33 @@
         <w:spacing w:line="360" w:lineRule="auto"/>
         <w:ind w:firstLine="708"/>
         <w:jc w:val="both"/>
-      </w:pPr>
-      <w:r>
+        <w:rPr>
+          <w:lang w:val="es-ES"/>
+        </w:rPr>
+      </w:pPr>
+      <w:r>
+        <w:rPr>
+          <w:lang w:val="es-ES"/>
+        </w:rPr>
         <w:t>La presente investigación adopta un enfoque cuantitativo bajo un diseño</w:t>
       </w:r>
       <w:r>
+        <w:rPr>
+          <w:lang w:val="es-ES"/>
+        </w:rPr>
         <w:t xml:space="preserve"> de simulación y</w:t>
       </w:r>
       <w:r>
+        <w:rPr>
+          <w:lang w:val="es-ES"/>
+        </w:rPr>
         <w:t xml:space="preserve"> observacional cuasi-</w:t>
       </w:r>
       <w:commentRangeStart w:id="9"/>
       <w:r>
+        <w:rPr>
+          <w:lang w:val="es-ES"/>
+        </w:rPr>
         <w:t>experimental</w:t>
       </w:r>
       <w:commentRangeEnd w:id="9"/>
@@ -6427,10 +6017,14 @@
           <w:rStyle w:val="CommentReference"/>
           <w:sz w:val="24"/>
           <w:szCs w:val="24"/>
+          <w:lang w:val="es-ES"/>
         </w:rPr>
         <w:commentReference w:id="9"/>
       </w:r>
       <w:r>
+        <w:rPr>
+          <w:lang w:val="es-ES"/>
+        </w:rPr>
         <w:t xml:space="preserve">. </w:t>
       </w:r>
       <w:r>
@@ -6439,86 +6033,28 @@
         </w:rPr>
         <w:t xml:space="preserve">La base de la estrategia empírica consiste en un análisis comparativo que aplica tanto estimadores tradicionales de </w:t>
       </w:r>
-      <w:proofErr w:type="spellStart"/>
       <w:r>
         <w:rPr>
           <w:i/>
           <w:iCs/>
           <w:lang w:val="es-ES"/>
         </w:rPr>
-        <w:t>Two-Way</w:t>
-      </w:r>
-      <w:proofErr w:type="spellEnd"/>
+        <w:t>Two-Way Fixed Effects</w:t>
+      </w:r>
+      <w:r>
+        <w:rPr>
+          <w:lang w:val="es-ES"/>
+        </w:rPr>
+        <w:t xml:space="preserve"> (TWFE) como </w:t>
+      </w:r>
       <w:r>
         <w:rPr>
           <w:i/>
           <w:iCs/>
           <w:lang w:val="es-ES"/>
         </w:rPr>
-        <w:t xml:space="preserve"> </w:t>
-      </w:r>
-      <w:proofErr w:type="spellStart"/>
-      <w:r>
-        <w:rPr>
-          <w:i/>
-          <w:iCs/>
-          <w:lang w:val="es-ES"/>
-        </w:rPr>
-        <w:t>Fixed</w:t>
-      </w:r>
-      <w:proofErr w:type="spellEnd"/>
-      <w:r>
-        <w:rPr>
-          <w:i/>
-          <w:iCs/>
-          <w:lang w:val="es-ES"/>
-        </w:rPr>
-        <w:t xml:space="preserve"> </w:t>
-      </w:r>
-      <w:proofErr w:type="spellStart"/>
-      <w:r>
-        <w:rPr>
-          <w:i/>
-          <w:iCs/>
-          <w:lang w:val="es-ES"/>
-        </w:rPr>
-        <w:t>Effects</w:t>
-      </w:r>
-      <w:proofErr w:type="spellEnd"/>
-      <w:r>
-        <w:rPr>
-          <w:lang w:val="es-ES"/>
-        </w:rPr>
-        <w:t xml:space="preserve"> (TWFE) como </w:t>
-      </w:r>
-      <w:proofErr w:type="spellStart"/>
-      <w:r>
-        <w:rPr>
-          <w:i/>
-          <w:iCs/>
-          <w:lang w:val="es-ES"/>
-        </w:rPr>
-        <w:t>Double</w:t>
-      </w:r>
-      <w:proofErr w:type="spellEnd"/>
-      <w:r>
-        <w:rPr>
-          <w:i/>
-          <w:iCs/>
-          <w:lang w:val="es-ES"/>
-        </w:rPr>
-        <w:t xml:space="preserve"> Machine </w:t>
-      </w:r>
-      <w:proofErr w:type="spellStart"/>
-      <w:r>
-        <w:rPr>
-          <w:i/>
-          <w:iCs/>
-          <w:lang w:val="es-ES"/>
-        </w:rPr>
-        <w:t>Learning</w:t>
-      </w:r>
-      <w:proofErr w:type="spellEnd"/>
+        <w:t>Double Machine Learning</w:t>
+      </w:r>
       <w:r>
         <w:rPr>
           <w:lang w:val="es-ES"/>
@@ -6526,29 +6062,19 @@
         <w:t xml:space="preserve"> (DML). </w:t>
       </w:r>
       <w:r>
-        <w:t xml:space="preserve">El </w:t>
-      </w:r>
-      <w:proofErr w:type="spellStart"/>
-      <w:r>
-        <w:t>objetivo</w:t>
-      </w:r>
-      <w:proofErr w:type="spellEnd"/>
-      <w:r>
-        <w:t xml:space="preserve"> de </w:t>
-      </w:r>
-      <w:proofErr w:type="spellStart"/>
-      <w:r>
-        <w:t>este</w:t>
-      </w:r>
-      <w:proofErr w:type="spellEnd"/>
-      <w:r>
-        <w:t xml:space="preserve"> contraste es evaluar las diferencian en la estimación de efectos causales cuando se utilizan estructuras de datos de distinta complejidad.</w:t>
+        <w:rPr>
+          <w:lang w:val="es-ES"/>
+        </w:rPr>
+        <w:t>El objetivo de este contraste es evaluar las diferencian en la estimación de efectos causales cuando se utilizan estructuras de datos de distinta complejidad.</w:t>
       </w:r>
     </w:p>
     <w:p>
       <w:pPr>
         <w:spacing w:line="360" w:lineRule="auto"/>
         <w:jc w:val="both"/>
+        <w:rPr>
+          <w:lang w:val="es-ES"/>
+        </w:rPr>
       </w:pPr>
     </w:p>
     <w:p>
@@ -6558,32 +6084,26 @@
         <w:rPr>
           <w:b/>
           <w:bCs/>
+          <w:lang w:val="es-ES"/>
         </w:rPr>
       </w:pPr>
       <w:r>
         <w:rPr>
           <w:b/>
           <w:bCs/>
-        </w:rPr>
-        <w:t xml:space="preserve">Ejercicio de </w:t>
-      </w:r>
-      <w:proofErr w:type="spellStart"/>
-      <w:r>
+          <w:lang w:val="es-ES"/>
+        </w:rPr>
+        <w:t>Ejercicio de Simulación</w:t>
+      </w:r>
+    </w:p>
+    <w:p>
+      <w:pPr>
+        <w:spacing w:line="360" w:lineRule="auto"/>
+        <w:jc w:val="both"/>
         <w:rPr>
           <w:b/>
           <w:bCs/>
-        </w:rPr>
-        <w:t>Simulación</w:t>
-      </w:r>
-      <w:proofErr w:type="spellEnd"/>
-    </w:p>
-    <w:p>
-      <w:pPr>
-        <w:spacing w:line="360" w:lineRule="auto"/>
-        <w:jc w:val="both"/>
-        <w:rPr>
-          <w:b/>
-          <w:bCs/>
+          <w:lang w:val="es-ES"/>
         </w:rPr>
       </w:pPr>
     </w:p>
@@ -6592,6 +6112,9 @@
         <w:spacing w:line="360" w:lineRule="auto"/>
         <w:ind w:firstLine="708"/>
         <w:jc w:val="both"/>
+        <w:rPr>
+          <w:lang w:val="es-ES"/>
+        </w:rPr>
       </w:pPr>
       <w:r>
         <w:rPr>
@@ -6612,64 +6135,32 @@
         <w:t xml:space="preserve">. </w:t>
       </w:r>
       <w:r>
-        <w:t xml:space="preserve">Esto </w:t>
-      </w:r>
-      <w:proofErr w:type="spellStart"/>
-      <w:r>
-        <w:t>permite</w:t>
-      </w:r>
-      <w:proofErr w:type="spellEnd"/>
-      <w:r>
-        <w:t xml:space="preserve"> </w:t>
-      </w:r>
-      <w:proofErr w:type="spellStart"/>
-      <w:r>
-        <w:t>observar</w:t>
-      </w:r>
-      <w:proofErr w:type="spellEnd"/>
-      <w:r>
-        <w:t xml:space="preserve">, </w:t>
-      </w:r>
-      <w:proofErr w:type="spellStart"/>
-      <w:r>
-        <w:t>en</w:t>
-      </w:r>
-      <w:proofErr w:type="spellEnd"/>
-      <w:r>
-        <w:t xml:space="preserve"> un entorno controlado, bajo qué configuraciones el estimador TWFE presenta sesgos y en cuáles el DML logra corregirlos, estableciendo así un punto de referencia para interpretar los resultados de los </w:t>
-      </w:r>
-      <w:proofErr w:type="spellStart"/>
-      <w:r>
-        <w:t>casos</w:t>
-      </w:r>
-      <w:proofErr w:type="spellEnd"/>
-      <w:r>
-        <w:t xml:space="preserve"> </w:t>
-      </w:r>
-      <w:proofErr w:type="spellStart"/>
-      <w:r>
-        <w:t>empíricos</w:t>
-      </w:r>
-      <w:proofErr w:type="spellEnd"/>
-      <w:r>
-        <w:t xml:space="preserve"> que </w:t>
+        <w:rPr>
+          <w:lang w:val="es-ES"/>
+        </w:rPr>
+        <w:t xml:space="preserve">Esto permite observar, en un entorno controlado, bajo qué configuraciones el estimador TWFE presenta sesgos y en cuáles el DML logra corregirlos, estableciendo así un punto de referencia para interpretar los resultados de los casos empíricos que </w:t>
       </w:r>
       <w:commentRangeStart w:id="10"/>
-      <w:proofErr w:type="spellStart"/>
-      <w:r>
+      <w:r>
+        <w:rPr>
+          <w:lang w:val="es-ES"/>
+        </w:rPr>
         <w:t>siguen</w:t>
       </w:r>
       <w:commentRangeEnd w:id="10"/>
-      <w:proofErr w:type="spellEnd"/>
       <w:r>
         <w:rPr>
           <w:rStyle w:val="CommentReference"/>
           <w:sz w:val="24"/>
           <w:szCs w:val="24"/>
+          <w:lang w:val="es-ES"/>
         </w:rPr>
         <w:commentReference w:id="10"/>
       </w:r>
       <w:r>
+        <w:rPr>
+          <w:lang w:val="es-ES"/>
+        </w:rPr>
         <w:t>.</w:t>
       </w:r>
     </w:p>
@@ -6678,6 +6169,9 @@
         <w:spacing w:line="360" w:lineRule="auto"/>
         <w:ind w:firstLine="708"/>
         <w:jc w:val="both"/>
+        <w:rPr>
+          <w:lang w:val="es-ES"/>
+        </w:rPr>
       </w:pPr>
     </w:p>
     <w:p>
@@ -6715,6 +6209,9 @@
         <w:spacing w:line="360" w:lineRule="auto"/>
         <w:ind w:firstLine="708"/>
         <w:jc w:val="both"/>
+        <w:rPr>
+          <w:lang w:val="es-ES"/>
+        </w:rPr>
       </w:pPr>
       <w:r>
         <w:rPr>
@@ -6735,45 +6232,31 @@
         <w:t xml:space="preserve">. </w:t>
       </w:r>
       <w:r>
-        <w:t xml:space="preserve">El primer </w:t>
-      </w:r>
-      <w:proofErr w:type="spellStart"/>
-      <w:r>
-        <w:t>escenario</w:t>
-      </w:r>
-      <w:proofErr w:type="spellEnd"/>
-      <w:r>
-        <w:t xml:space="preserve"> </w:t>
-      </w:r>
-      <w:proofErr w:type="spellStart"/>
-      <w:r>
-        <w:t>analiza</w:t>
-      </w:r>
-      <w:proofErr w:type="spellEnd"/>
-      <w:r>
-        <w:t xml:space="preserve"> el impacto de la expansión del </w:t>
+        <w:rPr>
+          <w:lang w:val="es-ES"/>
+        </w:rPr>
+        <w:t xml:space="preserve">El primer escenario analiza el impacto de la expansión del </w:t>
       </w:r>
       <w:r>
         <w:rPr>
           <w:i/>
           <w:iCs/>
+          <w:lang w:val="es-ES"/>
         </w:rPr>
         <w:t>fracking</w:t>
       </w:r>
       <w:r>
+        <w:rPr>
+          <w:lang w:val="es-ES"/>
+        </w:rPr>
         <w:t xml:space="preserve"> sobre la actividad regulatoria ambiental en Estados Unidos mediante un diseño canónico. Con un tratamiento simultáneo iniciado en 2005, se utiliza un panel balanceado a nivel de código postal-año con más de 143,000 observaciones. En este </w:t>
       </w:r>
       <w:r>
+        <w:rPr>
+          <w:lang w:val="es-ES"/>
+        </w:rPr>
         <w:lastRenderedPageBreak/>
-        <w:t xml:space="preserve">contexto, donde la relación entre la exposición a los pozos (D) y los resultados regulatorios (Y) se modela con </w:t>
-      </w:r>
-      <w:proofErr w:type="gramStart"/>
-      <w:r>
-        <w:t>un set</w:t>
-      </w:r>
-      <w:proofErr w:type="gramEnd"/>
-      <w:r>
-        <w:t xml:space="preserve"> acotado de covariables económicas (X), la hipótesis plantea que el estimador TWFE y el DML arrojarán resultados similares.</w:t>
+        <w:t>contexto, donde la relación entre la exposición a los pozos (D) y los resultados regulatorios (Y) se modela con un set acotado de covariables económicas (X), la hipótesis plantea que el estimador TWFE y el DML arrojarán resultados similares.</w:t>
       </w:r>
     </w:p>
     <w:p>
@@ -6781,43 +6264,29 @@
         <w:spacing w:line="360" w:lineRule="auto"/>
         <w:ind w:firstLine="708"/>
         <w:jc w:val="both"/>
-      </w:pPr>
-      <w:r>
+        <w:rPr>
+          <w:lang w:val="es-ES"/>
+        </w:rPr>
+      </w:pPr>
+      <w:r>
+        <w:rPr>
+          <w:lang w:val="es-ES"/>
+        </w:rPr>
         <w:t>Por el contrario, el segundo caso aborda la evaluación de las leyes de defensa propia (</w:t>
       </w:r>
       <w:r>
         <w:rPr>
           <w:i/>
           <w:iCs/>
+          <w:lang w:val="es-ES"/>
         </w:rPr>
         <w:t>Castle Doctrine</w:t>
       </w:r>
       <w:r>
-        <w:t xml:space="preserve">) sobre las tasas de homicidio estatales en un diseño de adopción escalonad. En este esquema, la entrada en vigor de la ley varía entre los 50 estados durante el periodo 2000-2010. Dada la evolución heterogénea de variables demográficas y socioeconómicas complejas, se anticipa que el estimador tradicional TWFE presente sesgos significativos. Se espera que el DML, al capturar mejor estas interacciones, revele efectos causales más precisos y alineados con la literatura que critica la utilización de modelos de efectos fijos tradicionales para </w:t>
-      </w:r>
-      <w:proofErr w:type="spellStart"/>
-      <w:r>
-        <w:t>este</w:t>
-      </w:r>
-      <w:proofErr w:type="spellEnd"/>
-      <w:r>
-        <w:t xml:space="preserve"> </w:t>
-      </w:r>
-      <w:proofErr w:type="spellStart"/>
-      <w:r>
-        <w:t>tipo</w:t>
-      </w:r>
-      <w:proofErr w:type="spellEnd"/>
-      <w:r>
-        <w:t xml:space="preserve"> de </w:t>
-      </w:r>
-      <w:proofErr w:type="spellStart"/>
-      <w:r>
-        <w:t>datos</w:t>
-      </w:r>
-      <w:proofErr w:type="spellEnd"/>
-      <w:r>
-        <w:t>.</w:t>
+        <w:rPr>
+          <w:lang w:val="es-ES"/>
+        </w:rPr>
+        <w:t>) sobre las tasas de homicidio estatales en un diseño de adopción escalonad. En este esquema, la entrada en vigor de la ley varía entre los 50 estados durante el periodo 2000-2010. Dada la evolución heterogénea de variables demográficas y socioeconómicas complejas, se anticipa que el estimador tradicional TWFE presente sesgos significativos. Se espera que el DML, al capturar mejor estas interacciones, revele efectos causales más precisos y alineados con la literatura que critica la utilización de modelos de efectos fijos tradicionales para este tipo de datos.</w:t>
       </w:r>
     </w:p>
     <w:p>
@@ -6825,6 +6294,9 @@
         <w:spacing w:line="360" w:lineRule="auto"/>
         <w:ind w:firstLine="708"/>
         <w:jc w:val="both"/>
+        <w:rPr>
+          <w:lang w:val="es-ES"/>
+        </w:rPr>
       </w:pPr>
     </w:p>
     <w:p>
@@ -6834,41 +6306,26 @@
         <w:rPr>
           <w:b/>
           <w:bCs/>
-        </w:rPr>
-      </w:pPr>
-      <w:proofErr w:type="spellStart"/>
+          <w:lang w:val="es-ES"/>
+        </w:rPr>
+      </w:pPr>
       <w:r>
         <w:rPr>
           <w:b/>
           <w:bCs/>
-        </w:rPr>
-        <w:t>Implementación</w:t>
-      </w:r>
-      <w:proofErr w:type="spellEnd"/>
-      <w:r>
+          <w:lang w:val="es-ES"/>
+        </w:rPr>
+        <w:t>Implementación Técnica y Algoritmos</w:t>
+      </w:r>
+    </w:p>
+    <w:p>
+      <w:pPr>
+        <w:spacing w:line="360" w:lineRule="auto"/>
+        <w:jc w:val="both"/>
         <w:rPr>
           <w:b/>
           <w:bCs/>
-        </w:rPr>
-        <w:t xml:space="preserve"> Técnica y </w:t>
-      </w:r>
-      <w:proofErr w:type="spellStart"/>
-      <w:r>
-        <w:rPr>
-          <w:b/>
-          <w:bCs/>
-        </w:rPr>
-        <w:t>Algoritmos</w:t>
-      </w:r>
-      <w:proofErr w:type="spellEnd"/>
-    </w:p>
-    <w:p>
-      <w:pPr>
-        <w:spacing w:line="360" w:lineRule="auto"/>
-        <w:jc w:val="both"/>
-        <w:rPr>
-          <w:b/>
-          <w:bCs/>
+          <w:lang w:val="es-ES"/>
         </w:rPr>
       </w:pPr>
     </w:p>
@@ -6877,6 +6334,9 @@
         <w:spacing w:line="360" w:lineRule="auto"/>
         <w:ind w:firstLine="708"/>
         <w:jc w:val="both"/>
+        <w:rPr>
+          <w:lang w:val="es-ES"/>
+        </w:rPr>
       </w:pPr>
       <w:r>
         <w:rPr>
@@ -6884,115 +6344,92 @@
         </w:rPr>
         <w:t xml:space="preserve">La implementación del DML se centra en la estimación precisa de las </w:t>
       </w:r>
-      <w:proofErr w:type="spellStart"/>
       <w:r>
         <w:rPr>
           <w:i/>
           <w:iCs/>
           <w:lang w:val="es-ES"/>
         </w:rPr>
-        <w:t>nuisance</w:t>
-      </w:r>
-      <w:proofErr w:type="spellEnd"/>
+        <w:t>nuisance functions</w:t>
+      </w:r>
+      <w:r>
+        <w:rPr>
+          <w:lang w:val="es-ES"/>
+        </w:rPr>
+        <w:t>: la función de regresión de los resultados g(X)=E[Y</w:t>
+      </w:r>
+      <w:r>
+        <w:rPr>
+          <w:rFonts w:ascii="Cambria Math" w:hAnsi="Cambria Math" w:cs="Cambria Math"/>
+          <w:lang w:val="es-ES"/>
+        </w:rPr>
+        <w:t>∣</w:t>
+      </w:r>
+      <w:r>
+        <w:rPr>
+          <w:lang w:val="es-ES"/>
+        </w:rPr>
+        <w:t>X,D=0] y el modelo de propensión o exposición m(X)=E[D</w:t>
+      </w:r>
+      <w:r>
+        <w:rPr>
+          <w:rFonts w:ascii="Cambria Math" w:hAnsi="Cambria Math" w:cs="Cambria Math"/>
+          <w:lang w:val="es-ES"/>
+        </w:rPr>
+        <w:t>∣</w:t>
+      </w:r>
+      <w:r>
+        <w:rPr>
+          <w:lang w:val="es-ES"/>
+        </w:rPr>
+        <w:t xml:space="preserve">X]. </w:t>
+      </w:r>
+      <w:r>
+        <w:rPr>
+          <w:lang w:val="es-ES"/>
+        </w:rPr>
+        <w:t xml:space="preserve">Para abordar las no linealidades e interacciones automáticas sin recurrir a un preprocesamiento exhaustivo, se emplean algoritmos basados en árboles de decisión. En el caso del </w:t>
+      </w:r>
       <w:r>
         <w:rPr>
           <w:i/>
           <w:iCs/>
           <w:lang w:val="es-ES"/>
         </w:rPr>
-        <w:t xml:space="preserve"> </w:t>
-      </w:r>
-      <w:proofErr w:type="spellStart"/>
+        <w:t>fracking</w:t>
+      </w:r>
+      <w:r>
+        <w:rPr>
+          <w:lang w:val="es-ES"/>
+        </w:rPr>
+        <w:t xml:space="preserve">, se opta por </w:t>
+      </w:r>
       <w:r>
         <w:rPr>
           <w:i/>
           <w:iCs/>
           <w:lang w:val="es-ES"/>
         </w:rPr>
-        <w:t>functions</w:t>
-      </w:r>
-      <w:proofErr w:type="spellEnd"/>
-      <w:r>
-        <w:rPr>
-          <w:lang w:val="es-ES"/>
-        </w:rPr>
-        <w:t>: la función de regresión de los resultados g(X)=E[Y</w:t>
-      </w:r>
-      <w:r>
-        <w:rPr>
-          <w:rFonts w:ascii="Cambria Math" w:hAnsi="Cambria Math" w:cs="Cambria Math"/>
-          <w:lang w:val="es-ES"/>
-        </w:rPr>
-        <w:t>∣</w:t>
-      </w:r>
-      <w:proofErr w:type="gramStart"/>
-      <w:r>
-        <w:rPr>
-          <w:lang w:val="es-ES"/>
-        </w:rPr>
-        <w:t>X,D</w:t>
-      </w:r>
-      <w:proofErr w:type="gramEnd"/>
-      <w:r>
-        <w:rPr>
-          <w:lang w:val="es-ES"/>
-        </w:rPr>
-        <w:t>=0] y el modelo de propensión o exposición m(X)=E[D</w:t>
-      </w:r>
-      <w:r>
-        <w:rPr>
-          <w:rFonts w:ascii="Cambria Math" w:hAnsi="Cambria Math" w:cs="Cambria Math"/>
-          <w:lang w:val="es-ES"/>
-        </w:rPr>
-        <w:t>∣</w:t>
-      </w:r>
-      <w:r>
-        <w:rPr>
-          <w:lang w:val="es-ES"/>
-        </w:rPr>
-        <w:t xml:space="preserve">X]. </w:t>
-      </w:r>
-      <w:r>
-        <w:t xml:space="preserve">Para </w:t>
-      </w:r>
-      <w:proofErr w:type="spellStart"/>
-      <w:r>
-        <w:t>abordar</w:t>
-      </w:r>
-      <w:proofErr w:type="spellEnd"/>
-      <w:r>
-        <w:t xml:space="preserve"> las no linealidades e interacciones automáticas sin recurrir a un preprocesamiento exhaustivo, se emplean algoritmos basados en árboles de decisión. En el caso del </w:t>
+        <w:t>LightGBM</w:t>
+      </w:r>
+      <w:r>
+        <w:rPr>
+          <w:lang w:val="es-ES"/>
+        </w:rPr>
+        <w:t xml:space="preserve"> debido a su eficiencia computacional en muestras grandes. Para el caso de las leyes de defensa propia, se utiliza </w:t>
       </w:r>
       <w:r>
         <w:rPr>
           <w:i/>
           <w:iCs/>
-        </w:rPr>
-        <w:t>fracking</w:t>
-      </w:r>
-      <w:r>
-        <w:t xml:space="preserve">, se opta por </w:t>
-      </w:r>
-      <w:proofErr w:type="spellStart"/>
-      <w:r>
-        <w:rPr>
-          <w:i/>
-          <w:iCs/>
-        </w:rPr>
-        <w:t>LightGBM</w:t>
-      </w:r>
-      <w:proofErr w:type="spellEnd"/>
-      <w:r>
-        <w:t xml:space="preserve"> debido a su eficiencia computacional en muestras grandes. Para el caso de las leyes de defensa propia, se utiliza </w:t>
-      </w:r>
-      <w:r>
-        <w:rPr>
-          <w:i/>
-          <w:iCs/>
+          <w:lang w:val="es-ES"/>
         </w:rPr>
         <w:t>Random Forest</w:t>
       </w:r>
       <w:r>
+        <w:rPr>
+          <w:lang w:val="es-ES"/>
+        </w:rPr>
         <w:t>, aprovechando su robustez en conjuntos de datos estatales más densos pero de menor escala.</w:t>
       </w:r>
     </w:p>
@@ -7011,7 +6448,6 @@
         </w:rPr>
         <w:t xml:space="preserve">Todo el flujo de trabajo se desarrolla en Python, integrando el ecosistema de </w:t>
       </w:r>
-      <w:proofErr w:type="spellStart"/>
       <w:r>
         <w:rPr>
           <w:i/>
@@ -7020,7 +6456,6 @@
         </w:rPr>
         <w:t>scikit-learn</w:t>
       </w:r>
-      <w:proofErr w:type="spellEnd"/>
       <w:r>
         <w:rPr>
           <w:lang w:val="es-ES"/>
@@ -7033,7 +6468,6 @@
         </w:rPr>
         <w:t xml:space="preserve"> </w:t>
       </w:r>
-      <w:proofErr w:type="spellStart"/>
       <w:r>
         <w:rPr>
           <w:i/>
@@ -7042,14 +6476,12 @@
         </w:rPr>
         <w:t>statsmodels</w:t>
       </w:r>
-      <w:proofErr w:type="spellEnd"/>
       <w:r>
         <w:rPr>
           <w:lang w:val="es-ES"/>
         </w:rPr>
         <w:t xml:space="preserve"> y </w:t>
       </w:r>
-      <w:proofErr w:type="spellStart"/>
       <w:r>
         <w:rPr>
           <w:i/>
@@ -7058,7 +6490,6 @@
         </w:rPr>
         <w:t>doubleml</w:t>
       </w:r>
-      <w:proofErr w:type="spellEnd"/>
       <w:r>
         <w:rPr>
           <w:lang w:val="es-ES"/>
@@ -7154,7 +6585,6 @@
           <w:szCs w:val="28"/>
         </w:rPr>
       </w:pPr>
-      <w:proofErr w:type="spellStart"/>
       <w:r>
         <w:rPr>
           <w:b/>
@@ -7164,7 +6594,6 @@
         </w:rPr>
         <w:t>Cronograma</w:t>
       </w:r>
-      <w:proofErr w:type="spellEnd"/>
     </w:p>
     <w:p>
       <w:pPr>
@@ -7330,14 +6759,12 @@
                 <w:b/>
               </w:rPr>
             </w:pPr>
-            <w:proofErr w:type="spellStart"/>
             <w:r>
               <w:rPr>
                 <w:b/>
               </w:rPr>
               <w:t>Actividad</w:t>
             </w:r>
-            <w:proofErr w:type="spellEnd"/>
           </w:p>
         </w:tc>
         <w:tc>
@@ -7831,24 +7258,45 @@
           <w:p>
             <w:pPr>
               <w:jc w:val="both"/>
+              <w:rPr>
+                <w:lang w:val="es-ES"/>
+              </w:rPr>
             </w:pPr>
             <w:r>
+              <w:rPr>
+                <w:lang w:val="es-ES"/>
+              </w:rPr>
               <w:lastRenderedPageBreak/>
               <w:t>Actividad 2</w:t>
             </w:r>
             <w:r>
+              <w:rPr>
+                <w:lang w:val="es-ES"/>
+              </w:rPr>
               <w:t xml:space="preserve">: </w:t>
             </w:r>
             <w:r>
+              <w:rPr>
+                <w:lang w:val="es-ES"/>
+              </w:rPr>
               <w:t>R</w:t>
             </w:r>
             <w:r>
+              <w:rPr>
+                <w:lang w:val="es-ES"/>
+              </w:rPr>
               <w:t>evisión</w:t>
             </w:r>
             <w:r>
+              <w:rPr>
+                <w:lang w:val="es-ES"/>
+              </w:rPr>
               <w:t xml:space="preserve"> extra de </w:t>
             </w:r>
             <w:r>
+              <w:rPr>
+                <w:lang w:val="es-ES"/>
+              </w:rPr>
               <w:t>bibliografía</w:t>
             </w:r>
           </w:p>
@@ -7862,6 +7310,7 @@
               <w:jc w:val="both"/>
               <w:rPr>
                 <w:b/>
+                <w:lang w:val="es-ES"/>
               </w:rPr>
             </w:pPr>
           </w:p>
@@ -7875,6 +7324,7 @@
               <w:jc w:val="both"/>
               <w:rPr>
                 <w:b/>
+                <w:lang w:val="es-ES"/>
               </w:rPr>
             </w:pPr>
           </w:p>
@@ -8061,7 +7511,6 @@
             <w:r>
               <w:t xml:space="preserve">evision y </w:t>
             </w:r>
-            <w:proofErr w:type="spellStart"/>
             <w:r>
               <w:t>e</w:t>
             </w:r>
@@ -8074,7 +7523,6 @@
               </w:rPr>
               <w:t>ó</w:t>
             </w:r>
-            <w:proofErr w:type="spellEnd"/>
             <w:r>
               <w:t>n</w:t>
             </w:r>
@@ -8496,11 +7944,20 @@
           <w:p>
             <w:pPr>
               <w:jc w:val="both"/>
+              <w:rPr>
+                <w:lang w:val="es-ES"/>
+              </w:rPr>
             </w:pPr>
             <w:r>
+              <w:rPr>
+                <w:lang w:val="es-ES"/>
+              </w:rPr>
               <w:t>Actividad 5</w:t>
             </w:r>
             <w:r>
+              <w:rPr>
+                <w:lang w:val="es-ES"/>
+              </w:rPr>
               <w:t>: incorporar comentarios de seminario</w:t>
             </w:r>
           </w:p>
@@ -8514,6 +7971,7 @@
               <w:jc w:val="both"/>
               <w:rPr>
                 <w:b/>
+                <w:lang w:val="es-ES"/>
               </w:rPr>
             </w:pPr>
           </w:p>
@@ -8527,6 +7985,7 @@
               <w:jc w:val="both"/>
               <w:rPr>
                 <w:b/>
+                <w:lang w:val="es-ES"/>
               </w:rPr>
             </w:pPr>
           </w:p>
@@ -8540,6 +7999,7 @@
               <w:jc w:val="both"/>
               <w:rPr>
                 <w:b/>
+                <w:lang w:val="es-ES"/>
               </w:rPr>
             </w:pPr>
           </w:p>
@@ -8553,6 +8013,7 @@
               <w:jc w:val="both"/>
               <w:rPr>
                 <w:b/>
+                <w:lang w:val="es-ES"/>
               </w:rPr>
             </w:pPr>
           </w:p>
@@ -8566,6 +8027,7 @@
               <w:jc w:val="both"/>
               <w:rPr>
                 <w:b/>
+                <w:lang w:val="es-ES"/>
               </w:rPr>
             </w:pPr>
           </w:p>
@@ -8582,6 +8044,7 @@
               <w:jc w:val="both"/>
               <w:rPr>
                 <w:b/>
+                <w:lang w:val="es-ES"/>
               </w:rPr>
             </w:pPr>
           </w:p>
@@ -8598,6 +8061,7 @@
               <w:jc w:val="both"/>
               <w:rPr>
                 <w:b/>
+                <w:lang w:val="es-ES"/>
               </w:rPr>
             </w:pPr>
           </w:p>
@@ -8726,6 +8190,7 @@
           <w:bCs/>
           <w:sz w:val="28"/>
           <w:szCs w:val="28"/>
+          <w:lang w:val="es-ES"/>
         </w:rPr>
       </w:pPr>
       <w:r>
@@ -8734,6 +8199,7 @@
           <w:bCs/>
           <w:sz w:val="28"/>
           <w:szCs w:val="28"/>
+          <w:lang w:val="es-ES"/>
         </w:rPr>
         <w:t>Referencias bibliográficas</w:t>
       </w:r>
@@ -8743,6 +8209,7 @@
           <w:bCs/>
           <w:sz w:val="28"/>
           <w:szCs w:val="28"/>
+          <w:lang w:val="es-ES"/>
         </w:rPr>
         <w:t xml:space="preserve"> y bibliografía </w:t>
       </w:r>
@@ -8752,6 +8219,7 @@
           <w:bCs/>
           <w:sz w:val="28"/>
           <w:szCs w:val="28"/>
+          <w:lang w:val="es-ES"/>
         </w:rPr>
         <w:t>(</w:t>
       </w:r>
@@ -8761,6 +8229,7 @@
           <w:bCs/>
           <w:sz w:val="28"/>
           <w:szCs w:val="28"/>
+          <w:lang w:val="es-ES"/>
         </w:rPr>
         <w:t>preliminar</w:t>
       </w:r>
@@ -8770,6 +8239,7 @@
           <w:bCs/>
           <w:sz w:val="28"/>
           <w:szCs w:val="28"/>
+          <w:lang w:val="es-ES"/>
         </w:rPr>
         <w:t>)</w:t>
       </w:r>
@@ -8780,13 +8250,8 @@
         <w:spacing w:before="0" w:beforeAutospacing="0" w:after="0" w:afterAutospacing="0" w:line="480" w:lineRule="auto"/>
         <w:jc w:val="both"/>
       </w:pPr>
-      <w:proofErr w:type="spellStart"/>
-      <w:r>
-        <w:t>Breiman</w:t>
-      </w:r>
-      <w:proofErr w:type="spellEnd"/>
-      <w:r>
-        <w:t>, L. (2001a). Random forests.</w:t>
+      <w:r>
+        <w:t>Breiman, L. (2001a). Random forests.</w:t>
       </w:r>
       <w:r>
         <w:rPr>
@@ -8811,13 +8276,8 @@
         <w:spacing w:before="0" w:beforeAutospacing="0" w:after="0" w:afterAutospacing="0" w:line="480" w:lineRule="auto"/>
         <w:jc w:val="both"/>
       </w:pPr>
-      <w:proofErr w:type="spellStart"/>
-      <w:r>
-        <w:t>Breiman</w:t>
-      </w:r>
-      <w:proofErr w:type="spellEnd"/>
-      <w:r>
-        <w:t xml:space="preserve">, L. (2001b). Statistical modeling: The two cultures (with comments and a rejoinder </w:t>
+      <w:r>
+        <w:t xml:space="preserve">Breiman, L. (2001b). Statistical modeling: The two cultures (with comments and a rejoinder </w:t>
       </w:r>
     </w:p>
     <w:p>
@@ -8965,15 +8425,7 @@
         <w:jc w:val="both"/>
       </w:pPr>
       <w:r>
-        <w:t xml:space="preserve">Chernozhukov, V., </w:t>
-      </w:r>
-      <w:proofErr w:type="spellStart"/>
-      <w:r>
-        <w:t>Chetverikov</w:t>
-      </w:r>
-      <w:proofErr w:type="spellEnd"/>
-      <w:r>
-        <w:t xml:space="preserve">, D., Demirer, M., Duflo, E., Hansen, C., Newey, W., &amp; </w:t>
+        <w:t xml:space="preserve">Chernozhukov, V., Chetverikov, D., Demirer, M., Duflo, E., Hansen, C., Newey, W., &amp; </w:t>
       </w:r>
     </w:p>
     <w:p>
@@ -9253,13 +8705,8 @@
         <w:ind w:left="708"/>
         <w:jc w:val="both"/>
       </w:pPr>
-      <w:proofErr w:type="spellStart"/>
-      <w:r>
-        <w:t>LightGBM</w:t>
-      </w:r>
-      <w:proofErr w:type="spellEnd"/>
-      <w:r>
-        <w:t>: A highly efficient gradient boosting decision tree. In</w:t>
+      <w:r>
+        <w:t>LightGBM: A highly efficient gradient boosting decision tree. In</w:t>
       </w:r>
       <w:r>
         <w:rPr>
@@ -9564,8 +9011,14 @@
           <w:p>
             <w:pPr>
               <w:jc w:val="both"/>
+              <w:rPr>
+                <w:lang w:val="es-ES"/>
+              </w:rPr>
             </w:pPr>
             <w:r>
+              <w:rPr>
+                <w:lang w:val="es-ES"/>
+              </w:rPr>
               <w:lastRenderedPageBreak/>
               <w:t>Solicitud de aprobación de</w:t>
             </w:r>
@@ -9573,8 +9026,14 @@
           <w:p>
             <w:pPr>
               <w:jc w:val="both"/>
+              <w:rPr>
+                <w:lang w:val="es-ES"/>
+              </w:rPr>
             </w:pPr>
             <w:r>
+              <w:rPr>
+                <w:lang w:val="es-ES"/>
+              </w:rPr>
               <w:t>PROYECTO DE TRABAJO FINAL DE MAESTRÍA</w:t>
             </w:r>
           </w:p>
@@ -9594,12 +9053,14 @@
               <w:rPr>
                 <w:sz w:val="20"/>
                 <w:szCs w:val="20"/>
+                <w:lang w:val="es-ES"/>
               </w:rPr>
             </w:pPr>
             <w:r>
               <w:rPr>
                 <w:sz w:val="20"/>
                 <w:szCs w:val="20"/>
+                <w:lang w:val="es-ES"/>
               </w:rPr>
               <w:t>Código de la Maestría</w:t>
             </w:r>
@@ -9611,6 +9072,7 @@
                 <w:b/>
                 <w:sz w:val="20"/>
                 <w:szCs w:val="20"/>
+                <w:lang w:val="es-ES"/>
               </w:rPr>
             </w:pPr>
             <w:r>
@@ -9618,6 +9080,7 @@
                 <w:b/>
                 <w:sz w:val="20"/>
                 <w:szCs w:val="20"/>
+                <w:lang w:val="es-ES"/>
               </w:rPr>
               <w:t xml:space="preserve">                                          </w:t>
             </w:r>
@@ -9626,6 +9089,7 @@
                 <w:b/>
                 <w:sz w:val="20"/>
                 <w:szCs w:val="20"/>
+                <w:lang w:val="es-ES"/>
               </w:rPr>
               <w:t>M73</w:t>
             </w:r>
@@ -9634,6 +9098,7 @@
                 <w:b/>
                 <w:sz w:val="20"/>
                 <w:szCs w:val="20"/>
+                <w:lang w:val="es-ES"/>
               </w:rPr>
               <w:t xml:space="preserve">                                                                                      </w:t>
             </w:r>
@@ -9659,12 +9124,14 @@
               <w:rPr>
                 <w:sz w:val="20"/>
                 <w:szCs w:val="20"/>
+                <w:lang w:val="es-ES"/>
               </w:rPr>
             </w:pPr>
             <w:r>
               <w:rPr>
                 <w:sz w:val="20"/>
                 <w:szCs w:val="20"/>
+                <w:lang w:val="es-ES"/>
               </w:rPr>
               <w:t>Nombre y apellido del</w:t>
             </w:r>
@@ -9672,6 +9139,7 @@
               <w:rPr>
                 <w:sz w:val="20"/>
                 <w:szCs w:val="20"/>
+                <w:lang w:val="es-ES"/>
               </w:rPr>
               <w:t>/a</w:t>
             </w:r>
@@ -9679,6 +9147,7 @@
               <w:rPr>
                 <w:sz w:val="20"/>
                 <w:szCs w:val="20"/>
+                <w:lang w:val="es-ES"/>
               </w:rPr>
               <w:t xml:space="preserve"> alumno</w:t>
             </w:r>
@@ -9686,6 +9155,7 @@
               <w:rPr>
                 <w:sz w:val="20"/>
                 <w:szCs w:val="20"/>
+                <w:lang w:val="es-ES"/>
               </w:rPr>
               <w:t>/a</w:t>
             </w:r>
@@ -9721,12 +9191,14 @@
               <w:rPr>
                 <w:sz w:val="20"/>
                 <w:szCs w:val="20"/>
+                <w:lang w:val="es-ES"/>
               </w:rPr>
             </w:pPr>
             <w:r>
               <w:rPr>
                 <w:sz w:val="20"/>
                 <w:szCs w:val="20"/>
+                <w:lang w:val="es-ES"/>
               </w:rPr>
               <w:t>Tipo y N° de documento de identidad</w:t>
             </w:r>
@@ -9765,12 +9237,14 @@
               <w:rPr>
                 <w:sz w:val="20"/>
                 <w:szCs w:val="20"/>
+                <w:lang w:val="es-ES"/>
               </w:rPr>
             </w:pPr>
             <w:r>
               <w:rPr>
                 <w:sz w:val="20"/>
                 <w:szCs w:val="20"/>
+                <w:lang w:val="es-ES"/>
               </w:rPr>
               <w:t xml:space="preserve">Año de ingreso a la Maestría </w:t>
             </w:r>
@@ -9778,6 +9252,7 @@
               <w:rPr>
                 <w:sz w:val="20"/>
                 <w:szCs w:val="20"/>
+                <w:lang w:val="es-ES"/>
               </w:rPr>
               <w:t>–</w:t>
             </w:r>
@@ -9785,6 +9260,7 @@
               <w:rPr>
                 <w:sz w:val="20"/>
                 <w:szCs w:val="20"/>
+                <w:lang w:val="es-ES"/>
               </w:rPr>
               <w:t xml:space="preserve"> Ciclo</w:t>
             </w:r>
@@ -9792,6 +9268,7 @@
               <w:rPr>
                 <w:sz w:val="20"/>
                 <w:szCs w:val="20"/>
+                <w:lang w:val="es-ES"/>
               </w:rPr>
               <w:t xml:space="preserve"> </w:t>
             </w:r>
@@ -9876,12 +9353,14 @@
               <w:rPr>
                 <w:sz w:val="20"/>
                 <w:szCs w:val="20"/>
+                <w:lang w:val="es-ES"/>
               </w:rPr>
             </w:pPr>
             <w:r>
               <w:rPr>
                 <w:sz w:val="20"/>
                 <w:szCs w:val="20"/>
+                <w:lang w:val="es-ES"/>
               </w:rPr>
               <w:t>Título del Trabajo Final (preliminar)</w:t>
             </w:r>
@@ -9925,12 +9404,14 @@
               <w:rPr>
                 <w:sz w:val="20"/>
                 <w:szCs w:val="20"/>
+                <w:lang w:val="es-ES"/>
               </w:rPr>
             </w:pPr>
             <w:r>
               <w:rPr>
                 <w:sz w:val="20"/>
                 <w:szCs w:val="20"/>
+                <w:lang w:val="es-ES"/>
               </w:rPr>
               <w:t>Conformidad del profesional propuesto como Director</w:t>
             </w:r>
@@ -9938,6 +9419,7 @@
               <w:rPr>
                 <w:sz w:val="20"/>
                 <w:szCs w:val="20"/>
+                <w:lang w:val="es-ES"/>
               </w:rPr>
               <w:t>/a</w:t>
             </w:r>
@@ -9945,6 +9427,7 @@
               <w:rPr>
                 <w:sz w:val="20"/>
                 <w:szCs w:val="20"/>
+                <w:lang w:val="es-ES"/>
               </w:rPr>
               <w:t xml:space="preserve"> de Trabajo Final</w:t>
             </w:r>
@@ -9952,35 +9435,51 @@
           <w:p>
             <w:pPr>
               <w:jc w:val="both"/>
+              <w:rPr>
+                <w:lang w:val="es-ES"/>
+              </w:rPr>
             </w:pPr>
             <w:r>
+              <w:rPr>
+                <w:lang w:val="es-ES"/>
+              </w:rPr>
               <w:t>He revisado el proyecto y acepto la postulación como Director</w:t>
             </w:r>
             <w:r>
+              <w:rPr>
+                <w:lang w:val="es-ES"/>
+              </w:rPr>
               <w:t>/a</w:t>
             </w:r>
             <w:r>
+              <w:rPr>
+                <w:lang w:val="es-ES"/>
+              </w:rPr>
               <w:t xml:space="preserve"> comprometiéndome a dirigir las tareas del</w:t>
             </w:r>
             <w:r>
+              <w:rPr>
+                <w:lang w:val="es-ES"/>
+              </w:rPr>
               <w:t>/a</w:t>
             </w:r>
             <w:r>
+              <w:rPr>
+                <w:lang w:val="es-ES"/>
+              </w:rPr>
               <w:t xml:space="preserve"> alumno</w:t>
             </w:r>
             <w:r>
+              <w:rPr>
+                <w:lang w:val="es-ES"/>
+              </w:rPr>
               <w:t>/a</w:t>
             </w:r>
             <w:r>
-              <w:t xml:space="preserve"> orientadas </w:t>
-            </w:r>
-            <w:proofErr w:type="gramStart"/>
-            <w:r>
-              <w:t>a</w:t>
-            </w:r>
-            <w:proofErr w:type="gramEnd"/>
-            <w:r>
-              <w:t xml:space="preserve"> elaborar su Trabajo Final de Maestría.</w:t>
+              <w:rPr>
+                <w:lang w:val="es-ES"/>
+              </w:rPr>
+              <w:t xml:space="preserve"> orientadas a elaborar su Trabajo Final de Maestría.</w:t>
             </w:r>
           </w:p>
           <w:p>
@@ -9988,6 +9487,7 @@
               <w:jc w:val="both"/>
               <w:rPr>
                 <w:sz w:val="16"/>
+                <w:lang w:val="es-ES"/>
               </w:rPr>
             </w:pPr>
           </w:p>
@@ -9996,23 +9496,27 @@
               <w:jc w:val="both"/>
               <w:rPr>
                 <w:sz w:val="16"/>
+                <w:lang w:val="es-ES"/>
               </w:rPr>
             </w:pPr>
             <w:r>
               <w:rPr>
                 <w:sz w:val="16"/>
+                <w:lang w:val="es-ES"/>
               </w:rPr>
               <w:t>Firma del Director</w:t>
             </w:r>
             <w:r>
               <w:rPr>
                 <w:sz w:val="16"/>
+                <w:lang w:val="es-ES"/>
               </w:rPr>
               <w:t>/a</w:t>
             </w:r>
             <w:r>
               <w:rPr>
                 <w:sz w:val="16"/>
+                <w:lang w:val="es-ES"/>
               </w:rPr>
               <w:t xml:space="preserve"> de Trabajo Final …………………………………………………                 </w:t>
             </w:r>
@@ -10022,6 +9526,7 @@
               <w:jc w:val="both"/>
               <w:rPr>
                 <w:sz w:val="16"/>
+                <w:lang w:val="es-ES"/>
               </w:rPr>
             </w:pPr>
           </w:p>
@@ -10089,6 +9594,7 @@
                 <w:b/>
                 <w:sz w:val="20"/>
                 <w:szCs w:val="20"/>
+                <w:lang w:val="es-ES"/>
               </w:rPr>
             </w:pPr>
             <w:r>
@@ -10096,6 +9602,7 @@
                 <w:b/>
                 <w:sz w:val="20"/>
                 <w:szCs w:val="20"/>
+                <w:lang w:val="es-ES"/>
               </w:rPr>
               <w:t>Datos de</w:t>
             </w:r>
@@ -10104,6 +9611,7 @@
                 <w:b/>
                 <w:sz w:val="20"/>
                 <w:szCs w:val="20"/>
+                <w:lang w:val="es-ES"/>
               </w:rPr>
               <w:t xml:space="preserve"> contacto del</w:t>
             </w:r>
@@ -10112,6 +9620,7 @@
                 <w:b/>
                 <w:sz w:val="20"/>
                 <w:szCs w:val="20"/>
+                <w:lang w:val="es-ES"/>
               </w:rPr>
               <w:t>/a</w:t>
             </w:r>
@@ -10120,24 +9629,16 @@
                 <w:b/>
                 <w:sz w:val="20"/>
                 <w:szCs w:val="20"/>
-              </w:rPr>
-              <w:t xml:space="preserve"> postulante a </w:t>
+                <w:lang w:val="es-ES"/>
+              </w:rPr>
+              <w:t xml:space="preserve"> postulante a Director</w:t>
             </w:r>
-            <w:proofErr w:type="gramStart"/>
             <w:r>
               <w:rPr>
                 <w:b/>
                 <w:sz w:val="20"/>
                 <w:szCs w:val="20"/>
-              </w:rPr>
-              <w:t>Director</w:t>
-            </w:r>
-            <w:proofErr w:type="gramEnd"/>
-            <w:r>
-              <w:rPr>
-                <w:b/>
-                <w:sz w:val="20"/>
-                <w:szCs w:val="20"/>
+                <w:lang w:val="es-ES"/>
               </w:rPr>
               <w:t>/a</w:t>
             </w:r>
@@ -10149,6 +9650,7 @@
                 <w:color w:val="FFFFFF" w:themeColor="background1"/>
                 <w:sz w:val="16"/>
                 <w:szCs w:val="16"/>
+                <w:lang w:val="es-ES"/>
               </w:rPr>
             </w:pPr>
           </w:p>
@@ -10254,30 +9756,16 @@
               <w:rPr>
                 <w:sz w:val="20"/>
                 <w:szCs w:val="20"/>
+                <w:lang w:val="es-ES"/>
               </w:rPr>
             </w:pPr>
             <w:r>
               <w:rPr>
                 <w:sz w:val="20"/>
                 <w:szCs w:val="20"/>
-              </w:rPr>
-              <w:t xml:space="preserve">Se adjunta </w:t>
-            </w:r>
-            <w:proofErr w:type="gramStart"/>
-            <w:r>
-              <w:rPr>
-                <w:sz w:val="20"/>
-                <w:szCs w:val="20"/>
-              </w:rPr>
-              <w:t>a</w:t>
-            </w:r>
-            <w:proofErr w:type="gramEnd"/>
-            <w:r>
-              <w:rPr>
-                <w:sz w:val="20"/>
-                <w:szCs w:val="20"/>
-              </w:rPr>
-              <w:t xml:space="preserve"> este formulario:</w:t>
+                <w:lang w:val="es-ES"/>
+              </w:rPr>
+              <w:t>Se adjunta a este formulario:</w:t>
             </w:r>
           </w:p>
           <w:p>
@@ -10292,12 +9780,14 @@
               <w:rPr>
                 <w:sz w:val="20"/>
                 <w:szCs w:val="20"/>
+                <w:lang w:val="es-ES"/>
               </w:rPr>
             </w:pPr>
             <w:r>
               <w:rPr>
                 <w:sz w:val="20"/>
                 <w:szCs w:val="20"/>
+                <w:lang w:val="es-ES"/>
               </w:rPr>
               <w:t>Proyecto de Trabajo Final de Maestría</w:t>
             </w:r>
@@ -10314,28 +9804,22 @@
               <w:rPr>
                 <w:sz w:val="20"/>
                 <w:szCs w:val="20"/>
+                <w:lang w:val="es-ES"/>
               </w:rPr>
             </w:pPr>
             <w:r>
               <w:rPr>
                 <w:sz w:val="20"/>
                 <w:szCs w:val="20"/>
-              </w:rPr>
-              <w:t xml:space="preserve">CV del postulante a </w:t>
+                <w:lang w:val="es-ES"/>
+              </w:rPr>
+              <w:t>CV del postulante a Director</w:t>
             </w:r>
-            <w:proofErr w:type="gramStart"/>
             <w:r>
               <w:rPr>
                 <w:sz w:val="20"/>
                 <w:szCs w:val="20"/>
-              </w:rPr>
-              <w:t>Director</w:t>
-            </w:r>
-            <w:proofErr w:type="gramEnd"/>
-            <w:r>
-              <w:rPr>
-                <w:sz w:val="20"/>
-                <w:szCs w:val="20"/>
+                <w:lang w:val="es-ES"/>
               </w:rPr>
               <w:t>/a</w:t>
             </w:r>
@@ -10343,6 +9827,7 @@
               <w:rPr>
                 <w:sz w:val="20"/>
                 <w:szCs w:val="20"/>
+                <w:lang w:val="es-ES"/>
               </w:rPr>
               <w:t xml:space="preserve"> de Trabajo Final (si no fuera docente de la Maestría)</w:t>
             </w:r>
@@ -10394,12 +9879,14 @@
               <w:rPr>
                 <w:sz w:val="20"/>
                 <w:szCs w:val="20"/>
+                <w:lang w:val="es-ES"/>
               </w:rPr>
             </w:pPr>
             <w:r>
               <w:rPr>
                 <w:sz w:val="20"/>
                 <w:szCs w:val="20"/>
+                <w:lang w:val="es-ES"/>
               </w:rPr>
               <w:t>Firma del</w:t>
             </w:r>
@@ -10407,6 +9894,7 @@
               <w:rPr>
                 <w:sz w:val="20"/>
                 <w:szCs w:val="20"/>
+                <w:lang w:val="es-ES"/>
               </w:rPr>
               <w:t>/a</w:t>
             </w:r>
@@ -10414,6 +9902,7 @@
               <w:rPr>
                 <w:sz w:val="20"/>
                 <w:szCs w:val="20"/>
+                <w:lang w:val="es-ES"/>
               </w:rPr>
               <w:t xml:space="preserve"> alumno</w:t>
             </w:r>
@@ -10421,6 +9910,7 @@
               <w:rPr>
                 <w:sz w:val="20"/>
                 <w:szCs w:val="20"/>
+                <w:lang w:val="es-ES"/>
               </w:rPr>
               <w:t>/a</w:t>
             </w:r>
@@ -10450,6 +9940,7 @@
                 <w:b/>
                 <w:sz w:val="20"/>
                 <w:szCs w:val="20"/>
+                <w:lang w:val="es-ES"/>
               </w:rPr>
             </w:pPr>
             <w:r>
@@ -10457,6 +9948,7 @@
                 <w:b/>
                 <w:sz w:val="20"/>
                 <w:szCs w:val="20"/>
+                <w:lang w:val="es-ES"/>
               </w:rPr>
               <w:t>Para uso exclusivo de la Dirección de la Maestría</w:t>
             </w:r>
@@ -10468,38 +9960,58 @@
                 <w:b/>
                 <w:sz w:val="20"/>
                 <w:szCs w:val="20"/>
+                <w:lang w:val="es-ES"/>
               </w:rPr>
             </w:pPr>
           </w:p>
           <w:p>
             <w:pPr>
               <w:jc w:val="both"/>
+              <w:rPr>
+                <w:lang w:val="es-ES"/>
+              </w:rPr>
             </w:pPr>
             <w:r>
+              <w:rPr>
+                <w:lang w:val="es-ES"/>
+              </w:rPr>
               <w:t>Se solicita a la EEP elevar al Consejo Directivo de la FCE el pedido de aprobación de tema de Trabajo Final y designación de Director/a propuesto/a.</w:t>
             </w:r>
           </w:p>
           <w:p>
             <w:pPr>
               <w:jc w:val="both"/>
+              <w:rPr>
+                <w:lang w:val="es-ES"/>
+              </w:rPr>
             </w:pPr>
           </w:p>
           <w:p>
             <w:pPr>
               <w:jc w:val="both"/>
+              <w:rPr>
+                <w:lang w:val="es-ES"/>
+              </w:rPr>
             </w:pPr>
           </w:p>
           <w:p>
             <w:pPr>
               <w:jc w:val="both"/>
+              <w:rPr>
+                <w:lang w:val="es-ES"/>
+              </w:rPr>
             </w:pPr>
             <w:r>
+              <w:rPr>
+                <w:lang w:val="es-ES"/>
+              </w:rPr>
               <w:t xml:space="preserve">        </w:t>
             </w:r>
             <w:r>
               <w:rPr>
                 <w:sz w:val="16"/>
                 <w:szCs w:val="16"/>
+                <w:lang w:val="es-ES"/>
               </w:rPr>
               <w:t>FIRMA AUTORIDAD ACADÉMICA                                           ACLARACIÓN                                  FECHA</w:t>
             </w:r>
@@ -10517,6 +10029,7 @@
           <w:i w:val="0"/>
           <w:sz w:val="16"/>
           <w:szCs w:val="16"/>
+          <w:lang w:val="es-ES"/>
         </w:rPr>
       </w:pPr>
     </w:p>
@@ -10532,7 +10045,6 @@
           <w:szCs w:val="16"/>
         </w:rPr>
       </w:pPr>
-      <w:proofErr w:type="spellStart"/>
       <w:r>
         <w:rPr>
           <w:rFonts w:ascii="Times New Roman" w:hAnsi="Times New Roman"/>
@@ -10540,17 +10052,7 @@
           <w:sz w:val="16"/>
           <w:szCs w:val="16"/>
         </w:rPr>
-        <w:t>Form</w:t>
-      </w:r>
-      <w:proofErr w:type="spellEnd"/>
-      <w:r>
-        <w:rPr>
-          <w:rFonts w:ascii="Times New Roman" w:hAnsi="Times New Roman"/>
-          <w:i w:val="0"/>
-          <w:sz w:val="16"/>
-          <w:szCs w:val="16"/>
-        </w:rPr>
-        <w:t>. PTFM v</w:t>
+        <w:t>Form. PTFM v</w:t>
       </w:r>
       <w:r>
         <w:rPr>
